--- a/templates/5. นำส่งเอกสารการขออนุมัติ_template.docx
+++ b/templates/5. นำส่งเอกสารการขออนุมัติ_template.docx
@@ -784,119 +784,7 @@
           <w:szCs w:val="40"/>
           <w:lang w:eastAsia="en-US"/>
         </w:rPr>
-        <mc:AlternateContent>
-          <mc:Choice Requires="wps">
-            <w:drawing>
-              <wp:anchor distT="0" distB="0" distL="114300" distR="114300" simplePos="0" relativeHeight="251658752" behindDoc="0" locked="0" layoutInCell="1" allowOverlap="1" wp14:anchorId="46737539" wp14:editId="078827EE">
-                <wp:simplePos x="0" y="0"/>
-                <wp:positionH relativeFrom="column">
-                  <wp:posOffset>323850</wp:posOffset>
-                </wp:positionH>
-                <wp:positionV relativeFrom="paragraph">
-                  <wp:posOffset>237490</wp:posOffset>
-                </wp:positionV>
-                <wp:extent cx="5461000" cy="0"/>
-                <wp:effectExtent l="13335" t="13335" r="12065" b="5715"/>
-                <wp:wrapNone/>
-                <wp:docPr id="1251027208" name="Line 10"/>
-                <wp:cNvGraphicFramePr>
-                  <a:graphicFrameLocks xmlns:a="http://schemas.openxmlformats.org/drawingml/2006/main"/>
-                </wp:cNvGraphicFramePr>
-                <a:graphic xmlns:a="http://schemas.openxmlformats.org/drawingml/2006/main">
-                  <a:graphicData uri="http://schemas.microsoft.com/office/word/2010/wordprocessingShape">
-                    <wps:wsp>
-                      <wps:cNvCnPr>
-                        <a:cxnSpLocks noChangeShapeType="1"/>
-                      </wps:cNvCnPr>
-                      <wps:spPr bwMode="auto">
-                        <a:xfrm>
-                          <a:off x="0" y="0"/>
-                          <a:ext cx="5461000" cy="0"/>
-                        </a:xfrm>
-                        <a:prstGeom prst="line">
-                          <a:avLst/>
-                        </a:prstGeom>
-                        <a:noFill/>
-                        <a:ln w="9525" cap="rnd">
-                          <a:solidFill>
-                            <a:srgbClr val="000000"/>
-                          </a:solidFill>
-                          <a:prstDash val="sysDot"/>
-                          <a:round/>
-                          <a:headEnd/>
-                          <a:tailEnd/>
-                        </a:ln>
-                        <a:extLst>
-                          <a:ext uri="{909E8E84-426E-40DD-AFC4-6F175D3DCCD1}">
-                            <a14:hiddenFill xmlns:a14="http://schemas.microsoft.com/office/drawing/2010/main">
-                              <a:noFill/>
-                            </a14:hiddenFill>
-                          </a:ext>
-                        </a:extLst>
-                      </wps:spPr>
-                      <wps:bodyPr/>
-                    </wps:wsp>
-                  </a:graphicData>
-                </a:graphic>
-                <wp14:sizeRelH relativeFrom="page">
-                  <wp14:pctWidth>0</wp14:pctWidth>
-                </wp14:sizeRelH>
-                <wp14:sizeRelV relativeFrom="page">
-                  <wp14:pctHeight>0</wp14:pctHeight>
-                </wp14:sizeRelV>
-              </wp:anchor>
-            </w:drawing>
-          </mc:Choice>
-          <mc:Fallback>
-            <w:pict>
-              <v:line w14:anchorId="57018B3C" id="Line 10" o:spid="_x0000_s1026" style="position:absolute;z-index:251658752;visibility:visible;mso-wrap-style:square;mso-width-percent:0;mso-height-percent:0;mso-wrap-distance-left:9pt;mso-wrap-distance-top:0;mso-wrap-distance-right:9pt;mso-wrap-distance-bottom:0;mso-position-horizontal:absolute;mso-position-horizontal-relative:text;mso-position-vertical:absolute;mso-position-vertical-relative:text;mso-width-percent:0;mso-height-percent:0;mso-width-relative:page;mso-height-relative:page" from="25.5pt,18.7pt" to="455.5pt,18.7pt" o:gfxdata="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">
-                <v:stroke dashstyle="1 1" endcap="round"/>
-              </v:line>
-            </w:pict>
-          </mc:Fallback>
-        </mc:AlternateContent>
-      </w:r>
-      <w:r>
-        <w:rPr>
-          <w:rFonts w:ascii="TH SarabunIT๙" w:hAnsi="TH SarabunIT๙" w:cs="TH SarabunIT๙"/>
-          <w:b/>
-          <w:bCs/>
-          <w:color w:val="auto"/>
-          <w:sz w:val="40"/>
-          <w:szCs w:val="40"/>
-          <w:cs/>
-        </w:rPr>
-        <w:t>เรื่อง</w:t>
-      </w:r>
-      <w:r>
-        <w:rPr>
-          <w:rFonts w:ascii="TH SarabunIT๙" w:hAnsi="TH SarabunIT๙" w:cs="TH SarabunIT๙" w:hint="cs"/>
-          <w:color w:val="auto"/>
-          <w:sz w:val="32"/>
-          <w:szCs w:val="32"/>
-          <w:cs/>
-        </w:rPr>
-        <w:t xml:space="preserve"> </w:t>
-      </w:r>
-      <w:r>
-        <w:rPr>
-          <w:rFonts w:ascii="TH SarabunIT๙" w:hAnsi="TH SarabunIT๙" w:cs="TH SarabunIT๙"/>
-          <w:color w:val="auto"/>
-          <w:sz w:val="32"/>
-          <w:szCs w:val="32"/>
-          <w:cs/>
-        </w:rPr>
-        <w:t>ขออนุมัติจัดทำโครงการ</w:t>
-      </w:r>
-      <w:r>
-        <w:rPr>
-          <w:rFonts w:ascii="TH SarabunIT๙" w:hAnsi="TH SarabunIT๙" w:cs="TH SarabunIT๙"/>
-          <w:color w:val="000000"/>
-          <w:sz w:val="32"/>
-          <w:szCs w:val="32"/>
-          <w:cs/>
-        </w:rPr>
-        <w:t>[ชื่อโครงการ]</w:t>
+        <w:t>เรื่อง ขอนำส่งเอกสารการจัดทำโครงการ[ชื่อโครงการ]</w:t>
       </w:r>
     </w:p>
     <w:p>
@@ -919,37 +807,7 @@
           <w:szCs w:val="32"/>
           <w:cs/>
         </w:rPr>
-        <w:t>เรียน</w:t>
-      </w:r>
-      <w:r>
-        <w:rPr>
-          <w:rFonts w:ascii="TH SarabunIT๙" w:hAnsi="TH SarabunIT๙" w:cs="TH SarabunIT๙" w:hint="cs"/>
-          <w:color w:val="auto"/>
-          <w:sz w:val="32"/>
-          <w:szCs w:val="32"/>
-          <w:cs/>
-        </w:rPr>
-        <w:t xml:space="preserve"> </w:t>
-      </w:r>
-      <w:r>
-        <w:rPr>
-          <w:rFonts w:ascii="TH SarabunIT๙" w:hAnsi="TH SarabunIT๙" w:cs="TH SarabunIT๙"/>
-          <w:color w:val="auto"/>
-          <w:sz w:val="32"/>
-          <w:szCs w:val="32"/>
-          <w:cs/>
-        </w:rPr>
-        <w:t xml:space="preserve"> </w:t>
-      </w:r>
-      <w:r>
-        <w:rPr>
-          <w:rFonts w:ascii="TH SarabunIT๙" w:hAnsi="TH SarabunIT๙" w:cs="TH SarabunIT๙" w:hint="cs"/>
-          <w:color w:val="auto"/>
-          <w:sz w:val="32"/>
-          <w:szCs w:val="32"/>
-          <w:cs/>
-        </w:rPr>
-        <w:t>นายกองค์การบริหารส่วนตำบลคลองด่าน</w:t>
+        <w:t>เรียน  ผู้อำนวยการกองคลัง (ในฐานะหัวหน้าเจ้าหน้าที่ ตามระเบียบกระทรวงการคลัง ว่าด้วยการจัดซื้อจัดจ้าง และการบริหารพัสดุภาครัฐ์ พ.ศ. 2560)</w:t>
       </w:r>
     </w:p>
     <w:p>
@@ -1023,516 +881,8 @@
           <w:cs/>
         </w:rPr>
         <w:tab/>
-      </w:r>
-      <w:r>
-        <w:rPr>
-          <w:rFonts w:ascii="TH SarabunIT๙" w:hAnsi="TH SarabunIT๙" w:cs="TH SarabunIT๙"/>
-          <w:color w:val="auto"/>
-          <w:sz w:val="32"/>
-          <w:szCs w:val="32"/>
-          <w:cs/>
-        </w:rPr>
-        <w:tab/>
-      </w:r>
-      <w:r>
-        <w:rPr>
-          <w:rFonts w:ascii="TH SarabunIT๙" w:hAnsi="TH SarabunIT๙" w:cs="TH SarabunIT๙"/>
-          <w:color w:val="auto"/>
-          <w:sz w:val="32"/>
-          <w:szCs w:val="32"/>
-          <w:cs/>
-        </w:rPr>
-        <w:t xml:space="preserve">1. </w:t>
-      </w:r>
-      <w:r>
-        <w:rPr>
-          <w:rFonts w:ascii="TH SarabunIT๙" w:hAnsi="TH SarabunIT๙" w:cs="TH SarabunIT๙" w:hint="cs"/>
-          <w:color w:val="auto"/>
-          <w:sz w:val="32"/>
-          <w:szCs w:val="32"/>
-          <w:cs/>
-        </w:rPr>
-        <w:t>ตามมติที่ประชุมสภาองค์การบริหารส่วนตำบลคลองด่าน</w:t>
-      </w:r>
-      <w:r>
-        <w:rPr>
-          <w:rFonts w:ascii="TH SarabunIT๙" w:hAnsi="TH SarabunIT๙" w:cs="TH SarabunIT๙"/>
-          <w:color w:val="auto"/>
-          <w:sz w:val="32"/>
-          <w:szCs w:val="32"/>
-          <w:cs/>
-        </w:rPr>
-        <w:t xml:space="preserve"> </w:t>
-      </w:r>
-      <w:r>
-        <w:rPr>
-          <w:rFonts w:ascii="TH SarabunIT๙" w:hAnsi="TH SarabunIT๙" w:cs="TH SarabunIT๙" w:hint="cs"/>
-          <w:color w:val="auto"/>
-          <w:sz w:val="32"/>
-          <w:szCs w:val="32"/>
-          <w:cs/>
-        </w:rPr>
-        <w:t>สมัยประชุมวิสามัญ</w:t>
-      </w:r>
-      <w:r>
-        <w:rPr>
-          <w:rFonts w:ascii="TH SarabunIT๙" w:hAnsi="TH SarabunIT๙" w:cs="TH SarabunIT๙"/>
-          <w:color w:val="auto"/>
-          <w:sz w:val="32"/>
-          <w:szCs w:val="32"/>
-          <w:cs/>
-        </w:rPr>
-        <w:t xml:space="preserve"> </w:t>
-      </w:r>
-      <w:r>
-        <w:rPr>
-          <w:rFonts w:ascii="TH SarabunIT๙" w:hAnsi="TH SarabunIT๙" w:cs="TH SarabunIT๙" w:hint="cs"/>
-          <w:color w:val="auto"/>
-          <w:sz w:val="32"/>
-          <w:szCs w:val="32"/>
-          <w:cs/>
-        </w:rPr>
-        <w:t>สมัยที่</w:t>
-      </w:r>
-      <w:r>
-        <w:rPr>
-          <w:rFonts w:ascii="TH SarabunIT๙" w:hAnsi="TH SarabunIT๙" w:cs="TH SarabunIT๙"/>
-          <w:color w:val="auto"/>
-          <w:sz w:val="32"/>
-          <w:szCs w:val="32"/>
-          <w:cs/>
-        </w:rPr>
-        <w:t xml:space="preserve"> 6 </w:t>
-      </w:r>
-      <w:r>
-        <w:rPr>
-          <w:rFonts w:ascii="TH SarabunIT๙" w:hAnsi="TH SarabunIT๙" w:cs="TH SarabunIT๙" w:hint="cs"/>
-          <w:color w:val="auto"/>
-          <w:sz w:val="32"/>
-          <w:szCs w:val="32"/>
-          <w:cs/>
-        </w:rPr>
-        <w:t>ประจำปี</w:t>
-      </w:r>
-      <w:r>
-        <w:rPr>
-          <w:rFonts w:ascii="TH SarabunIT๙" w:hAnsi="TH SarabunIT๙" w:cs="TH SarabunIT๙"/>
-          <w:color w:val="auto"/>
-          <w:sz w:val="32"/>
-          <w:szCs w:val="32"/>
-          <w:cs/>
-        </w:rPr>
-        <w:t xml:space="preserve"> </w:t>
-      </w:r>
-      <w:r>
-        <w:rPr>
-          <w:rFonts w:ascii="TH SarabunIT๙" w:hAnsi="TH SarabunIT๙" w:cs="TH SarabunIT๙" w:hint="cs"/>
-          <w:color w:val="auto"/>
-          <w:sz w:val="32"/>
-          <w:szCs w:val="32"/>
-          <w:cs/>
-        </w:rPr>
-        <w:t>พ</w:t>
-      </w:r>
-      <w:r>
-        <w:rPr>
-          <w:rFonts w:ascii="TH SarabunIT๙" w:hAnsi="TH SarabunIT๙" w:cs="TH SarabunIT๙"/>
-          <w:color w:val="auto"/>
-          <w:sz w:val="32"/>
-          <w:szCs w:val="32"/>
-          <w:cs/>
-        </w:rPr>
-        <w:t>.</w:t>
-      </w:r>
-      <w:r>
-        <w:rPr>
-          <w:rFonts w:ascii="TH SarabunIT๙" w:hAnsi="TH SarabunIT๙" w:cs="TH SarabunIT๙" w:hint="cs"/>
-          <w:color w:val="auto"/>
-          <w:sz w:val="32"/>
-          <w:szCs w:val="32"/>
-          <w:cs/>
-        </w:rPr>
-        <w:t>ศ</w:t>
-      </w:r>
-      <w:r>
-        <w:rPr>
-          <w:rFonts w:ascii="TH SarabunIT๙" w:hAnsi="TH SarabunIT๙" w:cs="TH SarabunIT๙"/>
-          <w:color w:val="auto"/>
-          <w:sz w:val="32"/>
-          <w:szCs w:val="32"/>
-          <w:cs/>
-        </w:rPr>
-        <w:t xml:space="preserve">. </w:t>
-      </w:r>
-      <w:r>
-        <w:rPr>
-          <w:rFonts w:ascii="TH SarabunIT๙" w:hAnsi="TH SarabunIT๙" w:cs="TH SarabunIT๙" w:hint="cs"/>
-          <w:color w:val="auto"/>
-          <w:sz w:val="32"/>
-          <w:szCs w:val="32"/>
-          <w:cs/>
-        </w:rPr>
-        <w:t>๒๕๖</w:t>
-      </w:r>
-      <w:r>
-        <w:rPr>
-          <w:rFonts w:ascii="TH SarabunIT๙" w:hAnsi="TH SarabunIT๙" w:cs="TH SarabunIT๙"/>
-          <w:color w:val="auto"/>
-          <w:sz w:val="32"/>
-          <w:szCs w:val="32"/>
-          <w:cs/>
-        </w:rPr>
-        <w:t xml:space="preserve">7 </w:t>
-      </w:r>
-      <w:r>
-        <w:rPr>
-          <w:rFonts w:ascii="TH SarabunIT๙" w:hAnsi="TH SarabunIT๙" w:cs="TH SarabunIT๙" w:hint="cs"/>
-          <w:color w:val="auto"/>
-          <w:sz w:val="32"/>
-          <w:szCs w:val="32"/>
-          <w:cs/>
-        </w:rPr>
-        <w:t>เมื่อวันอังคารที่</w:t>
-      </w:r>
-      <w:r>
-        <w:rPr>
-          <w:rFonts w:ascii="TH SarabunIT๙" w:hAnsi="TH SarabunIT๙" w:cs="TH SarabunIT๙"/>
-          <w:color w:val="auto"/>
-          <w:sz w:val="32"/>
-          <w:szCs w:val="32"/>
-          <w:cs/>
-        </w:rPr>
-        <w:t xml:space="preserve"> 13 </w:t>
-      </w:r>
-      <w:r>
-        <w:rPr>
-          <w:rFonts w:ascii="TH SarabunIT๙" w:hAnsi="TH SarabunIT๙" w:cs="TH SarabunIT๙" w:hint="cs"/>
-          <w:color w:val="auto"/>
-          <w:sz w:val="32"/>
-          <w:szCs w:val="32"/>
-          <w:cs/>
-        </w:rPr>
-        <w:t>พฤศจิกายน</w:t>
-      </w:r>
-      <w:r>
-        <w:rPr>
-          <w:rFonts w:ascii="TH SarabunIT๙" w:hAnsi="TH SarabunIT๙" w:cs="TH SarabunIT๙"/>
-          <w:color w:val="auto"/>
-          <w:sz w:val="32"/>
-          <w:szCs w:val="32"/>
-          <w:cs/>
-        </w:rPr>
-        <w:t xml:space="preserve"> 2567 </w:t>
-      </w:r>
-      <w:r>
-        <w:rPr>
-          <w:rFonts w:ascii="TH SarabunIT๙" w:hAnsi="TH SarabunIT๙" w:cs="TH SarabunIT๙" w:hint="cs"/>
-          <w:color w:val="auto"/>
-          <w:sz w:val="32"/>
-          <w:szCs w:val="32"/>
-          <w:cs/>
-        </w:rPr>
-        <w:t>มติที่ประชุมเห็นชอบเป็นเอกฉันท์</w:t>
-      </w:r>
-      <w:r>
-        <w:rPr>
-          <w:rFonts w:ascii="TH SarabunIT๙" w:hAnsi="TH SarabunIT๙" w:cs="TH SarabunIT๙"/>
-          <w:color w:val="auto"/>
-          <w:sz w:val="32"/>
-          <w:szCs w:val="32"/>
-          <w:cs/>
-        </w:rPr>
-        <w:t xml:space="preserve"> </w:t>
-      </w:r>
-      <w:r>
-        <w:rPr>
-          <w:rFonts w:ascii="TH SarabunIT๙" w:hAnsi="TH SarabunIT๙" w:cs="TH SarabunIT๙" w:hint="cs"/>
-          <w:color w:val="auto"/>
-          <w:sz w:val="32"/>
-          <w:szCs w:val="32"/>
-          <w:cs/>
-        </w:rPr>
-        <w:t>พิจารณาใช้จ่ายเงินสะสมประจำปี</w:t>
-      </w:r>
-      <w:r>
-        <w:rPr>
-          <w:rFonts w:ascii="TH SarabunIT๙" w:hAnsi="TH SarabunIT๙" w:cs="TH SarabunIT๙"/>
-          <w:color w:val="auto"/>
-          <w:sz w:val="32"/>
-          <w:szCs w:val="32"/>
-          <w:cs/>
-        </w:rPr>
-        <w:t xml:space="preserve"> </w:t>
-      </w:r>
-      <w:r>
-        <w:rPr>
-          <w:rFonts w:ascii="TH SarabunIT๙" w:hAnsi="TH SarabunIT๙" w:cs="TH SarabunIT๙" w:hint="cs"/>
-          <w:color w:val="auto"/>
-          <w:sz w:val="32"/>
-          <w:szCs w:val="32"/>
-          <w:cs/>
-        </w:rPr>
-        <w:t>พ</w:t>
-      </w:r>
-      <w:r>
-        <w:rPr>
-          <w:rFonts w:ascii="TH SarabunIT๙" w:hAnsi="TH SarabunIT๙" w:cs="TH SarabunIT๙"/>
-          <w:color w:val="auto"/>
-          <w:sz w:val="32"/>
-          <w:szCs w:val="32"/>
-          <w:cs/>
-        </w:rPr>
-        <w:t>.</w:t>
-      </w:r>
-      <w:r>
-        <w:rPr>
-          <w:rFonts w:ascii="TH SarabunIT๙" w:hAnsi="TH SarabunIT๙" w:cs="TH SarabunIT๙" w:hint="cs"/>
-          <w:color w:val="auto"/>
-          <w:sz w:val="32"/>
-          <w:szCs w:val="32"/>
-          <w:cs/>
-        </w:rPr>
-        <w:t>ศ</w:t>
-      </w:r>
-      <w:r>
-        <w:rPr>
-          <w:rFonts w:ascii="TH SarabunIT๙" w:hAnsi="TH SarabunIT๙" w:cs="TH SarabunIT๙"/>
-          <w:color w:val="auto"/>
-          <w:sz w:val="32"/>
-          <w:szCs w:val="32"/>
-          <w:cs/>
-        </w:rPr>
-        <w:t xml:space="preserve">. </w:t>
-      </w:r>
-      <w:r>
-        <w:rPr>
-          <w:rFonts w:ascii="TH SarabunIT๙" w:hAnsi="TH SarabunIT๙" w:cs="TH SarabunIT๙" w:hint="cs"/>
-          <w:color w:val="auto"/>
-          <w:sz w:val="32"/>
-          <w:szCs w:val="32"/>
-          <w:cs/>
-        </w:rPr>
-        <w:t>๒๕๖</w:t>
-      </w:r>
-      <w:r>
-        <w:rPr>
-          <w:rFonts w:ascii="TH SarabunIT๙" w:hAnsi="TH SarabunIT๙" w:cs="TH SarabunIT๙"/>
-          <w:color w:val="auto"/>
-          <w:sz w:val="32"/>
-          <w:szCs w:val="32"/>
-          <w:cs/>
-        </w:rPr>
-        <w:t xml:space="preserve">8 </w:t>
-      </w:r>
-      <w:r>
-        <w:rPr>
-          <w:rFonts w:ascii="TH SarabunIT๙" w:hAnsi="TH SarabunIT๙" w:cs="TH SarabunIT๙" w:hint="cs"/>
-          <w:color w:val="auto"/>
-          <w:sz w:val="32"/>
-          <w:szCs w:val="32"/>
-          <w:cs/>
-        </w:rPr>
-        <w:t>จำนวน</w:t>
-      </w:r>
-      <w:r>
-        <w:rPr>
-          <w:rFonts w:ascii="TH SarabunIT๙" w:hAnsi="TH SarabunIT๙" w:cs="TH SarabunIT๙"/>
-          <w:color w:val="auto"/>
-          <w:sz w:val="32"/>
-          <w:szCs w:val="32"/>
-          <w:cs/>
-        </w:rPr>
-        <w:t xml:space="preserve"> 20 </w:t>
-      </w:r>
-      <w:r>
-        <w:rPr>
-          <w:rFonts w:ascii="TH SarabunIT๙" w:hAnsi="TH SarabunIT๙" w:cs="TH SarabunIT๙" w:hint="cs"/>
-          <w:color w:val="auto"/>
-          <w:sz w:val="32"/>
-          <w:szCs w:val="32"/>
-          <w:cs/>
-        </w:rPr>
-        <w:t>รายการ</w:t>
-      </w:r>
-      <w:r>
-        <w:rPr>
-          <w:rFonts w:ascii="TH SarabunIT๙" w:hAnsi="TH SarabunIT๙" w:cs="TH SarabunIT๙"/>
-          <w:color w:val="auto"/>
-          <w:sz w:val="32"/>
-          <w:szCs w:val="32"/>
-          <w:cs/>
-        </w:rPr>
-        <w:t xml:space="preserve"> (</w:t>
-      </w:r>
-      <w:r>
-        <w:rPr>
-          <w:rFonts w:ascii="TH SarabunIT๙" w:hAnsi="TH SarabunIT๙" w:cs="TH SarabunIT๙" w:hint="cs"/>
-          <w:color w:val="auto"/>
-          <w:sz w:val="32"/>
-          <w:szCs w:val="32"/>
-          <w:cs/>
-        </w:rPr>
-        <w:t>กองช่าง</w:t>
-      </w:r>
-      <w:r>
-        <w:rPr>
-          <w:rFonts w:ascii="TH SarabunIT๙" w:hAnsi="TH SarabunIT๙" w:cs="TH SarabunIT๙"/>
-          <w:color w:val="auto"/>
-          <w:sz w:val="32"/>
-          <w:szCs w:val="32"/>
-          <w:cs/>
-        </w:rPr>
-        <w:t xml:space="preserve">) </w:t>
-      </w:r>
-      <w:r>
-        <w:rPr>
-          <w:rFonts w:ascii="TH SarabunIT๙" w:hAnsi="TH SarabunIT๙" w:cs="TH SarabunIT๙" w:hint="cs"/>
-          <w:color w:val="auto"/>
-          <w:sz w:val="32"/>
-          <w:szCs w:val="32"/>
-          <w:cs/>
-        </w:rPr>
-        <w:t>โดยมีรายการที่</w:t>
-      </w:r>
-      <w:r>
-        <w:rPr>
-          <w:rFonts w:ascii="TH SarabunIT๙" w:hAnsi="TH SarabunIT๙" w:cs="TH SarabunIT๙"/>
-          <w:color w:val="auto"/>
-          <w:sz w:val="32"/>
-          <w:szCs w:val="32"/>
-          <w:cs/>
-        </w:rPr>
-        <w:t xml:space="preserve"> 10 </w:t>
-      </w:r>
-      <w:r>
-        <w:rPr>
-          <w:rFonts w:ascii="TH SarabunIT๙" w:hAnsi="TH SarabunIT๙" w:cs="TH SarabunIT๙" w:hint="cs"/>
-          <w:color w:val="auto"/>
-          <w:sz w:val="32"/>
-          <w:szCs w:val="32"/>
-          <w:cs/>
-        </w:rPr>
-        <w:t>โครงการก่อสร้างถนน</w:t>
-      </w:r>
-      <w:r>
-        <w:rPr>
-          <w:rFonts w:ascii="TH SarabunIT๙" w:hAnsi="TH SarabunIT๙" w:cs="TH SarabunIT๙"/>
-          <w:color w:val="auto"/>
-          <w:sz w:val="32"/>
-          <w:szCs w:val="32"/>
-          <w:cs/>
-        </w:rPr>
-        <w:t xml:space="preserve"> </w:t>
-      </w:r>
-      <w:r>
-        <w:rPr>
-          <w:rFonts w:ascii="TH SarabunIT๙" w:hAnsi="TH SarabunIT๙" w:cs="TH SarabunIT๙" w:hint="cs"/>
-          <w:color w:val="auto"/>
-          <w:sz w:val="32"/>
-          <w:szCs w:val="32"/>
-          <w:cs/>
-        </w:rPr>
-        <w:t>คสล</w:t>
-      </w:r>
-      <w:r>
-        <w:rPr>
-          <w:rFonts w:ascii="TH SarabunIT๙" w:hAnsi="TH SarabunIT๙" w:cs="TH SarabunIT๙"/>
-          <w:color w:val="auto"/>
-          <w:sz w:val="32"/>
-          <w:szCs w:val="32"/>
-          <w:cs/>
-        </w:rPr>
-        <w:t>.</w:t>
-      </w:r>
-      <w:r>
-        <w:rPr>
-          <w:rFonts w:ascii="TH SarabunIT๙" w:hAnsi="TH SarabunIT๙" w:cs="TH SarabunIT๙" w:hint="cs"/>
-          <w:color w:val="auto"/>
-          <w:sz w:val="32"/>
-          <w:szCs w:val="32"/>
-          <w:cs/>
-        </w:rPr>
-        <w:t>ซอยบ้าน</w:t>
-      </w:r>
-      <w:r>
-        <w:rPr>
-          <w:rFonts w:ascii="TH SarabunIT๙" w:hAnsi="TH SarabunIT๙" w:cs="TH SarabunIT๙"/>
-          <w:color w:val="auto"/>
-          <w:sz w:val="32"/>
-          <w:szCs w:val="32"/>
-          <w:cs/>
-        </w:rPr>
-        <w:t xml:space="preserve"> </w:t>
-      </w:r>
-      <w:r>
-        <w:rPr>
-          <w:rFonts w:ascii="TH SarabunIT๙" w:hAnsi="TH SarabunIT๙" w:cs="TH SarabunIT๙" w:hint="cs"/>
-          <w:color w:val="auto"/>
-          <w:sz w:val="32"/>
-          <w:szCs w:val="32"/>
-          <w:cs/>
-        </w:rPr>
-        <w:t>เจ๊จิตร</w:t>
-      </w:r>
-      <w:r>
-        <w:rPr>
-          <w:rFonts w:ascii="TH SarabunIT๙" w:hAnsi="TH SarabunIT๙" w:cs="TH SarabunIT๙"/>
-          <w:color w:val="auto"/>
-          <w:sz w:val="32"/>
-          <w:szCs w:val="32"/>
-          <w:cs/>
-        </w:rPr>
-        <w:t xml:space="preserve"> </w:t>
-      </w:r>
-      <w:r>
-        <w:rPr>
-          <w:rFonts w:ascii="TH SarabunIT๙" w:hAnsi="TH SarabunIT๙" w:cs="TH SarabunIT๙" w:hint="cs"/>
-          <w:color w:val="auto"/>
-          <w:sz w:val="32"/>
-          <w:szCs w:val="32"/>
-          <w:cs/>
-        </w:rPr>
-        <w:t>หมู่ที่</w:t>
-      </w:r>
-      <w:r>
-        <w:rPr>
-          <w:rFonts w:ascii="TH SarabunIT๙" w:hAnsi="TH SarabunIT๙" w:cs="TH SarabunIT๙"/>
-          <w:color w:val="auto"/>
-          <w:sz w:val="32"/>
-          <w:szCs w:val="32"/>
-          <w:cs/>
-        </w:rPr>
-        <w:t xml:space="preserve"> 8 </w:t>
-      </w:r>
-      <w:r>
-        <w:rPr>
-          <w:rFonts w:ascii="TH SarabunIT๙" w:hAnsi="TH SarabunIT๙" w:cs="TH SarabunIT๙" w:hint="cs"/>
-          <w:color w:val="auto"/>
-          <w:sz w:val="32"/>
-          <w:szCs w:val="32"/>
-          <w:cs/>
-        </w:rPr>
-        <w:t>จำนวนเงิน</w:t>
-      </w:r>
-      <w:r>
-        <w:rPr>
-          <w:rFonts w:ascii="TH SarabunIT๙" w:hAnsi="TH SarabunIT๙" w:cs="TH SarabunIT๙"/>
-          <w:color w:val="auto"/>
-          <w:sz w:val="32"/>
-          <w:szCs w:val="32"/>
-          <w:cs/>
-        </w:rPr>
-        <w:t xml:space="preserve"> 2,256,000.-</w:t>
-      </w:r>
-      <w:r>
-        <w:rPr>
-          <w:rFonts w:ascii="TH SarabunIT๙" w:hAnsi="TH SarabunIT๙" w:cs="TH SarabunIT๙" w:hint="cs"/>
-          <w:color w:val="auto"/>
-          <w:sz w:val="32"/>
-          <w:szCs w:val="32"/>
-          <w:cs/>
-        </w:rPr>
-        <w:t>บาท</w:t>
+        <w:tab/>
+        <w:t>ตามข้อบัญญัติองค์การบริหารส่วนตำบลคลองด่าน งบประมาณรายจ่ายประจำปี พ.ศ.2569 งานก่อสร้าง งบลงทุน ค่าที่ดินและสิ่งก่อสร้าง ค่าที่ปรับปรุงที่ดินและสิ่งก่อสร้าง หน้า 243 (แผนงานอุตสาหกรรมและการโยธา)</w:t>
       </w:r>
     </w:p>
     <w:p>
@@ -1556,306 +906,9 @@
           <w:cs/>
         </w:rPr>
         <w:tab/>
-      </w:r>
-      <w:r>
-        <w:rPr>
-          <w:rFonts w:ascii="TH SarabunIT๙" w:hAnsi="TH SarabunIT๙" w:cs="TH SarabunIT๙"/>
-          <w:color w:val="auto"/>
-          <w:sz w:val="32"/>
-          <w:szCs w:val="32"/>
-          <w:cs/>
-        </w:rPr>
-        <w:tab/>
-      </w:r>
-      <w:r>
-        <w:rPr>
-          <w:rFonts w:ascii="TH SarabunIT๙" w:hAnsi="TH SarabunIT๙" w:cs="TH SarabunIT๙"/>
-          <w:color w:val="auto"/>
-          <w:sz w:val="32"/>
-          <w:szCs w:val="32"/>
-          <w:cs/>
-        </w:rPr>
-        <w:t xml:space="preserve">2. </w:t>
-      </w:r>
-      <w:r>
-        <w:rPr>
-          <w:rFonts w:ascii="TH SarabunIT๙" w:hAnsi="TH SarabunIT๙" w:cs="TH SarabunIT๙" w:hint="cs"/>
-          <w:color w:val="auto"/>
-          <w:sz w:val="32"/>
-          <w:szCs w:val="32"/>
-          <w:cs/>
-        </w:rPr>
-        <w:t>ตามประกาศองค์การบริหารส่วนตำบลคลองด่าน</w:t>
-      </w:r>
-      <w:r>
-        <w:rPr>
-          <w:rFonts w:ascii="TH SarabunIT๙" w:hAnsi="TH SarabunIT๙" w:cs="TH SarabunIT๙"/>
-          <w:color w:val="auto"/>
-          <w:sz w:val="32"/>
-          <w:szCs w:val="32"/>
-          <w:cs/>
-        </w:rPr>
-        <w:t xml:space="preserve"> </w:t>
-      </w:r>
-      <w:r>
-        <w:rPr>
-          <w:rFonts w:ascii="TH SarabunIT๙" w:hAnsi="TH SarabunIT๙" w:cs="TH SarabunIT๙" w:hint="cs"/>
-          <w:color w:val="auto"/>
-          <w:sz w:val="32"/>
-          <w:szCs w:val="32"/>
-          <w:cs/>
-        </w:rPr>
-        <w:t>เรื่อง</w:t>
-      </w:r>
-      <w:r>
-        <w:rPr>
-          <w:rFonts w:ascii="TH SarabunIT๙" w:hAnsi="TH SarabunIT๙" w:cs="TH SarabunIT๙"/>
-          <w:color w:val="auto"/>
-          <w:sz w:val="32"/>
-          <w:szCs w:val="32"/>
-          <w:cs/>
-        </w:rPr>
-        <w:t xml:space="preserve"> </w:t>
-      </w:r>
-      <w:r>
-        <w:rPr>
-          <w:rFonts w:ascii="TH SarabunIT๙" w:hAnsi="TH SarabunIT๙" w:cs="TH SarabunIT๙" w:hint="cs"/>
-          <w:color w:val="auto"/>
-          <w:sz w:val="32"/>
-          <w:szCs w:val="32"/>
-          <w:cs/>
-        </w:rPr>
-        <w:t>แก้ไขเปลี่ยนแปลงคำชี้แจงโครงการใช้จ่ายเงินสะสม</w:t>
-      </w:r>
-      <w:r>
-        <w:rPr>
-          <w:rFonts w:ascii="TH SarabunIT๙" w:hAnsi="TH SarabunIT๙" w:cs="TH SarabunIT๙"/>
-          <w:color w:val="auto"/>
-          <w:sz w:val="32"/>
-          <w:szCs w:val="32"/>
-          <w:cs/>
-        </w:rPr>
-        <w:t xml:space="preserve"> </w:t>
-      </w:r>
-      <w:r>
-        <w:rPr>
-          <w:rFonts w:ascii="TH SarabunIT๙" w:hAnsi="TH SarabunIT๙" w:cs="TH SarabunIT๙" w:hint="cs"/>
-          <w:color w:val="auto"/>
-          <w:sz w:val="32"/>
-          <w:szCs w:val="32"/>
-          <w:cs/>
-        </w:rPr>
-        <w:t>ประจำปีงบประมาณ</w:t>
-      </w:r>
-      <w:r>
-        <w:rPr>
-          <w:rFonts w:ascii="TH SarabunIT๙" w:hAnsi="TH SarabunIT๙" w:cs="TH SarabunIT๙"/>
-          <w:color w:val="auto"/>
-          <w:sz w:val="32"/>
-          <w:szCs w:val="32"/>
-          <w:cs/>
-        </w:rPr>
-        <w:t xml:space="preserve"> </w:t>
-      </w:r>
-      <w:r>
-        <w:rPr>
-          <w:rFonts w:ascii="TH SarabunIT๙" w:hAnsi="TH SarabunIT๙" w:cs="TH SarabunIT๙" w:hint="cs"/>
-          <w:color w:val="auto"/>
-          <w:sz w:val="32"/>
-          <w:szCs w:val="32"/>
-          <w:cs/>
-        </w:rPr>
-        <w:t>พ</w:t>
-      </w:r>
-      <w:r>
-        <w:rPr>
-          <w:rFonts w:ascii="TH SarabunIT๙" w:hAnsi="TH SarabunIT๙" w:cs="TH SarabunIT๙"/>
-          <w:color w:val="auto"/>
-          <w:sz w:val="32"/>
-          <w:szCs w:val="32"/>
-          <w:cs/>
-        </w:rPr>
-        <w:t>.</w:t>
-      </w:r>
-      <w:r>
-        <w:rPr>
-          <w:rFonts w:ascii="TH SarabunIT๙" w:hAnsi="TH SarabunIT๙" w:cs="TH SarabunIT๙" w:hint="cs"/>
-          <w:color w:val="auto"/>
-          <w:sz w:val="32"/>
-          <w:szCs w:val="32"/>
-          <w:cs/>
-        </w:rPr>
-        <w:t>ศ</w:t>
-      </w:r>
-      <w:r>
-        <w:rPr>
-          <w:rFonts w:ascii="TH SarabunIT๙" w:hAnsi="TH SarabunIT๙" w:cs="TH SarabunIT๙"/>
-          <w:color w:val="auto"/>
-          <w:sz w:val="32"/>
-          <w:szCs w:val="32"/>
-          <w:cs/>
-        </w:rPr>
-        <w:t xml:space="preserve">.2568 </w:t>
-      </w:r>
-      <w:r>
-        <w:rPr>
-          <w:rFonts w:ascii="TH SarabunIT๙" w:hAnsi="TH SarabunIT๙" w:cs="TH SarabunIT๙" w:hint="cs"/>
-          <w:color w:val="auto"/>
-          <w:sz w:val="32"/>
-          <w:szCs w:val="32"/>
-          <w:cs/>
-        </w:rPr>
-        <w:t>ครั้งที่</w:t>
-      </w:r>
-      <w:r>
-        <w:rPr>
-          <w:rFonts w:ascii="TH SarabunIT๙" w:hAnsi="TH SarabunIT๙" w:cs="TH SarabunIT๙"/>
-          <w:color w:val="auto"/>
-          <w:sz w:val="32"/>
-          <w:szCs w:val="32"/>
-          <w:cs/>
-        </w:rPr>
-        <w:t xml:space="preserve"> 1/2568 </w:t>
-      </w:r>
-      <w:r>
-        <w:rPr>
-          <w:rFonts w:ascii="TH SarabunIT๙" w:hAnsi="TH SarabunIT๙" w:cs="TH SarabunIT๙" w:hint="cs"/>
-          <w:color w:val="auto"/>
-          <w:sz w:val="32"/>
-          <w:szCs w:val="32"/>
-          <w:cs/>
-        </w:rPr>
-        <w:t>ประกาศ</w:t>
-      </w:r>
-      <w:r>
-        <w:rPr>
-          <w:rFonts w:ascii="TH SarabunIT๙" w:hAnsi="TH SarabunIT๙" w:cs="TH SarabunIT๙"/>
-          <w:color w:val="auto"/>
-          <w:sz w:val="32"/>
-          <w:szCs w:val="32"/>
-          <w:cs/>
-        </w:rPr>
-        <w:t xml:space="preserve"> </w:t>
-      </w:r>
-      <w:r>
-        <w:rPr>
-          <w:rFonts w:ascii="TH SarabunIT๙" w:hAnsi="TH SarabunIT๙" w:cs="TH SarabunIT๙" w:hint="cs"/>
-          <w:color w:val="auto"/>
-          <w:sz w:val="32"/>
-          <w:szCs w:val="32"/>
-          <w:cs/>
-        </w:rPr>
-        <w:t>ณ</w:t>
-      </w:r>
-      <w:r>
-        <w:rPr>
-          <w:rFonts w:ascii="TH SarabunIT๙" w:hAnsi="TH SarabunIT๙" w:cs="TH SarabunIT๙"/>
-          <w:color w:val="auto"/>
-          <w:sz w:val="32"/>
-          <w:szCs w:val="32"/>
-          <w:cs/>
-        </w:rPr>
-        <w:t xml:space="preserve"> </w:t>
-      </w:r>
-      <w:r>
-        <w:rPr>
-          <w:rFonts w:ascii="TH SarabunIT๙" w:hAnsi="TH SarabunIT๙" w:cs="TH SarabunIT๙" w:hint="cs"/>
-          <w:color w:val="auto"/>
-          <w:sz w:val="32"/>
-          <w:szCs w:val="32"/>
-          <w:cs/>
-        </w:rPr>
-        <w:t>วันที่</w:t>
-      </w:r>
-      <w:r>
-        <w:rPr>
-          <w:rFonts w:ascii="TH SarabunIT๙" w:hAnsi="TH SarabunIT๙" w:cs="TH SarabunIT๙"/>
-          <w:color w:val="auto"/>
-          <w:sz w:val="32"/>
-          <w:szCs w:val="32"/>
-          <w:cs/>
-        </w:rPr>
-        <w:t xml:space="preserve"> 17 </w:t>
-      </w:r>
-      <w:r>
-        <w:rPr>
-          <w:rFonts w:ascii="TH SarabunIT๙" w:hAnsi="TH SarabunIT๙" w:cs="TH SarabunIT๙" w:hint="cs"/>
-          <w:color w:val="auto"/>
-          <w:sz w:val="32"/>
-          <w:szCs w:val="32"/>
-          <w:cs/>
-        </w:rPr>
-        <w:t>มิถุนายน</w:t>
-      </w:r>
-      <w:r>
-        <w:rPr>
-          <w:rFonts w:ascii="TH SarabunIT๙" w:hAnsi="TH SarabunIT๙" w:cs="TH SarabunIT๙"/>
-          <w:color w:val="auto"/>
-          <w:sz w:val="32"/>
-          <w:szCs w:val="32"/>
-          <w:cs/>
-        </w:rPr>
-        <w:t xml:space="preserve"> </w:t>
-      </w:r>
-      <w:r>
-        <w:rPr>
-          <w:rFonts w:ascii="TH SarabunIT๙" w:hAnsi="TH SarabunIT๙" w:cs="TH SarabunIT๙" w:hint="cs"/>
-          <w:color w:val="auto"/>
-          <w:sz w:val="32"/>
-          <w:szCs w:val="32"/>
-          <w:cs/>
-        </w:rPr>
-        <w:t>พ</w:t>
-      </w:r>
-      <w:r>
-        <w:rPr>
-          <w:rFonts w:ascii="TH SarabunIT๙" w:hAnsi="TH SarabunIT๙" w:cs="TH SarabunIT๙"/>
-          <w:color w:val="auto"/>
-          <w:sz w:val="32"/>
-          <w:szCs w:val="32"/>
-          <w:cs/>
-        </w:rPr>
-        <w:t>.</w:t>
-      </w:r>
-      <w:r>
-        <w:rPr>
-          <w:rFonts w:ascii="TH SarabunIT๙" w:hAnsi="TH SarabunIT๙" w:cs="TH SarabunIT๙" w:hint="cs"/>
-          <w:color w:val="auto"/>
-          <w:sz w:val="32"/>
-          <w:szCs w:val="32"/>
-          <w:cs/>
-        </w:rPr>
-        <w:t>ศ</w:t>
-      </w:r>
-      <w:r>
-        <w:rPr>
-          <w:rFonts w:ascii="TH SarabunIT๙" w:hAnsi="TH SarabunIT๙" w:cs="TH SarabunIT๙"/>
-          <w:color w:val="auto"/>
-          <w:sz w:val="32"/>
-          <w:szCs w:val="32"/>
-          <w:cs/>
-        </w:rPr>
-        <w:t xml:space="preserve">.2568 </w:t>
-      </w:r>
-      <w:r>
-        <w:rPr>
-          <w:rFonts w:ascii="TH SarabunIT๙" w:hAnsi="TH SarabunIT๙" w:cs="TH SarabunIT๙" w:hint="cs"/>
-          <w:color w:val="auto"/>
-          <w:sz w:val="32"/>
-          <w:szCs w:val="32"/>
-          <w:cs/>
-        </w:rPr>
-        <w:t>โดยแก้ไขคำชี้แจงข้อความใหม่</w:t>
-      </w:r>
-      <w:r>
-        <w:rPr>
-          <w:rFonts w:ascii="TH SarabunIT๙" w:hAnsi="TH SarabunIT๙" w:cs="TH SarabunIT๙"/>
-          <w:color w:val="auto"/>
-          <w:sz w:val="32"/>
-          <w:szCs w:val="32"/>
-          <w:cs/>
-        </w:rPr>
-        <w:t xml:space="preserve"> </w:t>
+        <w:t>โครงการ[ชื่อโครงการ] (กองช่าง)</w:t>
+        <w:br/>
+        <w:t xml:space="preserve">ตำบล คลองด่าน เพื่อจ่ายเป็นค่าปรับปรุงทางเท้าคอนกรีตเสริมเหล็ก กว้าง 1.40 เมตร ยาว 230 เมตรรายละเอียดตามประมาณการงานก่อสร้าง และตามแบบแปลนที่องค์การบริหารส่วนตำบลคองด่านกำหนด จำนวนเงินงบประมาณ [จำนวนเงินตัวเลข].-บาท ([จำนวนเงินตัวอักษร]) </w:t>
       </w:r>
     </w:p>
     <w:p>
@@ -1879,776 +932,9 @@
           <w:cs/>
         </w:rPr>
         <w:tab/>
-      </w:r>
-      <w:r>
-        <w:rPr>
-          <w:rFonts w:ascii="TH SarabunIT๙" w:hAnsi="TH SarabunIT๙" w:cs="TH SarabunIT๙"/>
-          <w:color w:val="auto"/>
-          <w:sz w:val="32"/>
-          <w:szCs w:val="32"/>
-          <w:cs/>
-        </w:rPr>
-        <w:tab/>
-      </w:r>
-      <w:r>
-        <w:rPr>
-          <w:rFonts w:ascii="TH SarabunIT๙" w:hAnsi="TH SarabunIT๙" w:cs="TH SarabunIT๙" w:hint="cs"/>
-          <w:color w:val="auto"/>
-          <w:sz w:val="32"/>
-          <w:szCs w:val="32"/>
-          <w:cs/>
-        </w:rPr>
-        <w:t>โครงการก่อสร้างถนน</w:t>
-      </w:r>
-      <w:r>
-        <w:rPr>
-          <w:rFonts w:ascii="TH SarabunIT๙" w:hAnsi="TH SarabunIT๙" w:cs="TH SarabunIT๙"/>
-          <w:color w:val="auto"/>
-          <w:sz w:val="32"/>
-          <w:szCs w:val="32"/>
-          <w:cs/>
-        </w:rPr>
-        <w:t xml:space="preserve"> </w:t>
-      </w:r>
-      <w:r>
-        <w:rPr>
-          <w:rFonts w:ascii="TH SarabunIT๙" w:hAnsi="TH SarabunIT๙" w:cs="TH SarabunIT๙" w:hint="cs"/>
-          <w:color w:val="auto"/>
-          <w:sz w:val="32"/>
-          <w:szCs w:val="32"/>
-          <w:cs/>
-        </w:rPr>
-        <w:t>คสล</w:t>
-      </w:r>
-      <w:r>
-        <w:rPr>
-          <w:rFonts w:ascii="TH SarabunIT๙" w:hAnsi="TH SarabunIT๙" w:cs="TH SarabunIT๙"/>
-          <w:color w:val="auto"/>
-          <w:sz w:val="32"/>
-          <w:szCs w:val="32"/>
-          <w:cs/>
-        </w:rPr>
-        <w:t>.</w:t>
-      </w:r>
-      <w:r>
-        <w:rPr>
-          <w:rFonts w:ascii="TH SarabunIT๙" w:hAnsi="TH SarabunIT๙" w:cs="TH SarabunIT๙" w:hint="cs"/>
-          <w:color w:val="auto"/>
-          <w:sz w:val="32"/>
-          <w:szCs w:val="32"/>
-          <w:cs/>
-        </w:rPr>
-        <w:t>ซอยบ้านเจ๊จิตร</w:t>
-      </w:r>
-      <w:r>
-        <w:rPr>
-          <w:rFonts w:ascii="TH SarabunIT๙" w:hAnsi="TH SarabunIT๙" w:cs="TH SarabunIT๙"/>
-          <w:color w:val="auto"/>
-          <w:sz w:val="32"/>
-          <w:szCs w:val="32"/>
-          <w:cs/>
-        </w:rPr>
-        <w:t xml:space="preserve"> </w:t>
-      </w:r>
-      <w:r>
-        <w:rPr>
-          <w:rFonts w:ascii="TH SarabunIT๙" w:hAnsi="TH SarabunIT๙" w:cs="TH SarabunIT๙" w:hint="cs"/>
-          <w:color w:val="auto"/>
-          <w:sz w:val="32"/>
-          <w:szCs w:val="32"/>
-          <w:cs/>
-        </w:rPr>
-        <w:t>หมู่ที่</w:t>
-      </w:r>
-      <w:r>
-        <w:rPr>
-          <w:rFonts w:ascii="TH SarabunIT๙" w:hAnsi="TH SarabunIT๙" w:cs="TH SarabunIT๙"/>
-          <w:color w:val="auto"/>
-          <w:sz w:val="32"/>
-          <w:szCs w:val="32"/>
-          <w:cs/>
-        </w:rPr>
-        <w:t xml:space="preserve"> 8 </w:t>
-      </w:r>
-      <w:r>
-        <w:rPr>
-          <w:rFonts w:ascii="TH SarabunIT๙" w:hAnsi="TH SarabunIT๙" w:cs="TH SarabunIT๙" w:hint="cs"/>
-          <w:color w:val="auto"/>
-          <w:sz w:val="32"/>
-          <w:szCs w:val="32"/>
-          <w:cs/>
-        </w:rPr>
-        <w:t>ถนน</w:t>
-      </w:r>
-      <w:r>
-        <w:rPr>
-          <w:rFonts w:ascii="TH SarabunIT๙" w:hAnsi="TH SarabunIT๙" w:cs="TH SarabunIT๙"/>
-          <w:color w:val="auto"/>
-          <w:sz w:val="32"/>
-          <w:szCs w:val="32"/>
-          <w:cs/>
-        </w:rPr>
-        <w:t xml:space="preserve"> </w:t>
-      </w:r>
-      <w:r>
-        <w:rPr>
-          <w:rFonts w:ascii="TH SarabunIT๙" w:hAnsi="TH SarabunIT๙" w:cs="TH SarabunIT๙" w:hint="cs"/>
-          <w:color w:val="auto"/>
-          <w:sz w:val="32"/>
-          <w:szCs w:val="32"/>
-          <w:cs/>
-        </w:rPr>
-        <w:t>โดย</w:t>
-      </w:r>
-      <w:r>
-        <w:rPr>
-          <w:rFonts w:ascii="TH SarabunIT๙" w:hAnsi="TH SarabunIT๙" w:cs="TH SarabunIT๙"/>
-          <w:color w:val="auto"/>
-          <w:sz w:val="32"/>
-          <w:szCs w:val="32"/>
-          <w:cs/>
-        </w:rPr>
-        <w:t xml:space="preserve"> </w:t>
-      </w:r>
-      <w:r>
-        <w:rPr>
-          <w:rFonts w:ascii="TH SarabunIT๙" w:hAnsi="TH SarabunIT๙" w:cs="TH SarabunIT๙" w:hint="cs"/>
-          <w:color w:val="auto"/>
-          <w:sz w:val="32"/>
-          <w:szCs w:val="32"/>
-          <w:cs/>
-        </w:rPr>
-        <w:t>ช่วงที่</w:t>
-      </w:r>
-      <w:r>
-        <w:rPr>
-          <w:rFonts w:ascii="TH SarabunIT๙" w:hAnsi="TH SarabunIT๙" w:cs="TH SarabunIT๙"/>
-          <w:color w:val="auto"/>
-          <w:sz w:val="32"/>
-          <w:szCs w:val="32"/>
-          <w:cs/>
-        </w:rPr>
-        <w:t xml:space="preserve"> 1 </w:t>
-      </w:r>
-      <w:r>
-        <w:rPr>
-          <w:rFonts w:ascii="TH SarabunIT๙" w:hAnsi="TH SarabunIT๙" w:cs="TH SarabunIT๙" w:hint="cs"/>
-          <w:color w:val="auto"/>
-          <w:sz w:val="32"/>
-          <w:szCs w:val="32"/>
-          <w:cs/>
-        </w:rPr>
-        <w:t>มีขนาดกว้าง</w:t>
-      </w:r>
-      <w:r>
-        <w:rPr>
-          <w:rFonts w:ascii="TH SarabunIT๙" w:hAnsi="TH SarabunIT๙" w:cs="TH SarabunIT๙"/>
-          <w:color w:val="auto"/>
-          <w:sz w:val="32"/>
-          <w:szCs w:val="32"/>
-          <w:cs/>
-        </w:rPr>
-        <w:t xml:space="preserve"> 6.00 </w:t>
-      </w:r>
-      <w:r>
-        <w:rPr>
-          <w:rFonts w:ascii="TH SarabunIT๙" w:hAnsi="TH SarabunIT๙" w:cs="TH SarabunIT๙" w:hint="cs"/>
-          <w:color w:val="auto"/>
-          <w:sz w:val="32"/>
-          <w:szCs w:val="32"/>
-          <w:cs/>
-        </w:rPr>
-        <w:t>เมตร</w:t>
-      </w:r>
-      <w:r>
-        <w:rPr>
-          <w:rFonts w:ascii="TH SarabunIT๙" w:hAnsi="TH SarabunIT๙" w:cs="TH SarabunIT๙"/>
-          <w:color w:val="auto"/>
-          <w:sz w:val="32"/>
-          <w:szCs w:val="32"/>
-          <w:cs/>
-        </w:rPr>
-        <w:t xml:space="preserve"> </w:t>
-      </w:r>
-      <w:r>
-        <w:rPr>
-          <w:rFonts w:ascii="TH SarabunIT๙" w:hAnsi="TH SarabunIT๙" w:cs="TH SarabunIT๙" w:hint="cs"/>
-          <w:color w:val="auto"/>
-          <w:sz w:val="32"/>
-          <w:szCs w:val="32"/>
-          <w:cs/>
-        </w:rPr>
-        <w:t>ยาว</w:t>
-      </w:r>
-      <w:r>
-        <w:rPr>
-          <w:rFonts w:ascii="TH SarabunIT๙" w:hAnsi="TH SarabunIT๙" w:cs="TH SarabunIT๙"/>
-          <w:color w:val="auto"/>
-          <w:sz w:val="32"/>
-          <w:szCs w:val="32"/>
-          <w:cs/>
-        </w:rPr>
-        <w:t xml:space="preserve"> 97 </w:t>
-      </w:r>
-      <w:r>
-        <w:rPr>
-          <w:rFonts w:ascii="TH SarabunIT๙" w:hAnsi="TH SarabunIT๙" w:cs="TH SarabunIT๙" w:hint="cs"/>
-          <w:color w:val="auto"/>
-          <w:sz w:val="32"/>
-          <w:szCs w:val="32"/>
-          <w:cs/>
-        </w:rPr>
-        <w:t>เมตร</w:t>
-      </w:r>
-      <w:r>
-        <w:rPr>
-          <w:rFonts w:ascii="TH SarabunIT๙" w:hAnsi="TH SarabunIT๙" w:cs="TH SarabunIT๙"/>
-          <w:color w:val="auto"/>
-          <w:sz w:val="32"/>
-          <w:szCs w:val="32"/>
-          <w:cs/>
-        </w:rPr>
-        <w:t xml:space="preserve"> </w:t>
-      </w:r>
-      <w:r>
-        <w:rPr>
-          <w:rFonts w:ascii="TH SarabunIT๙" w:hAnsi="TH SarabunIT๙" w:cs="TH SarabunIT๙" w:hint="cs"/>
-          <w:color w:val="auto"/>
-          <w:sz w:val="32"/>
-          <w:szCs w:val="32"/>
-          <w:cs/>
-        </w:rPr>
-        <w:t>ช่วงที่</w:t>
-      </w:r>
-      <w:r>
-        <w:rPr>
-          <w:rFonts w:ascii="TH SarabunIT๙" w:hAnsi="TH SarabunIT๙" w:cs="TH SarabunIT๙"/>
-          <w:color w:val="auto"/>
-          <w:sz w:val="32"/>
-          <w:szCs w:val="32"/>
-          <w:cs/>
-        </w:rPr>
-        <w:t xml:space="preserve"> 2 </w:t>
-      </w:r>
-      <w:r>
-        <w:rPr>
-          <w:rFonts w:ascii="TH SarabunIT๙" w:hAnsi="TH SarabunIT๙" w:cs="TH SarabunIT๙" w:hint="cs"/>
-          <w:color w:val="auto"/>
-          <w:sz w:val="32"/>
-          <w:szCs w:val="32"/>
-          <w:cs/>
-        </w:rPr>
-        <w:t>มีขนาด</w:t>
-      </w:r>
-      <w:r>
-        <w:rPr>
-          <w:rFonts w:ascii="TH SarabunIT๙" w:hAnsi="TH SarabunIT๙" w:cs="TH SarabunIT๙"/>
-          <w:color w:val="auto"/>
-          <w:sz w:val="32"/>
-          <w:szCs w:val="32"/>
-          <w:cs/>
-        </w:rPr>
-        <w:t xml:space="preserve"> </w:t>
-      </w:r>
-      <w:r>
-        <w:rPr>
-          <w:rFonts w:ascii="TH SarabunIT๙" w:hAnsi="TH SarabunIT๙" w:cs="TH SarabunIT๙" w:hint="cs"/>
-          <w:color w:val="auto"/>
-          <w:sz w:val="32"/>
-          <w:szCs w:val="32"/>
-          <w:cs/>
-        </w:rPr>
-        <w:t>กว้าง</w:t>
-      </w:r>
-      <w:r>
-        <w:rPr>
-          <w:rFonts w:ascii="TH SarabunIT๙" w:hAnsi="TH SarabunIT๙" w:cs="TH SarabunIT๙"/>
-          <w:color w:val="auto"/>
-          <w:sz w:val="32"/>
-          <w:szCs w:val="32"/>
-          <w:cs/>
-        </w:rPr>
-        <w:t xml:space="preserve"> 4.00 </w:t>
-      </w:r>
-      <w:r>
-        <w:rPr>
-          <w:rFonts w:ascii="TH SarabunIT๙" w:hAnsi="TH SarabunIT๙" w:cs="TH SarabunIT๙" w:hint="cs"/>
-          <w:color w:val="auto"/>
-          <w:sz w:val="32"/>
-          <w:szCs w:val="32"/>
-          <w:cs/>
-        </w:rPr>
-        <w:t>เมตร</w:t>
-      </w:r>
-      <w:r>
-        <w:rPr>
-          <w:rFonts w:ascii="TH SarabunIT๙" w:hAnsi="TH SarabunIT๙" w:cs="TH SarabunIT๙"/>
-          <w:color w:val="auto"/>
-          <w:sz w:val="32"/>
-          <w:szCs w:val="32"/>
-          <w:cs/>
-        </w:rPr>
-        <w:t xml:space="preserve"> </w:t>
-      </w:r>
-      <w:r>
-        <w:rPr>
-          <w:rFonts w:ascii="TH SarabunIT๙" w:hAnsi="TH SarabunIT๙" w:cs="TH SarabunIT๙" w:hint="cs"/>
-          <w:color w:val="auto"/>
-          <w:sz w:val="32"/>
-          <w:szCs w:val="32"/>
-          <w:cs/>
-        </w:rPr>
-        <w:t>ยาว</w:t>
-      </w:r>
-      <w:r>
-        <w:rPr>
-          <w:rFonts w:ascii="TH SarabunIT๙" w:hAnsi="TH SarabunIT๙" w:cs="TH SarabunIT๙"/>
-          <w:color w:val="auto"/>
-          <w:sz w:val="32"/>
-          <w:szCs w:val="32"/>
-          <w:cs/>
-        </w:rPr>
-        <w:t xml:space="preserve"> 50 </w:t>
-      </w:r>
-      <w:r>
-        <w:rPr>
-          <w:rFonts w:ascii="TH SarabunIT๙" w:hAnsi="TH SarabunIT๙" w:cs="TH SarabunIT๙" w:hint="cs"/>
-          <w:color w:val="auto"/>
-          <w:sz w:val="32"/>
-          <w:szCs w:val="32"/>
-          <w:cs/>
-        </w:rPr>
-        <w:t>เมตร</w:t>
-      </w:r>
-      <w:r>
-        <w:rPr>
-          <w:rFonts w:ascii="TH SarabunIT๙" w:hAnsi="TH SarabunIT๙" w:cs="TH SarabunIT๙"/>
-          <w:color w:val="auto"/>
-          <w:sz w:val="32"/>
-          <w:szCs w:val="32"/>
-          <w:cs/>
-        </w:rPr>
-        <w:t xml:space="preserve"> </w:t>
-      </w:r>
-      <w:r>
-        <w:rPr>
-          <w:rFonts w:ascii="TH SarabunIT๙" w:hAnsi="TH SarabunIT๙" w:cs="TH SarabunIT๙" w:hint="cs"/>
-          <w:color w:val="auto"/>
-          <w:sz w:val="32"/>
-          <w:szCs w:val="32"/>
-          <w:cs/>
-        </w:rPr>
-        <w:t>ช่วงที่</w:t>
-      </w:r>
-      <w:r>
-        <w:rPr>
-          <w:rFonts w:ascii="TH SarabunIT๙" w:hAnsi="TH SarabunIT๙" w:cs="TH SarabunIT๙"/>
-          <w:color w:val="auto"/>
-          <w:sz w:val="32"/>
-          <w:szCs w:val="32"/>
-          <w:cs/>
-        </w:rPr>
-        <w:t xml:space="preserve"> 3 </w:t>
-      </w:r>
-      <w:r>
-        <w:rPr>
-          <w:rFonts w:ascii="TH SarabunIT๙" w:hAnsi="TH SarabunIT๙" w:cs="TH SarabunIT๙" w:hint="cs"/>
-          <w:color w:val="auto"/>
-          <w:sz w:val="32"/>
-          <w:szCs w:val="32"/>
-          <w:cs/>
-        </w:rPr>
-        <w:t>มีขนาด</w:t>
-      </w:r>
-      <w:r>
-        <w:rPr>
-          <w:rFonts w:ascii="TH SarabunIT๙" w:hAnsi="TH SarabunIT๙" w:cs="TH SarabunIT๙"/>
-          <w:color w:val="auto"/>
-          <w:sz w:val="32"/>
-          <w:szCs w:val="32"/>
-          <w:cs/>
-        </w:rPr>
-        <w:t xml:space="preserve"> </w:t>
-      </w:r>
-      <w:r>
-        <w:rPr>
-          <w:rFonts w:ascii="TH SarabunIT๙" w:hAnsi="TH SarabunIT๙" w:cs="TH SarabunIT๙" w:hint="cs"/>
-          <w:color w:val="auto"/>
-          <w:sz w:val="32"/>
-          <w:szCs w:val="32"/>
-          <w:cs/>
-        </w:rPr>
-        <w:t>กว้าง</w:t>
-      </w:r>
-      <w:r>
-        <w:rPr>
-          <w:rFonts w:ascii="TH SarabunIT๙" w:hAnsi="TH SarabunIT๙" w:cs="TH SarabunIT๙"/>
-          <w:color w:val="auto"/>
-          <w:sz w:val="32"/>
-          <w:szCs w:val="32"/>
-          <w:cs/>
-        </w:rPr>
-        <w:t xml:space="preserve"> 4.00 </w:t>
-      </w:r>
-      <w:r>
-        <w:rPr>
-          <w:rFonts w:ascii="TH SarabunIT๙" w:hAnsi="TH SarabunIT๙" w:cs="TH SarabunIT๙" w:hint="cs"/>
-          <w:color w:val="auto"/>
-          <w:sz w:val="32"/>
-          <w:szCs w:val="32"/>
-          <w:cs/>
-        </w:rPr>
-        <w:t>เมตร</w:t>
-      </w:r>
-      <w:r>
-        <w:rPr>
-          <w:rFonts w:ascii="TH SarabunIT๙" w:hAnsi="TH SarabunIT๙" w:cs="TH SarabunIT๙"/>
-          <w:color w:val="auto"/>
-          <w:sz w:val="32"/>
-          <w:szCs w:val="32"/>
-          <w:cs/>
-        </w:rPr>
-        <w:t xml:space="preserve"> </w:t>
-      </w:r>
-      <w:r>
-        <w:rPr>
-          <w:rFonts w:ascii="TH SarabunIT๙" w:hAnsi="TH SarabunIT๙" w:cs="TH SarabunIT๙" w:hint="cs"/>
-          <w:color w:val="auto"/>
-          <w:sz w:val="32"/>
-          <w:szCs w:val="32"/>
-          <w:cs/>
-        </w:rPr>
-        <w:t>ยาว</w:t>
-      </w:r>
-      <w:r>
-        <w:rPr>
-          <w:rFonts w:ascii="TH SarabunIT๙" w:hAnsi="TH SarabunIT๙" w:cs="TH SarabunIT๙"/>
-          <w:color w:val="auto"/>
-          <w:sz w:val="32"/>
-          <w:szCs w:val="32"/>
-          <w:cs/>
-        </w:rPr>
-        <w:t xml:space="preserve"> 39 </w:t>
-      </w:r>
-      <w:r>
-        <w:rPr>
-          <w:rFonts w:ascii="TH SarabunIT๙" w:hAnsi="TH SarabunIT๙" w:cs="TH SarabunIT๙" w:hint="cs"/>
-          <w:color w:val="auto"/>
-          <w:sz w:val="32"/>
-          <w:szCs w:val="32"/>
-          <w:cs/>
-        </w:rPr>
-        <w:t>เมตร</w:t>
-      </w:r>
-      <w:r>
-        <w:rPr>
-          <w:rFonts w:ascii="TH SarabunIT๙" w:hAnsi="TH SarabunIT๙" w:cs="TH SarabunIT๙"/>
-          <w:color w:val="auto"/>
-          <w:sz w:val="32"/>
-          <w:szCs w:val="32"/>
-          <w:cs/>
-        </w:rPr>
-        <w:t xml:space="preserve"> </w:t>
-      </w:r>
-      <w:r>
-        <w:rPr>
-          <w:rFonts w:ascii="TH SarabunIT๙" w:hAnsi="TH SarabunIT๙" w:cs="TH SarabunIT๙" w:hint="cs"/>
-          <w:color w:val="auto"/>
-          <w:sz w:val="32"/>
-          <w:szCs w:val="32"/>
-          <w:cs/>
-        </w:rPr>
-        <w:t>ช่วงที่</w:t>
-      </w:r>
-      <w:r>
-        <w:rPr>
-          <w:rFonts w:ascii="TH SarabunIT๙" w:hAnsi="TH SarabunIT๙" w:cs="TH SarabunIT๙"/>
-          <w:color w:val="auto"/>
-          <w:sz w:val="32"/>
-          <w:szCs w:val="32"/>
-          <w:cs/>
-        </w:rPr>
-        <w:t xml:space="preserve"> 4 </w:t>
-      </w:r>
-      <w:r>
-        <w:rPr>
-          <w:rFonts w:ascii="TH SarabunIT๙" w:hAnsi="TH SarabunIT๙" w:cs="TH SarabunIT๙" w:hint="cs"/>
-          <w:color w:val="auto"/>
-          <w:sz w:val="32"/>
-          <w:szCs w:val="32"/>
-          <w:cs/>
-        </w:rPr>
-        <w:t>มีขนาดกว้าง</w:t>
-      </w:r>
-      <w:r>
-        <w:rPr>
-          <w:rFonts w:ascii="TH SarabunIT๙" w:hAnsi="TH SarabunIT๙" w:cs="TH SarabunIT๙"/>
-          <w:color w:val="auto"/>
-          <w:sz w:val="32"/>
-          <w:szCs w:val="32"/>
-          <w:cs/>
-        </w:rPr>
-        <w:t xml:space="preserve"> 4.00 </w:t>
-      </w:r>
-      <w:r>
-        <w:rPr>
-          <w:rFonts w:ascii="TH SarabunIT๙" w:hAnsi="TH SarabunIT๙" w:cs="TH SarabunIT๙" w:hint="cs"/>
-          <w:color w:val="auto"/>
-          <w:sz w:val="32"/>
-          <w:szCs w:val="32"/>
-          <w:cs/>
-        </w:rPr>
-        <w:t>เมตร</w:t>
-      </w:r>
-      <w:r>
-        <w:rPr>
-          <w:rFonts w:ascii="TH SarabunIT๙" w:hAnsi="TH SarabunIT๙" w:cs="TH SarabunIT๙"/>
-          <w:color w:val="auto"/>
-          <w:sz w:val="32"/>
-          <w:szCs w:val="32"/>
-          <w:cs/>
-        </w:rPr>
-        <w:t xml:space="preserve"> </w:t>
-      </w:r>
-      <w:r>
-        <w:rPr>
-          <w:rFonts w:ascii="TH SarabunIT๙" w:hAnsi="TH SarabunIT๙" w:cs="TH SarabunIT๙" w:hint="cs"/>
-          <w:color w:val="auto"/>
-          <w:sz w:val="32"/>
-          <w:szCs w:val="32"/>
-          <w:cs/>
-        </w:rPr>
-        <w:t>ยาว</w:t>
-      </w:r>
-      <w:r>
-        <w:rPr>
-          <w:rFonts w:ascii="TH SarabunIT๙" w:hAnsi="TH SarabunIT๙" w:cs="TH SarabunIT๙"/>
-          <w:color w:val="auto"/>
-          <w:sz w:val="32"/>
-          <w:szCs w:val="32"/>
-          <w:cs/>
-        </w:rPr>
-        <w:t xml:space="preserve"> 49 </w:t>
-      </w:r>
-      <w:r>
-        <w:rPr>
-          <w:rFonts w:ascii="TH SarabunIT๙" w:hAnsi="TH SarabunIT๙" w:cs="TH SarabunIT๙" w:hint="cs"/>
-          <w:color w:val="auto"/>
-          <w:sz w:val="32"/>
-          <w:szCs w:val="32"/>
-          <w:cs/>
-        </w:rPr>
-        <w:t>เมตร</w:t>
-      </w:r>
-      <w:r>
-        <w:rPr>
-          <w:rFonts w:ascii="TH SarabunIT๙" w:hAnsi="TH SarabunIT๙" w:cs="TH SarabunIT๙"/>
-          <w:color w:val="auto"/>
-          <w:sz w:val="32"/>
-          <w:szCs w:val="32"/>
-          <w:cs/>
-        </w:rPr>
-        <w:t xml:space="preserve"> </w:t>
-      </w:r>
-      <w:r>
-        <w:rPr>
-          <w:rFonts w:ascii="TH SarabunIT๙" w:hAnsi="TH SarabunIT๙" w:cs="TH SarabunIT๙" w:hint="cs"/>
-          <w:color w:val="auto"/>
-          <w:sz w:val="32"/>
-          <w:szCs w:val="32"/>
-          <w:cs/>
-        </w:rPr>
-        <w:t>ความยาวรวม</w:t>
-      </w:r>
-      <w:r>
-        <w:rPr>
-          <w:rFonts w:ascii="TH SarabunIT๙" w:hAnsi="TH SarabunIT๙" w:cs="TH SarabunIT๙"/>
-          <w:color w:val="auto"/>
-          <w:sz w:val="32"/>
-          <w:szCs w:val="32"/>
-          <w:cs/>
-        </w:rPr>
-        <w:t xml:space="preserve"> 235 </w:t>
-      </w:r>
-      <w:r>
-        <w:rPr>
-          <w:rFonts w:ascii="TH SarabunIT๙" w:hAnsi="TH SarabunIT๙" w:cs="TH SarabunIT๙" w:hint="cs"/>
-          <w:color w:val="auto"/>
-          <w:sz w:val="32"/>
-          <w:szCs w:val="32"/>
-          <w:cs/>
-        </w:rPr>
-        <w:t>เมตร</w:t>
-      </w:r>
-      <w:r>
-        <w:rPr>
-          <w:rFonts w:ascii="TH SarabunIT๙" w:hAnsi="TH SarabunIT๙" w:cs="TH SarabunIT๙"/>
-          <w:color w:val="auto"/>
-          <w:sz w:val="32"/>
-          <w:szCs w:val="32"/>
-          <w:cs/>
-        </w:rPr>
-        <w:t xml:space="preserve"> </w:t>
-      </w:r>
-      <w:r>
-        <w:rPr>
-          <w:rFonts w:ascii="TH SarabunIT๙" w:hAnsi="TH SarabunIT๙" w:cs="TH SarabunIT๙" w:hint="cs"/>
-          <w:color w:val="auto"/>
-          <w:sz w:val="32"/>
-          <w:szCs w:val="32"/>
-          <w:cs/>
-        </w:rPr>
-        <w:t>รายละเอียดตามแบบรูปรายการก่อสร้างที่องค์การบริหารส่วนตำบลคลองด่านกำหนด</w:t>
-      </w:r>
-      <w:r>
-        <w:rPr>
-          <w:rFonts w:ascii="TH SarabunIT๙" w:hAnsi="TH SarabunIT๙" w:cs="TH SarabunIT๙"/>
-          <w:color w:val="auto"/>
-          <w:sz w:val="32"/>
-          <w:szCs w:val="32"/>
-          <w:cs/>
-        </w:rPr>
-        <w:t xml:space="preserve"> </w:t>
-      </w:r>
-      <w:r>
-        <w:rPr>
-          <w:rFonts w:ascii="TH SarabunIT๙" w:hAnsi="TH SarabunIT๙" w:cs="TH SarabunIT๙" w:hint="cs"/>
-          <w:color w:val="auto"/>
-          <w:sz w:val="32"/>
-          <w:szCs w:val="32"/>
-          <w:cs/>
-        </w:rPr>
-        <w:t>จำนวนเงินงบประมาณ</w:t>
-      </w:r>
-      <w:r>
-        <w:rPr>
-          <w:rFonts w:ascii="TH SarabunIT๙" w:hAnsi="TH SarabunIT๙" w:cs="TH SarabunIT๙"/>
-          <w:color w:val="auto"/>
-          <w:sz w:val="32"/>
-          <w:szCs w:val="32"/>
-          <w:cs/>
-        </w:rPr>
-        <w:t xml:space="preserve"> 2,256,000.-</w:t>
-      </w:r>
-      <w:r>
-        <w:rPr>
-          <w:rFonts w:ascii="TH SarabunIT๙" w:hAnsi="TH SarabunIT๙" w:cs="TH SarabunIT๙" w:hint="cs"/>
-          <w:color w:val="auto"/>
-          <w:sz w:val="32"/>
-          <w:szCs w:val="32"/>
-          <w:cs/>
-        </w:rPr>
-        <w:t>บาท</w:t>
-      </w:r>
-      <w:r>
-        <w:rPr>
-          <w:rFonts w:ascii="TH SarabunIT๙" w:hAnsi="TH SarabunIT๙" w:cs="TH SarabunIT๙"/>
-          <w:color w:val="auto"/>
-          <w:sz w:val="32"/>
-          <w:szCs w:val="32"/>
-          <w:cs/>
-        </w:rPr>
-        <w:t xml:space="preserve"> (</w:t>
-      </w:r>
-      <w:r>
-        <w:rPr>
-          <w:rFonts w:ascii="TH SarabunIT๙" w:hAnsi="TH SarabunIT๙" w:cs="TH SarabunIT๙" w:hint="cs"/>
-          <w:color w:val="auto"/>
-          <w:sz w:val="32"/>
-          <w:szCs w:val="32"/>
-          <w:cs/>
-        </w:rPr>
-        <w:t>สองล้านสองแสนห้าหมื่นหกพันบาทถ้วน</w:t>
-      </w:r>
-      <w:r>
-        <w:rPr>
-          <w:rFonts w:ascii="TH SarabunIT๙" w:hAnsi="TH SarabunIT๙" w:cs="TH SarabunIT๙"/>
-          <w:color w:val="auto"/>
-          <w:sz w:val="32"/>
-          <w:szCs w:val="32"/>
-          <w:cs/>
-        </w:rPr>
-        <w:t>) (</w:t>
-      </w:r>
-      <w:r>
-        <w:rPr>
-          <w:rFonts w:ascii="TH SarabunIT๙" w:hAnsi="TH SarabunIT๙" w:cs="TH SarabunIT๙" w:hint="cs"/>
-          <w:color w:val="auto"/>
-          <w:sz w:val="32"/>
-          <w:szCs w:val="32"/>
-          <w:cs/>
-        </w:rPr>
-        <w:t>งานก่อสร้าง</w:t>
-      </w:r>
-      <w:r>
-        <w:rPr>
-          <w:rFonts w:ascii="TH SarabunIT๙" w:hAnsi="TH SarabunIT๙" w:cs="TH SarabunIT๙"/>
-          <w:color w:val="auto"/>
-          <w:sz w:val="32"/>
-          <w:szCs w:val="32"/>
-          <w:cs/>
-        </w:rPr>
-        <w:t xml:space="preserve"> </w:t>
-      </w:r>
-      <w:r>
-        <w:rPr>
-          <w:rFonts w:ascii="TH SarabunIT๙" w:hAnsi="TH SarabunIT๙" w:cs="TH SarabunIT๙" w:hint="cs"/>
-          <w:color w:val="auto"/>
-          <w:sz w:val="32"/>
-          <w:szCs w:val="32"/>
-          <w:cs/>
-        </w:rPr>
-        <w:t>งบลงทุน</w:t>
-      </w:r>
-      <w:r>
-        <w:rPr>
-          <w:rFonts w:ascii="TH SarabunIT๙" w:hAnsi="TH SarabunIT๙" w:cs="TH SarabunIT๙"/>
-          <w:color w:val="auto"/>
-          <w:sz w:val="32"/>
-          <w:szCs w:val="32"/>
-          <w:cs/>
-        </w:rPr>
-        <w:t xml:space="preserve"> </w:t>
-      </w:r>
-      <w:r>
-        <w:rPr>
-          <w:rFonts w:ascii="TH SarabunIT๙" w:hAnsi="TH SarabunIT๙" w:cs="TH SarabunIT๙" w:hint="cs"/>
-          <w:color w:val="auto"/>
-          <w:sz w:val="32"/>
-          <w:szCs w:val="32"/>
-          <w:cs/>
-        </w:rPr>
-        <w:t>ค่าที่ดินและสิ่งก่อสร้าง</w:t>
-      </w:r>
-      <w:r>
-        <w:rPr>
-          <w:rFonts w:ascii="TH SarabunIT๙" w:hAnsi="TH SarabunIT๙" w:cs="TH SarabunIT๙"/>
-          <w:color w:val="auto"/>
-          <w:sz w:val="32"/>
-          <w:szCs w:val="32"/>
-          <w:cs/>
-        </w:rPr>
-        <w:t xml:space="preserve"> </w:t>
-      </w:r>
-      <w:r>
-        <w:rPr>
-          <w:rFonts w:ascii="TH SarabunIT๙" w:hAnsi="TH SarabunIT๙" w:cs="TH SarabunIT๙" w:hint="cs"/>
-          <w:color w:val="auto"/>
-          <w:sz w:val="32"/>
-          <w:szCs w:val="32"/>
-          <w:cs/>
-        </w:rPr>
-        <w:t>ค่าก่อสร้างสาธารณูปการ</w:t>
-      </w:r>
-      <w:r>
-        <w:rPr>
-          <w:rFonts w:ascii="TH SarabunIT๙" w:hAnsi="TH SarabunIT๙" w:cs="TH SarabunIT๙"/>
-          <w:color w:val="auto"/>
-          <w:sz w:val="32"/>
-          <w:szCs w:val="32"/>
-          <w:cs/>
-        </w:rPr>
-        <w:t>)</w:t>
+        <w:t xml:space="preserve">     </w:t>
+        <w:tab/>
+        <w:t>- เป็นไปตามพระราชบัญญัติสภาตำบลและองค์การบริหารส่วนตำบล พ.ศ. 2537 และที่แก้ไขเพิ่มเติมถึง (ฉบับที่ 7) พ.ศ. 2569</w:t>
       </w:r>
     </w:p>
     <w:p>
@@ -2672,217 +958,8 @@
           <w:cs/>
         </w:rPr>
         <w:tab/>
-      </w:r>
-      <w:r>
-        <w:rPr>
-          <w:rFonts w:ascii="TH SarabunIT๙" w:hAnsi="TH SarabunIT๙" w:cs="TH SarabunIT๙"/>
-          <w:color w:val="auto"/>
-          <w:sz w:val="32"/>
-          <w:szCs w:val="32"/>
-          <w:cs/>
-        </w:rPr>
-        <w:tab/>
-      </w:r>
-      <w:r>
-        <w:rPr>
-          <w:rFonts w:ascii="TH SarabunIT๙" w:hAnsi="TH SarabunIT๙" w:cs="TH SarabunIT๙"/>
-          <w:color w:val="auto"/>
-          <w:sz w:val="32"/>
-          <w:szCs w:val="32"/>
-          <w:cs/>
-        </w:rPr>
-        <w:t xml:space="preserve">- </w:t>
-      </w:r>
-      <w:r>
-        <w:rPr>
-          <w:rFonts w:ascii="TH SarabunIT๙" w:hAnsi="TH SarabunIT๙" w:cs="TH SarabunIT๙" w:hint="cs"/>
-          <w:color w:val="auto"/>
-          <w:sz w:val="32"/>
-          <w:szCs w:val="32"/>
-          <w:cs/>
-        </w:rPr>
-        <w:t>เป็นไปตาม</w:t>
-      </w:r>
-      <w:r>
-        <w:rPr>
-          <w:rFonts w:ascii="TH SarabunIT๙" w:hAnsi="TH SarabunIT๙" w:cs="TH SarabunIT๙" w:hint="cs"/>
-          <w:color w:val="000000"/>
-          <w:sz w:val="32"/>
-          <w:szCs w:val="32"/>
-          <w:cs/>
-        </w:rPr>
-        <w:t>[อ้างอิงแผนพัฒนาท้องถิ่น]</w:t>
-      </w:r>
-      <w:r>
-        <w:rPr>
-          <w:rFonts w:ascii="TH SarabunIT๙" w:hAnsi="TH SarabunIT๙" w:cs="TH SarabunIT๙"/>
-          <w:color w:val="000000"/>
-          <w:sz w:val="32"/>
-          <w:szCs w:val="32"/>
-          <w:cs/>
-        </w:rPr>
-      </w:r>
-      <w:r>
-        <w:rPr>
-          <w:rFonts w:ascii="TH SarabunIT๙" w:hAnsi="TH SarabunIT๙" w:cs="TH SarabunIT๙" w:hint="cs"/>
-          <w:color w:val="000000"/>
-          <w:sz w:val="32"/>
-          <w:szCs w:val="32"/>
-          <w:cs/>
-        </w:rPr>
-      </w:r>
-      <w:r>
-        <w:rPr>
-          <w:rFonts w:ascii="TH SarabunIT๙" w:hAnsi="TH SarabunIT๙" w:cs="TH SarabunIT๙"/>
-          <w:color w:val="000000"/>
-          <w:sz w:val="32"/>
-          <w:szCs w:val="32"/>
-          <w:cs/>
-        </w:rPr>
-      </w:r>
-      <w:r>
-        <w:rPr>
-          <w:rFonts w:ascii="TH SarabunIT๙" w:hAnsi="TH SarabunIT๙" w:cs="TH SarabunIT๙" w:hint="cs"/>
-          <w:color w:val="000000"/>
-          <w:sz w:val="32"/>
-          <w:szCs w:val="32"/>
-          <w:cs/>
-        </w:rPr>
-      </w:r>
-      <w:r>
-        <w:rPr>
-          <w:rFonts w:ascii="TH SarabunIT๙" w:hAnsi="TH SarabunIT๙" w:cs="TH SarabunIT๙"/>
-          <w:color w:val="000000"/>
-          <w:sz w:val="32"/>
-          <w:szCs w:val="32"/>
-          <w:cs/>
-        </w:rPr>
-      </w:r>
-      <w:r>
-        <w:rPr>
-          <w:rFonts w:ascii="TH SarabunIT๙" w:hAnsi="TH SarabunIT๙" w:cs="TH SarabunIT๙" w:hint="cs"/>
-          <w:color w:val="000000"/>
-          <w:sz w:val="32"/>
-          <w:szCs w:val="32"/>
-          <w:cs/>
-        </w:rPr>
-      </w:r>
-      <w:r>
-        <w:rPr>
-          <w:rFonts w:ascii="TH SarabunIT๙" w:hAnsi="TH SarabunIT๙" w:cs="TH SarabunIT๙"/>
-          <w:color w:val="000000"/>
-          <w:sz w:val="32"/>
-          <w:szCs w:val="32"/>
-          <w:cs/>
-        </w:rPr>
-      </w:r>
-      <w:r>
-        <w:rPr>
-          <w:rFonts w:ascii="TH SarabunIT๙" w:hAnsi="TH SarabunIT๙" w:cs="TH SarabunIT๙" w:hint="cs"/>
-          <w:color w:val="000000"/>
-          <w:sz w:val="32"/>
-          <w:szCs w:val="32"/>
-          <w:cs/>
-        </w:rPr>
-      </w:r>
-      <w:r>
-        <w:rPr>
-          <w:rFonts w:ascii="TH SarabunIT๙" w:hAnsi="TH SarabunIT๙" w:cs="TH SarabunIT๙"/>
-          <w:color w:val="000000"/>
-          <w:sz w:val="32"/>
-          <w:szCs w:val="32"/>
-          <w:cs/>
-        </w:rPr>
-      </w:r>
-      <w:r>
-        <w:rPr>
-          <w:rFonts w:ascii="TH SarabunIT๙" w:hAnsi="TH SarabunIT๙" w:cs="TH SarabunIT๙" w:hint="cs"/>
-          <w:color w:val="000000"/>
-          <w:sz w:val="32"/>
-          <w:szCs w:val="32"/>
-          <w:cs/>
-        </w:rPr>
-      </w:r>
-      <w:r>
-        <w:rPr>
-          <w:rFonts w:ascii="TH SarabunIT๙" w:hAnsi="TH SarabunIT๙" w:cs="TH SarabunIT๙"/>
-          <w:color w:val="000000"/>
-          <w:sz w:val="32"/>
-          <w:szCs w:val="32"/>
-          <w:cs/>
-        </w:rPr>
-      </w:r>
-      <w:r>
-        <w:rPr>
-          <w:rFonts w:ascii="TH SarabunIT๙" w:hAnsi="TH SarabunIT๙" w:cs="TH SarabunIT๙" w:hint="cs"/>
-          <w:color w:val="000000"/>
-          <w:sz w:val="32"/>
-          <w:szCs w:val="32"/>
-          <w:cs/>
-        </w:rPr>
-      </w:r>
-      <w:r>
-        <w:rPr>
-          <w:rFonts w:ascii="TH SarabunIT๙" w:hAnsi="TH SarabunIT๙" w:cs="TH SarabunIT๙"/>
-          <w:color w:val="000000"/>
-          <w:sz w:val="32"/>
-          <w:szCs w:val="32"/>
-          <w:cs/>
-        </w:rPr>
-      </w:r>
-      <w:r>
-        <w:rPr>
-          <w:rFonts w:ascii="TH SarabunIT๙" w:hAnsi="TH SarabunIT๙" w:cs="TH SarabunIT๙" w:hint="cs"/>
-          <w:color w:val="000000"/>
-          <w:sz w:val="32"/>
-          <w:szCs w:val="32"/>
-          <w:cs/>
-        </w:rPr>
-      </w:r>
-      <w:r>
-        <w:rPr>
-          <w:rFonts w:ascii="TH SarabunIT๙" w:hAnsi="TH SarabunIT๙" w:cs="TH SarabunIT๙"/>
-          <w:color w:val="000000"/>
-          <w:sz w:val="32"/>
-          <w:szCs w:val="32"/>
-          <w:cs/>
-        </w:rPr>
-      </w:r>
-      <w:r>
-        <w:rPr>
-          <w:rFonts w:ascii="TH SarabunIT๙" w:hAnsi="TH SarabunIT๙" w:cs="TH SarabunIT๙" w:hint="cs"/>
-          <w:color w:val="000000"/>
-          <w:sz w:val="32"/>
-          <w:szCs w:val="32"/>
-          <w:cs/>
-        </w:rPr>
-      </w:r>
-      <w:r>
-        <w:rPr>
-          <w:rFonts w:ascii="TH SarabunIT๙" w:hAnsi="TH SarabunIT๙" w:cs="TH SarabunIT๙"/>
-          <w:color w:val="000000"/>
-          <w:sz w:val="32"/>
-          <w:szCs w:val="32"/>
-          <w:cs/>
-        </w:rPr>
-      </w:r>
-      <w:r>
-        <w:rPr>
-          <w:rFonts w:ascii="TH SarabunIT๙" w:hAnsi="TH SarabunIT๙" w:cs="TH SarabunIT๙" w:hint="cs"/>
-          <w:color w:val="000000"/>
-          <w:sz w:val="32"/>
-          <w:szCs w:val="32"/>
-          <w:cs/>
-        </w:rPr>
-      </w:r>
-      <w:r>
-        <w:rPr>
-          <w:rFonts w:ascii="TH SarabunIT๙" w:hAnsi="TH SarabunIT๙" w:cs="TH SarabunIT๙"/>
-          <w:color w:val="000000"/>
-          <w:sz w:val="32"/>
-          <w:szCs w:val="32"/>
-          <w:cs/>
-        </w:rPr>
+        <w:tab/>
+        <w:t>- เป็นไปตาม[อ้างอิงแผนพัฒนาท้องถิ่น]</w:t>
       </w:r>
     </w:p>
     <w:p>
@@ -2981,29 +1058,7 @@
           <w:szCs w:val="32"/>
           <w:cs/>
         </w:rPr>
-        <w:t>๑. นายกองค์การบริหารส่วนตำบลคลองด่าน  ได้สั่งการให้กองช่างดำเนินการจัดทำโครงการดังกล่าว เพื่อแก้ไขปัญหาความเดือดร้อนของประชาชน เนื่องจาก</w:t>
-      </w:r>
-      <w:r>
-        <w:rPr>
-          <w:rFonts w:ascii="TH SarabunIT๙" w:hAnsi="TH SarabunIT๙" w:cs="TH SarabunIT๙" w:hint="cs"/>
-          <w:snapToGrid w:val="0"/>
-          <w:color w:val="auto"/>
-          <w:sz w:val="32"/>
-          <w:szCs w:val="32"/>
-          <w:cs/>
-        </w:rPr>
-        <w:t>ถนนเดิมอยู่ในระดับต่ำ เป็นเหตุให้น้ำทะเลท่วมถนนอยู่เป็นประจำ</w:t>
-      </w:r>
-      <w:r>
-        <w:rPr>
-          <w:rFonts w:ascii="TH SarabunIT๙" w:hAnsi="TH SarabunIT๙" w:cs="TH SarabunIT๙"/>
-          <w:snapToGrid w:val="0"/>
-          <w:color w:val="auto"/>
-          <w:sz w:val="32"/>
-          <w:szCs w:val="32"/>
-          <w:cs/>
-        </w:rPr>
-        <w:t xml:space="preserve"> ทำให้ประชาชนใช้เส้นทางสัญจรด้วยความยากลำบาก </w:t>
+        <w:t>๑. นายกองค์การบริหารส่วนตำบลคลองด่านได้สั่งการให้กองช่างดำเนินการจัดทำโครงการดังกล่าวเพื่อแก้ไขปัญหาความเดือดร้อนของประชาชน เนื่องจากทางเท้าชมนกเดิมซึ่งพื้นทางเดินเป็นไม้มีสภาพชำรุด ไม้ผุพังเป็นอย่างมาก ทำให้ประชาชนใช้เส้นทางเดินเท้าด้วยความลำบากและอาจก่อให้เกิดอันตรายแก่ประชาชนในการใช้ทางเดินเท้าได้ ซึ่งเมื่อจัดทำโครงการดังกล่าวเสร็จสิ้นจะก่อให้เกิดประโยชน์แก่ประชาชนเป็นอย่างมากและยังเป็นการส่งเสริมแหล่งท่องเที่ยวเชิงนิเวศในพื้นที่เพิ่มขึ้นด้วย</w:t>
       </w:r>
     </w:p>
     <w:p>

--- a/templates/5. นำส่งเอกสารการขออนุมัติ_template.docx
+++ b/templates/5. นำส่งเอกสารการขออนุมัติ_template.docx
@@ -125,7 +125,7 @@
         <mc:AlternateContent>
           <mc:Choice Requires="wps">
             <w:drawing>
-              <wp:anchor distT="0" distB="0" distL="114300" distR="114300" simplePos="0" relativeHeight="251655680" behindDoc="0" locked="0" layoutInCell="1" allowOverlap="1" wp14:anchorId="5CCBC81A" wp14:editId="100F36C0">
+              <wp:anchor distT="0" distB="0" distL="114300" distR="114300" simplePos="0" relativeHeight="251655680" behindDoc="0" locked="0" layoutInCell="1" allowOverlap="1" wp14:anchorId="5CCBC81A" wp14:editId="25AA8A46">
                 <wp:simplePos x="0" y="0"/>
                 <wp:positionH relativeFrom="column">
                   <wp:posOffset>846455</wp:posOffset>
@@ -187,7 +187,7 @@
           </mc:Choice>
           <mc:Fallback>
             <w:pict>
-              <v:line w14:anchorId="2726B7C5" id="Line 7" o:spid="_x0000_s1026" style="position:absolute;z-index:251655680;visibility:visible;mso-wrap-style:square;mso-width-percent:0;mso-height-percent:0;mso-wrap-distance-left:9pt;mso-wrap-distance-top:0;mso-wrap-distance-right:9pt;mso-wrap-distance-bottom:0;mso-position-horizontal:absolute;mso-position-horizontal-relative:text;mso-position-vertical:absolute;mso-position-vertical-relative:text;mso-width-percent:0;mso-height-percent:0;mso-width-relative:page;mso-height-relative:page" from="66.65pt,25.25pt" to="452.95pt,25.25pt" o:gfxdata="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">
+              <v:line w14:anchorId="7ACDD614" id="Line 7" o:spid="_x0000_s1026" style="position:absolute;z-index:251655680;visibility:visible;mso-wrap-style:square;mso-width-percent:0;mso-height-percent:0;mso-wrap-distance-left:9pt;mso-wrap-distance-top:0;mso-wrap-distance-right:9pt;mso-wrap-distance-bottom:0;mso-position-horizontal:absolute;mso-position-horizontal-relative:text;mso-position-vertical:absolute;mso-position-vertical-relative:text;mso-width-percent:0;mso-height-percent:0;mso-width-relative:page;mso-height-relative:page" from="66.65pt,25.25pt" to="452.95pt,25.25pt" o:gfxdata="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">
                 <v:stroke dashstyle="1 1" endcap="round"/>
               </v:line>
             </w:pict>
@@ -352,7 +352,7 @@
         <mc:AlternateContent>
           <mc:Choice Requires="wps">
             <w:drawing>
-              <wp:anchor distT="0" distB="0" distL="114300" distR="114300" simplePos="0" relativeHeight="251657728" behindDoc="0" locked="0" layoutInCell="1" allowOverlap="1" wp14:anchorId="10C86D6F" wp14:editId="7C99642F">
+              <wp:anchor distT="0" distB="0" distL="114300" distR="114300" simplePos="0" relativeHeight="251657728" behindDoc="0" locked="0" layoutInCell="1" allowOverlap="1" wp14:anchorId="10C86D6F" wp14:editId="223CBB69">
                 <wp:simplePos x="0" y="0"/>
                 <wp:positionH relativeFrom="column">
                   <wp:posOffset>3133725</wp:posOffset>
@@ -414,7 +414,7 @@
           </mc:Choice>
           <mc:Fallback>
             <w:pict>
-              <v:line w14:anchorId="1DD58398" id="Line 9" o:spid="_x0000_s1026" style="position:absolute;z-index:251657728;visibility:visible;mso-wrap-style:square;mso-width-percent:0;mso-height-percent:0;mso-wrap-distance-left:9pt;mso-wrap-distance-top:0;mso-wrap-distance-right:9pt;mso-wrap-distance-bottom:0;mso-position-horizontal:absolute;mso-position-horizontal-relative:text;mso-position-vertical:absolute;mso-position-vertical-relative:text;mso-width-percent:0;mso-height-percent:0;mso-width-relative:page;mso-height-relative:page" from="246.75pt,18.9pt" to="453.8pt,18.9pt" o:gfxdata="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">
+              <v:line w14:anchorId="41B81492" id="Line 9" o:spid="_x0000_s1026" style="position:absolute;z-index:251657728;visibility:visible;mso-wrap-style:square;mso-width-percent:0;mso-height-percent:0;mso-wrap-distance-left:9pt;mso-wrap-distance-top:0;mso-wrap-distance-right:9pt;mso-wrap-distance-bottom:0;mso-position-horizontal:absolute;mso-position-horizontal-relative:text;mso-position-vertical:absolute;mso-position-vertical-relative:text;mso-width-percent:0;mso-height-percent:0;mso-width-relative:page;mso-height-relative:page" from="246.75pt,18.9pt" to="453.8pt,18.9pt" o:gfxdata="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">
                 <v:stroke dashstyle="1 1" endcap="round"/>
               </v:line>
             </w:pict>
@@ -771,20 +771,115 @@
         <w:rPr>
           <w:rFonts w:ascii="TH SarabunIT๙" w:hAnsi="TH SarabunIT๙" w:cs="TH SarabunIT๙"/>
           <w:color w:val="auto"/>
-          <w:sz w:val="32"/>
-          <w:szCs w:val="32"/>
+          <w:sz w:val="24"/>
+          <w:szCs w:val="24"/>
         </w:rPr>
       </w:pPr>
       <w:r>
         <w:rPr>
           <w:rFonts w:ascii="TH SarabunIT๙" w:hAnsi="TH SarabunIT๙" w:cs="TH SarabunIT๙"/>
+          <w:noProof/>
+          <w:color w:val="auto"/>
+          <w:sz w:val="64"/>
+          <w:szCs w:val="64"/>
+          <w:lang w:eastAsia="en-US"/>
+        </w:rPr>
+        <mc:AlternateContent>
+          <mc:Choice Requires="wps">
+            <w:drawing>
+              <wp:anchor distT="0" distB="0" distL="114300" distR="114300" simplePos="0" relativeHeight="251661824" behindDoc="0" locked="0" layoutInCell="1" allowOverlap="1" wp14:anchorId="334CED17" wp14:editId="517F4224">
+                <wp:simplePos x="0" y="0"/>
+                <wp:positionH relativeFrom="margin">
+                  <wp:posOffset>348615</wp:posOffset>
+                </wp:positionH>
+                <wp:positionV relativeFrom="paragraph">
+                  <wp:posOffset>252730</wp:posOffset>
+                </wp:positionV>
+                <wp:extent cx="5410835" cy="38100"/>
+                <wp:effectExtent l="0" t="0" r="37465" b="19050"/>
+                <wp:wrapNone/>
+                <wp:docPr id="2076261869" name="Line 7"/>
+                <wp:cNvGraphicFramePr>
+                  <a:graphicFrameLocks xmlns:a="http://schemas.openxmlformats.org/drawingml/2006/main"/>
+                </wp:cNvGraphicFramePr>
+                <a:graphic xmlns:a="http://schemas.openxmlformats.org/drawingml/2006/main">
+                  <a:graphicData uri="http://schemas.microsoft.com/office/word/2010/wordprocessingShape">
+                    <wps:wsp>
+                      <wps:cNvCnPr>
+                        <a:cxnSpLocks noChangeShapeType="1"/>
+                      </wps:cNvCnPr>
+                      <wps:spPr bwMode="auto">
+                        <a:xfrm>
+                          <a:off x="0" y="0"/>
+                          <a:ext cx="5410835" cy="38100"/>
+                        </a:xfrm>
+                        <a:prstGeom prst="line">
+                          <a:avLst/>
+                        </a:prstGeom>
+                        <a:noFill/>
+                        <a:ln w="9525" cap="rnd">
+                          <a:solidFill>
+                            <a:srgbClr val="000000"/>
+                          </a:solidFill>
+                          <a:prstDash val="sysDot"/>
+                          <a:round/>
+                          <a:headEnd/>
+                          <a:tailEnd/>
+                        </a:ln>
+                        <a:extLst>
+                          <a:ext uri="{909E8E84-426E-40DD-AFC4-6F175D3DCCD1}">
+                            <a14:hiddenFill xmlns:a14="http://schemas.microsoft.com/office/drawing/2010/main">
+                              <a:noFill/>
+                            </a14:hiddenFill>
+                          </a:ext>
+                        </a:extLst>
+                      </wps:spPr>
+                      <wps:bodyPr/>
+                    </wps:wsp>
+                  </a:graphicData>
+                </a:graphic>
+                <wp14:sizeRelH relativeFrom="page">
+                  <wp14:pctWidth>0</wp14:pctWidth>
+                </wp14:sizeRelH>
+                <wp14:sizeRelV relativeFrom="page">
+                  <wp14:pctHeight>0</wp14:pctHeight>
+                </wp14:sizeRelV>
+              </wp:anchor>
+            </w:drawing>
+          </mc:Choice>
+          <mc:Fallback>
+            <w:pict>
+              <v:line w14:anchorId="41126892" id="Line 7" o:spid="_x0000_s1026" style="position:absolute;z-index:251661824;visibility:visible;mso-wrap-style:square;mso-width-percent:0;mso-height-percent:0;mso-wrap-distance-left:9pt;mso-wrap-distance-top:0;mso-wrap-distance-right:9pt;mso-wrap-distance-bottom:0;mso-position-horizontal:absolute;mso-position-horizontal-relative:margin;mso-position-vertical:absolute;mso-position-vertical-relative:text;mso-width-percent:0;mso-height-percent:0;mso-width-relative:page;mso-height-relative:page" from="27.45pt,19.9pt" to="453.5pt,22.9pt" o:gfxdata="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">
+                <v:stroke dashstyle="1 1" endcap="round"/>
+                <w10:wrap anchorx="margin"/>
+              </v:line>
+            </w:pict>
+          </mc:Fallback>
+        </mc:AlternateContent>
+      </w:r>
+      <w:r>
+        <w:rPr>
+          <w:rFonts w:ascii="TH SarabunIT๙" w:hAnsi="TH SarabunIT๙" w:cs="TH SarabunIT๙"/>
+          <w:b/>
+          <w:bCs/>
           <w:noProof/>
           <w:color w:val="auto"/>
           <w:sz w:val="40"/>
           <w:szCs w:val="40"/>
           <w:lang w:eastAsia="en-US"/>
         </w:rPr>
-        <w:t>เรื่อง ขอนำส่งเอกสารการจัดทำโครงการ[ชื่อโครงการ]</w:t>
+        <w:t>เรื่อง</w:t>
+      </w:r>
+      <w:r>
+        <w:rPr>
+          <w:rFonts w:ascii="TH SarabunIT๙" w:hAnsi="TH SarabunIT๙" w:cs="TH SarabunIT๙"/>
+          <w:noProof/>
+          <w:color w:val="auto"/>
+          <w:sz w:val="32"/>
+          <w:szCs w:val="32"/>
+          <w:lang w:eastAsia="en-US"/>
+        </w:rPr>
+        <w:t xml:space="preserve"> ขอนำส่งเอกสารการจัดทำโครงการ[ชื่อโครงการ]</w:t>
       </w:r>
     </w:p>
     <w:p>
@@ -807,7 +902,39 @@
           <w:szCs w:val="32"/>
           <w:cs/>
         </w:rPr>
-        <w:t>เรียน  ผู้อำนวยการกองคลัง (ในฐานะหัวหน้าเจ้าหน้าที่ ตามระเบียบกระทรวงการคลัง ว่าด้วยการจัดซื้อจัดจ้าง และการบริหารพัสดุภาครัฐ์ พ.ศ. 2560)</w:t>
+        <w:t xml:space="preserve">เรียน  ผู้อำนวยการกองคลัง (ในฐานะหัวหน้าเจ้าหน้าที่ ตามระเบียบกระทรวงการคลัง ว่าด้วยการจัดซื้อจัดจ้าง </w:t>
+      </w:r>
+    </w:p>
+    <w:p>
+      <w:pPr>
+        <w:pStyle w:val="a"/>
+        <w:ind w:right="-1"/>
+        <w:rPr>
+          <w:rFonts w:ascii="TH SarabunIT๙" w:hAnsi="TH SarabunIT๙" w:cs="TH SarabunIT๙"/>
+          <w:color w:val="auto"/>
+          <w:sz w:val="32"/>
+          <w:szCs w:val="32"/>
+        </w:rPr>
+      </w:pPr>
+      <w:r>
+        <w:rPr>
+          <w:rFonts w:ascii="TH SarabunIT๙" w:hAnsi="TH SarabunIT๙" w:cs="TH SarabunIT๙" w:hint="cs"/>
+          <w:color w:val="auto"/>
+          <w:sz w:val="32"/>
+          <w:szCs w:val="32"/>
+          <w:cs/>
+        </w:rPr>
+        <w:t xml:space="preserve">        </w:t>
+      </w:r>
+      <w:r>
+        <w:rPr>
+          <w:rFonts w:ascii="TH SarabunIT๙" w:hAnsi="TH SarabunIT๙" w:cs="TH SarabunIT๙"/>
+          <w:color w:val="auto"/>
+          <w:sz w:val="32"/>
+          <w:szCs w:val="32"/>
+          <w:cs/>
+        </w:rPr>
+        <w:t>และการบริหารพัสดุภาครัฐ์ พ.ศ. 2560)</w:t>
       </w:r>
     </w:p>
     <w:p>
@@ -881,6 +1008,15 @@
           <w:cs/>
         </w:rPr>
         <w:tab/>
+      </w:r>
+      <w:r>
+        <w:rPr>
+          <w:rFonts w:ascii="TH SarabunIT๙" w:hAnsi="TH SarabunIT๙" w:cs="TH SarabunIT๙"/>
+          <w:color w:val="auto"/>
+          <w:sz w:val="32"/>
+          <w:szCs w:val="32"/>
+          <w:cs/>
+        </w:rPr>
         <w:tab/>
         <w:t>ตามข้อบัญญัติองค์การบริหารส่วนตำบลคลองด่าน งบประมาณรายจ่ายประจำปี พ.ศ.2569 งานก่อสร้าง งบลงทุน ค่าที่ดินและสิ่งก่อสร้าง ค่าที่ปรับปรุงที่ดินและสิ่งก่อสร้าง หน้า 243 (แผนงานอุตสาหกรรมและการโยธา)</w:t>
       </w:r>
@@ -907,7 +1043,25 @@
         </w:rPr>
         <w:tab/>
         <w:t>โครงการ[ชื่อโครงการ] (กองช่าง)</w:t>
-        <w:br/>
+      </w:r>
+      <w:r>
+        <w:rPr>
+          <w:rFonts w:ascii="TH SarabunIT๙" w:hAnsi="TH SarabunIT๙" w:cs="TH SarabunIT๙" w:hint="cs"/>
+          <w:color w:val="auto"/>
+          <w:sz w:val="32"/>
+          <w:szCs w:val="32"/>
+          <w:cs/>
+        </w:rPr>
+        <w:t xml:space="preserve"> </w:t>
+      </w:r>
+      <w:r>
+        <w:rPr>
+          <w:rFonts w:ascii="TH SarabunIT๙" w:hAnsi="TH SarabunIT๙" w:cs="TH SarabunIT๙"/>
+          <w:color w:val="auto"/>
+          <w:sz w:val="32"/>
+          <w:szCs w:val="32"/>
+          <w:cs/>
+        </w:rPr>
         <w:t xml:space="preserve">ตำบล คลองด่าน เพื่อจ่ายเป็นค่าปรับปรุงทางเท้าคอนกรีตเสริมเหล็ก กว้าง 1.40 เมตร ยาว 230 เมตรรายละเอียดตามประมาณการงานก่อสร้าง และตามแบบแปลนที่องค์การบริหารส่วนตำบลคองด่านกำหนด จำนวนเงินงบประมาณ [จำนวนเงินตัวเลข].-บาท ([จำนวนเงินตัวอักษร]) </w:t>
       </w:r>
     </w:p>
@@ -933,6 +1087,15 @@
         </w:rPr>
         <w:tab/>
         <w:t xml:space="preserve">     </w:t>
+      </w:r>
+      <w:r>
+        <w:rPr>
+          <w:rFonts w:ascii="TH SarabunIT๙" w:hAnsi="TH SarabunIT๙" w:cs="TH SarabunIT๙"/>
+          <w:color w:val="auto"/>
+          <w:sz w:val="32"/>
+          <w:szCs w:val="32"/>
+          <w:cs/>
+        </w:rPr>
         <w:tab/>
         <w:t>- เป็นไปตามพระราชบัญญัติสภาตำบลและองค์การบริหารส่วนตำบล พ.ศ. 2537 และที่แก้ไขเพิ่มเติมถึง (ฉบับที่ 7) พ.ศ. 2569</w:t>
       </w:r>
@@ -958,6 +1121,15 @@
           <w:cs/>
         </w:rPr>
         <w:tab/>
+      </w:r>
+      <w:r>
+        <w:rPr>
+          <w:rFonts w:ascii="TH SarabunIT๙" w:hAnsi="TH SarabunIT๙" w:cs="TH SarabunIT๙"/>
+          <w:color w:val="auto"/>
+          <w:sz w:val="32"/>
+          <w:szCs w:val="32"/>
+          <w:cs/>
+        </w:rPr>
         <w:tab/>
         <w:t>- เป็นไปตาม[อ้างอิงแผนพัฒนาท้องถิ่น]</w:t>
       </w:r>
@@ -1170,17 +1342,6 @@
       </w:r>
       <w:r>
         <w:rPr>
-          <w:rFonts w:ascii="TH SarabunIT๙" w:hAnsi="TH SarabunIT๙" w:cs="TH SarabunIT๙" w:hint="cs"/>
-          <w:snapToGrid w:val="0"/>
-          <w:color w:val="000000"/>
-          <w:sz w:val="32"/>
-          <w:szCs w:val="32"/>
-          <w:cs/>
-          <w:lang w:eastAsia="th-TH"/>
-        </w:rPr>
-      </w:r>
-      <w:r>
-        <w:rPr>
           <w:rFonts w:ascii="TH SarabunIT๙" w:hAnsi="TH SarabunIT๙" w:cs="TH SarabunIT๙"/>
           <w:snapToGrid w:val="0"/>
           <w:sz w:val="32"/>
@@ -1435,7 +1596,6 @@
           <w:szCs w:val="32"/>
           <w:cs/>
         </w:rPr>
-        <w:lastRenderedPageBreak/>
         <w:tab/>
       </w:r>
       <w:r>
@@ -1481,6 +1641,7 @@
           <w:szCs w:val="32"/>
           <w:cs/>
         </w:rPr>
+        <w:lastRenderedPageBreak/>
         <w:tab/>
       </w:r>
       <w:r>
@@ -3485,78 +3646,6 @@
         </w:rPr>
         <w:t>โครงการ[ชื่อโครงการ] ตำบลคลองด่าน</w:t>
       </w:r>
-      <w:r>
-        <w:rPr>
-          <w:rFonts w:ascii="TH SarabunIT๙" w:hAnsi="TH SarabunIT๙" w:cs="TH SarabunIT๙"/>
-          <w:color w:val="000000"/>
-          <w:sz w:val="32"/>
-          <w:szCs w:val="32"/>
-          <w:cs/>
-        </w:rPr>
-      </w:r>
-      <w:r>
-        <w:rPr>
-          <w:rFonts w:ascii="TH SarabunIT๙" w:hAnsi="TH SarabunIT๙" w:cs="TH SarabunIT๙" w:hint="cs"/>
-          <w:color w:val="000000"/>
-          <w:sz w:val="32"/>
-          <w:szCs w:val="32"/>
-          <w:cs/>
-        </w:rPr>
-      </w:r>
-      <w:r>
-        <w:rPr>
-          <w:rFonts w:ascii="TH SarabunIT๙" w:hAnsi="TH SarabunIT๙" w:cs="TH SarabunIT๙"/>
-          <w:color w:val="000000"/>
-          <w:sz w:val="32"/>
-          <w:szCs w:val="32"/>
-          <w:cs/>
-        </w:rPr>
-      </w:r>
-      <w:r>
-        <w:rPr>
-          <w:rFonts w:ascii="TH SarabunIT๙" w:hAnsi="TH SarabunIT๙" w:cs="TH SarabunIT๙" w:hint="cs"/>
-          <w:color w:val="000000"/>
-          <w:sz w:val="32"/>
-          <w:szCs w:val="32"/>
-          <w:cs/>
-        </w:rPr>
-      </w:r>
-      <w:r>
-        <w:rPr>
-          <w:rFonts w:ascii="TH SarabunIT๙" w:hAnsi="TH SarabunIT๙" w:cs="TH SarabunIT๙"/>
-          <w:color w:val="000000"/>
-          <w:sz w:val="32"/>
-          <w:szCs w:val="32"/>
-          <w:cs/>
-        </w:rPr>
-      </w:r>
-      <w:r>
-        <w:rPr>
-          <w:rFonts w:ascii="TH SarabunIT๙" w:hAnsi="TH SarabunIT๙" w:cs="TH SarabunIT๙" w:hint="cs"/>
-          <w:color w:val="000000"/>
-          <w:sz w:val="32"/>
-          <w:szCs w:val="32"/>
-          <w:cs/>
-        </w:rPr>
-      </w:r>
-      <w:r>
-        <w:rPr>
-          <w:rFonts w:ascii="TH SarabunIT๙" w:hAnsi="TH SarabunIT๙" w:cs="TH SarabunIT๙"/>
-          <w:color w:val="000000"/>
-          <w:sz w:val="32"/>
-          <w:szCs w:val="32"/>
-          <w:cs/>
-        </w:rPr>
-      </w:r>
-      <w:r>
-        <w:rPr>
-          <w:rFonts w:ascii="TH SarabunIT๙" w:hAnsi="TH SarabunIT๙" w:cs="TH SarabunIT๙" w:hint="cs"/>
-          <w:color w:val="000000"/>
-          <w:sz w:val="32"/>
-          <w:szCs w:val="32"/>
-          <w:cs/>
-        </w:rPr>
-      </w:r>
     </w:p>
     <w:p>
       <w:pPr>
@@ -4569,15 +4658,6 @@
           <w:cs/>
         </w:rPr>
         <w:t>[ลักษณะงานที่ใช้สูตรค่าK]</w:t>
-      </w:r>
-      <w:r>
-        <w:rPr>
-          <w:rFonts w:ascii="TH SarabunIT๙" w:hAnsi="TH SarabunIT๙" w:cs="TH SarabunIT๙"/>
-          <w:color w:val="000000"/>
-          <w:sz w:val="32"/>
-          <w:szCs w:val="32"/>
-          <w:cs/>
-        </w:rPr>
       </w:r>
       <w:r>
         <w:rPr>
@@ -4650,74 +4730,6 @@
         </w:rPr>
         <w:t>[สูตรค่าK]</w:t>
       </w:r>
-      <w:r>
-        <w:rPr>
-          <w:rFonts w:ascii="TH SarabunIT๙" w:hAnsi="TH SarabunIT๙" w:cs="TH SarabunIT๙"/>
-          <w:color w:val="000000"/>
-          <w:sz w:val="32"/>
-          <w:szCs w:val="32"/>
-          <w:cs/>
-        </w:rPr>
-      </w:r>
-      <w:r>
-        <w:rPr>
-          <w:rFonts w:ascii="TH SarabunIT๙" w:hAnsi="TH SarabunIT๙" w:cs="TH SarabunIT๙"/>
-          <w:color w:val="000000"/>
-          <w:sz w:val="32"/>
-          <w:szCs w:val="32"/>
-        </w:rPr>
-      </w:r>
-      <w:r>
-        <w:rPr>
-          <w:rFonts w:ascii="TH SarabunIT๙" w:hAnsi="TH SarabunIT๙" w:cs="TH SarabunIT๙"/>
-          <w:color w:val="000000"/>
-          <w:sz w:val="32"/>
-          <w:szCs w:val="32"/>
-          <w:cs/>
-        </w:rPr>
-      </w:r>
-      <w:r>
-        <w:rPr>
-          <w:rFonts w:ascii="TH SarabunIT๙" w:hAnsi="TH SarabunIT๙" w:cs="TH SarabunIT๙"/>
-          <w:color w:val="000000"/>
-          <w:sz w:val="32"/>
-          <w:szCs w:val="32"/>
-        </w:rPr>
-      </w:r>
-      <w:r>
-        <w:rPr>
-          <w:rFonts w:ascii="TH SarabunIT๙" w:hAnsi="TH SarabunIT๙" w:cs="TH SarabunIT๙"/>
-          <w:color w:val="000000"/>
-          <w:sz w:val="32"/>
-          <w:szCs w:val="32"/>
-          <w:cs/>
-        </w:rPr>
-      </w:r>
-      <w:r>
-        <w:rPr>
-          <w:rFonts w:ascii="TH SarabunIT๙" w:hAnsi="TH SarabunIT๙" w:cs="TH SarabunIT๙"/>
-          <w:color w:val="000000"/>
-          <w:sz w:val="32"/>
-          <w:szCs w:val="32"/>
-        </w:rPr>
-      </w:r>
-      <w:r>
-        <w:rPr>
-          <w:rFonts w:ascii="TH SarabunIT๙" w:hAnsi="TH SarabunIT๙" w:cs="TH SarabunIT๙"/>
-          <w:color w:val="000000"/>
-          <w:sz w:val="32"/>
-          <w:szCs w:val="32"/>
-          <w:cs/>
-        </w:rPr>
-      </w:r>
-      <w:r>
-        <w:rPr>
-          <w:rFonts w:ascii="TH SarabunIT๙" w:hAnsi="TH SarabunIT๙" w:cs="TH SarabunIT๙"/>
-          <w:color w:val="000000"/>
-          <w:sz w:val="32"/>
-          <w:szCs w:val="32"/>
-        </w:rPr>
-      </w:r>
     </w:p>
     <w:p>
       <w:pPr>
@@ -4911,167 +4923,77 @@
           <w:cs/>
         </w:rPr>
         <w:tab/>
-      </w:r>
-      <w:r>
-        <w:rPr>
-          <w:rFonts w:ascii="TH SarabunIT๙" w:hAnsi="TH SarabunIT๙" w:cs="TH SarabunIT๙"/>
+        <w:t>1.</w:t>
+      </w:r>
+      <w:r>
+        <w:rPr>
+          <w:rFonts w:ascii="TH SarabunIT๙" w:hAnsi="TH SarabunIT๙" w:cs="TH SarabunIT๙" w:hint="cs"/>
           <w:color w:val="000000"/>
           <w:sz w:val="32"/>
           <w:szCs w:val="32"/>
           <w:cs/>
         </w:rPr>
-        <w:t>1.</w:t>
-      </w:r>
-      <w:r>
-        <w:rPr>
-          <w:rFonts w:ascii="TH SarabunIT๙" w:hAnsi="TH SarabunIT๙" w:cs="TH SarabunIT๙" w:hint="cs"/>
+        <w:t>[ชื่อกรรมการราคากลาง1]</w:t>
+      </w:r>
+      <w:r>
+        <w:rPr>
+          <w:rFonts w:ascii="TH SarabunIT๙" w:hAnsi="TH SarabunIT๙" w:cs="TH SarabunIT๙"/>
           <w:color w:val="000000"/>
           <w:sz w:val="32"/>
           <w:szCs w:val="32"/>
           <w:cs/>
         </w:rPr>
-        <w:t>[ชื่อกรรมการราคากลาง1]</w:t>
-      </w:r>
-      <w:r>
-        <w:rPr>
-          <w:rFonts w:ascii="TH SarabunIT๙" w:hAnsi="TH SarabunIT๙" w:cs="TH SarabunIT๙"/>
+        <w:tab/>
+      </w:r>
+      <w:r>
+        <w:rPr>
+          <w:rFonts w:ascii="TH SarabunIT๙" w:hAnsi="TH SarabunIT๙" w:cs="TH SarabunIT๙" w:hint="cs"/>
           <w:color w:val="000000"/>
           <w:sz w:val="32"/>
           <w:szCs w:val="32"/>
           <w:cs/>
         </w:rPr>
-        <w:tab/>
-      </w:r>
-      <w:r>
-        <w:rPr>
-          <w:rFonts w:ascii="TH SarabunIT๙" w:hAnsi="TH SarabunIT๙" w:cs="TH SarabunIT๙" w:hint="cs"/>
+        <w:t>[ตำแหน่งกรรมการราคากลาง1]</w:t>
+      </w:r>
+      <w:r>
+        <w:rPr>
+          <w:rFonts w:ascii="TH SarabunIT๙" w:hAnsi="TH SarabunIT๙" w:cs="TH SarabunIT๙"/>
           <w:color w:val="000000"/>
           <w:sz w:val="32"/>
           <w:szCs w:val="32"/>
           <w:cs/>
         </w:rPr>
-        <w:t>[ตำแหน่งกรรมการราคากลาง1]</w:t>
-      </w:r>
-      <w:r>
-        <w:rPr>
-          <w:rFonts w:ascii="TH SarabunIT๙" w:hAnsi="TH SarabunIT๙" w:cs="TH SarabunIT๙"/>
+        <w:tab/>
+      </w:r>
+      <w:r>
+        <w:rPr>
+          <w:rFonts w:ascii="TH SarabunIT๙" w:hAnsi="TH SarabunIT๙" w:cs="TH SarabunIT๙" w:hint="cs"/>
           <w:color w:val="000000"/>
           <w:sz w:val="32"/>
           <w:szCs w:val="32"/>
           <w:cs/>
         </w:rPr>
-        <w:tab/>
-      </w:r>
-      <w:r>
-        <w:rPr>
-          <w:rFonts w:ascii="TH SarabunIT๙" w:hAnsi="TH SarabunIT๙" w:cs="TH SarabunIT๙" w:hint="cs"/>
+        <w:t>เป็น</w:t>
+      </w:r>
+      <w:r>
+        <w:rPr>
+          <w:rFonts w:ascii="TH SarabunIT๙" w:hAnsi="TH SarabunIT๙" w:cs="TH SarabunIT๙"/>
           <w:color w:val="000000"/>
           <w:sz w:val="32"/>
           <w:szCs w:val="32"/>
           <w:cs/>
         </w:rPr>
-        <w:t>เป็น</w:t>
-      </w:r>
-      <w:r>
-        <w:rPr>
-          <w:rFonts w:ascii="TH SarabunIT๙" w:hAnsi="TH SarabunIT๙" w:cs="TH SarabunIT๙"/>
+        <w:tab/>
+      </w:r>
+      <w:r>
+        <w:rPr>
+          <w:rFonts w:ascii="TH SarabunIT๙" w:hAnsi="TH SarabunIT๙" w:cs="TH SarabunIT๙" w:hint="cs"/>
           <w:color w:val="000000"/>
           <w:sz w:val="32"/>
           <w:szCs w:val="32"/>
           <w:cs/>
         </w:rPr>
-        <w:tab/>
-      </w:r>
-      <w:r>
-        <w:rPr>
-          <w:rFonts w:ascii="TH SarabunIT๙" w:hAnsi="TH SarabunIT๙" w:cs="TH SarabunIT๙" w:hint="cs"/>
-          <w:color w:val="000000"/>
-          <w:sz w:val="32"/>
-          <w:szCs w:val="32"/>
-          <w:cs/>
-        </w:rPr>
         <w:t>ประธานกรรมการ</w:t>
-      </w:r>
-      <w:r>
-        <w:rPr>
-          <w:rFonts w:ascii="TH SarabunIT๙" w:hAnsi="TH SarabunIT๙" w:cs="TH SarabunIT๙"/>
-          <w:color w:val="000000"/>
-          <w:sz w:val="32"/>
-          <w:szCs w:val="32"/>
-          <w:cs/>
-        </w:rPr>
-      </w:r>
-      <w:r>
-        <w:rPr>
-          <w:rFonts w:ascii="TH SarabunIT๙" w:hAnsi="TH SarabunIT๙" w:cs="TH SarabunIT๙" w:hint="cs"/>
-          <w:color w:val="000000"/>
-          <w:sz w:val="32"/>
-          <w:szCs w:val="32"/>
-          <w:cs/>
-        </w:rPr>
-      </w:r>
-      <w:r>
-        <w:rPr>
-          <w:rFonts w:ascii="TH SarabunIT๙" w:hAnsi="TH SarabunIT๙" w:cs="TH SarabunIT๙" w:hint="cs"/>
-          <w:color w:val="000000"/>
-          <w:sz w:val="32"/>
-          <w:szCs w:val="32"/>
-          <w:cs/>
-        </w:rPr>
-      </w:r>
-      <w:r>
-        <w:rPr>
-          <w:rFonts w:ascii="TH SarabunIT๙" w:hAnsi="TH SarabunIT๙" w:cs="TH SarabunIT๙"/>
-          <w:color w:val="000000"/>
-          <w:sz w:val="32"/>
-          <w:szCs w:val="32"/>
-          <w:cs/>
-        </w:rPr>
-      </w:r>
-      <w:r>
-        <w:rPr>
-          <w:rFonts w:ascii="TH SarabunIT๙" w:hAnsi="TH SarabunIT๙" w:cs="TH SarabunIT๙" w:hint="cs"/>
-          <w:color w:val="000000"/>
-          <w:sz w:val="32"/>
-          <w:szCs w:val="32"/>
-          <w:cs/>
-        </w:rPr>
-      </w:r>
-      <w:r>
-        <w:rPr>
-          <w:rFonts w:ascii="TH SarabunIT๙" w:hAnsi="TH SarabunIT๙" w:cs="TH SarabunIT๙"/>
-          <w:color w:val="000000"/>
-          <w:sz w:val="32"/>
-          <w:szCs w:val="32"/>
-          <w:cs/>
-        </w:rPr>
-      </w:r>
-      <w:r>
-        <w:rPr>
-          <w:rFonts w:ascii="TH SarabunIT๙" w:hAnsi="TH SarabunIT๙" w:cs="TH SarabunIT๙" w:hint="cs"/>
-          <w:color w:val="000000"/>
-          <w:sz w:val="32"/>
-          <w:szCs w:val="32"/>
-          <w:cs/>
-        </w:rPr>
-      </w:r>
-      <w:r>
-        <w:rPr>
-          <w:rFonts w:ascii="TH SarabunIT๙" w:hAnsi="TH SarabunIT๙" w:cs="TH SarabunIT๙"/>
-          <w:color w:val="000000"/>
-          <w:sz w:val="32"/>
-          <w:szCs w:val="32"/>
-          <w:cs/>
-        </w:rPr>
-      </w:r>
-      <w:r>
-        <w:rPr>
-          <w:rFonts w:ascii="TH SarabunIT๙" w:hAnsi="TH SarabunIT๙" w:cs="TH SarabunIT๙" w:hint="cs"/>
-          <w:color w:val="000000"/>
-          <w:sz w:val="32"/>
-          <w:szCs w:val="32"/>
-          <w:cs/>
-        </w:rPr>
       </w:r>
     </w:p>
     <w:p>
@@ -5097,104 +5019,77 @@
           <w:cs/>
         </w:rPr>
         <w:tab/>
-      </w:r>
-      <w:r>
-        <w:rPr>
-          <w:rFonts w:ascii="TH SarabunIT๙" w:hAnsi="TH SarabunIT๙" w:cs="TH SarabunIT๙"/>
+        <w:t>2.</w:t>
+      </w:r>
+      <w:r>
+        <w:rPr>
+          <w:rFonts w:ascii="TH SarabunIT๙" w:hAnsi="TH SarabunIT๙" w:cs="TH SarabunIT๙" w:hint="cs"/>
           <w:color w:val="000000"/>
           <w:sz w:val="32"/>
           <w:szCs w:val="32"/>
           <w:cs/>
         </w:rPr>
-        <w:t>2.</w:t>
-      </w:r>
-      <w:r>
-        <w:rPr>
-          <w:rFonts w:ascii="TH SarabunIT๙" w:hAnsi="TH SarabunIT๙" w:cs="TH SarabunIT๙" w:hint="cs"/>
+        <w:t>[ชื่อกรรมการราคากลาง2]</w:t>
+      </w:r>
+      <w:r>
+        <w:rPr>
+          <w:rFonts w:ascii="TH SarabunIT๙" w:hAnsi="TH SarabunIT๙" w:cs="TH SarabunIT๙"/>
           <w:color w:val="000000"/>
           <w:sz w:val="32"/>
           <w:szCs w:val="32"/>
           <w:cs/>
         </w:rPr>
-        <w:t>[ชื่อกรรมการราคากลาง2]</w:t>
-      </w:r>
-      <w:r>
-        <w:rPr>
-          <w:rFonts w:ascii="TH SarabunIT๙" w:hAnsi="TH SarabunIT๙" w:cs="TH SarabunIT๙"/>
+        <w:tab/>
+      </w:r>
+      <w:r>
+        <w:rPr>
+          <w:rFonts w:ascii="TH SarabunIT๙" w:hAnsi="TH SarabunIT๙" w:cs="TH SarabunIT๙" w:hint="cs"/>
           <w:color w:val="000000"/>
           <w:sz w:val="32"/>
           <w:szCs w:val="32"/>
           <w:cs/>
         </w:rPr>
-        <w:tab/>
-      </w:r>
-      <w:r>
-        <w:rPr>
-          <w:rFonts w:ascii="TH SarabunIT๙" w:hAnsi="TH SarabunIT๙" w:cs="TH SarabunIT๙" w:hint="cs"/>
+        <w:t>[ตำแหน่งกรรมการราคากลาง2]</w:t>
+      </w:r>
+      <w:r>
+        <w:rPr>
+          <w:rFonts w:ascii="TH SarabunIT๙" w:hAnsi="TH SarabunIT๙" w:cs="TH SarabunIT๙"/>
           <w:color w:val="000000"/>
           <w:sz w:val="32"/>
           <w:szCs w:val="32"/>
           <w:cs/>
         </w:rPr>
-        <w:t>[ตำแหน่งกรรมการราคากลาง2]</w:t>
-      </w:r>
-      <w:r>
-        <w:rPr>
-          <w:rFonts w:ascii="TH SarabunIT๙" w:hAnsi="TH SarabunIT๙" w:cs="TH SarabunIT๙"/>
+        <w:tab/>
+      </w:r>
+      <w:r>
+        <w:rPr>
+          <w:rFonts w:ascii="TH SarabunIT๙" w:hAnsi="TH SarabunIT๙" w:cs="TH SarabunIT๙" w:hint="cs"/>
           <w:color w:val="000000"/>
           <w:sz w:val="32"/>
           <w:szCs w:val="32"/>
           <w:cs/>
         </w:rPr>
-        <w:tab/>
-      </w:r>
-      <w:r>
-        <w:rPr>
-          <w:rFonts w:ascii="TH SarabunIT๙" w:hAnsi="TH SarabunIT๙" w:cs="TH SarabunIT๙" w:hint="cs"/>
+        <w:t>เป็น</w:t>
+      </w:r>
+      <w:r>
+        <w:rPr>
+          <w:rFonts w:ascii="TH SarabunIT๙" w:hAnsi="TH SarabunIT๙" w:cs="TH SarabunIT๙"/>
           <w:color w:val="000000"/>
           <w:sz w:val="32"/>
           <w:szCs w:val="32"/>
           <w:cs/>
         </w:rPr>
-        <w:t>เป็น</w:t>
-      </w:r>
-      <w:r>
-        <w:rPr>
-          <w:rFonts w:ascii="TH SarabunIT๙" w:hAnsi="TH SarabunIT๙" w:cs="TH SarabunIT๙"/>
+        <w:tab/>
+      </w:r>
+      <w:r>
+        <w:rPr>
+          <w:rFonts w:ascii="TH SarabunIT๙" w:hAnsi="TH SarabunIT๙" w:cs="TH SarabunIT๙" w:hint="cs"/>
           <w:color w:val="000000"/>
           <w:sz w:val="32"/>
           <w:szCs w:val="32"/>
           <w:cs/>
         </w:rPr>
-        <w:tab/>
-      </w:r>
-      <w:r>
-        <w:rPr>
-          <w:rFonts w:ascii="TH SarabunIT๙" w:hAnsi="TH SarabunIT๙" w:cs="TH SarabunIT๙" w:hint="cs"/>
-          <w:color w:val="000000"/>
-          <w:sz w:val="32"/>
-          <w:szCs w:val="32"/>
-          <w:cs/>
-        </w:rPr>
         <w:t>กรรมการ</w:t>
-      </w:r>
-      <w:r>
-        <w:rPr>
-          <w:rFonts w:ascii="TH SarabunIT๙" w:hAnsi="TH SarabunIT๙" w:cs="TH SarabunIT๙"/>
-          <w:color w:val="000000"/>
-          <w:sz w:val="32"/>
-          <w:szCs w:val="32"/>
-          <w:cs/>
-        </w:rPr>
-      </w:r>
-      <w:r>
-        <w:rPr>
-          <w:rFonts w:ascii="TH SarabunIT๙" w:hAnsi="TH SarabunIT๙" w:cs="TH SarabunIT๙" w:hint="cs"/>
-          <w:color w:val="000000"/>
-          <w:sz w:val="32"/>
-          <w:szCs w:val="32"/>
-          <w:cs/>
-        </w:rPr>
       </w:r>
     </w:p>
     <w:p>
@@ -5220,50 +5115,52 @@
           <w:cs/>
         </w:rPr>
         <w:tab/>
-      </w:r>
-      <w:r>
-        <w:rPr>
-          <w:rFonts w:ascii="TH SarabunIT๙" w:hAnsi="TH SarabunIT๙" w:cs="TH SarabunIT๙"/>
+        <w:t>3.</w:t>
+      </w:r>
+      <w:r>
+        <w:rPr>
+          <w:rFonts w:ascii="TH SarabunIT๙" w:hAnsi="TH SarabunIT๙" w:cs="TH SarabunIT๙" w:hint="cs"/>
           <w:color w:val="000000"/>
           <w:sz w:val="32"/>
           <w:szCs w:val="32"/>
           <w:cs/>
         </w:rPr>
-        <w:t>3.</w:t>
-      </w:r>
-      <w:r>
-        <w:rPr>
-          <w:rFonts w:ascii="TH SarabunIT๙" w:hAnsi="TH SarabunIT๙" w:cs="TH SarabunIT๙" w:hint="cs"/>
+        <w:t>[ชื่อกรรมการราคากลาง3]</w:t>
+      </w:r>
+      <w:r>
+        <w:rPr>
+          <w:rFonts w:ascii="TH SarabunIT๙" w:hAnsi="TH SarabunIT๙" w:cs="TH SarabunIT๙"/>
           <w:color w:val="000000"/>
           <w:sz w:val="32"/>
           <w:szCs w:val="32"/>
           <w:cs/>
         </w:rPr>
-        <w:t>[ชื่อกรรมการราคากลาง3]</w:t>
-      </w:r>
-      <w:r>
-        <w:rPr>
-          <w:rFonts w:ascii="TH SarabunIT๙" w:hAnsi="TH SarabunIT๙" w:cs="TH SarabunIT๙"/>
+        <w:tab/>
+      </w:r>
+      <w:r>
+        <w:rPr>
+          <w:rFonts w:ascii="TH SarabunIT๙" w:hAnsi="TH SarabunIT๙" w:cs="TH SarabunIT๙" w:hint="cs"/>
           <w:color w:val="000000"/>
           <w:sz w:val="32"/>
           <w:szCs w:val="32"/>
           <w:cs/>
         </w:rPr>
-        <w:tab/>
-      </w:r>
-      <w:r>
-        <w:rPr>
-          <w:rFonts w:ascii="TH SarabunIT๙" w:hAnsi="TH SarabunIT๙" w:cs="TH SarabunIT๙" w:hint="cs"/>
+        <w:t>[ตำแหน่งกรรมการราคากลาง3]</w:t>
+      </w:r>
+      <w:r>
+        <w:rPr>
+          <w:rFonts w:ascii="TH SarabunIT๙" w:hAnsi="TH SarabunIT๙" w:cs="TH SarabunIT๙"/>
           <w:color w:val="000000"/>
           <w:sz w:val="32"/>
           <w:szCs w:val="32"/>
           <w:cs/>
         </w:rPr>
-        <w:t>[ตำแหน่งกรรมการราคากลาง3]</w:t>
-      </w:r>
-      <w:r>
-        <w:rPr>
-          <w:rFonts w:ascii="TH SarabunIT๙" w:hAnsi="TH SarabunIT๙" w:cs="TH SarabunIT๙"/>
+        <w:tab/>
+        <w:t>เป็น</w:t>
+      </w:r>
+      <w:r>
+        <w:rPr>
+          <w:rFonts w:ascii="TH SarabunIT๙" w:hAnsi="TH SarabunIT๙" w:cs="TH SarabunIT๙" w:hint="cs"/>
           <w:color w:val="000000"/>
           <w:sz w:val="32"/>
           <w:szCs w:val="32"/>
@@ -5279,54 +5176,7 @@
           <w:szCs w:val="32"/>
           <w:cs/>
         </w:rPr>
-        <w:t>เป็น</w:t>
-      </w:r>
-      <w:r>
-        <w:rPr>
-          <w:rFonts w:ascii="TH SarabunIT๙" w:hAnsi="TH SarabunIT๙" w:cs="TH SarabunIT๙" w:hint="cs"/>
-          <w:color w:val="000000"/>
-          <w:sz w:val="32"/>
-          <w:szCs w:val="32"/>
-          <w:cs/>
-        </w:rPr>
-        <w:tab/>
-      </w:r>
-      <w:r>
-        <w:rPr>
-          <w:rFonts w:ascii="TH SarabunIT๙" w:hAnsi="TH SarabunIT๙" w:cs="TH SarabunIT๙"/>
-          <w:color w:val="000000"/>
-          <w:sz w:val="32"/>
-          <w:szCs w:val="32"/>
-          <w:cs/>
-        </w:rPr>
         <w:t>กรรมการ</w:t>
-      </w:r>
-      <w:r>
-        <w:rPr>
-          <w:rFonts w:ascii="TH SarabunIT๙" w:hAnsi="TH SarabunIT๙" w:cs="TH SarabunIT๙" w:hint="cs"/>
-          <w:color w:val="000000"/>
-          <w:sz w:val="32"/>
-          <w:szCs w:val="32"/>
-          <w:cs/>
-        </w:rPr>
-      </w:r>
-      <w:r>
-        <w:rPr>
-          <w:rFonts w:ascii="TH SarabunIT๙" w:hAnsi="TH SarabunIT๙" w:cs="TH SarabunIT๙"/>
-          <w:color w:val="000000"/>
-          <w:sz w:val="32"/>
-          <w:szCs w:val="32"/>
-          <w:cs/>
-        </w:rPr>
-      </w:r>
-      <w:r>
-        <w:rPr>
-          <w:rFonts w:ascii="TH SarabunIT๙" w:hAnsi="TH SarabunIT๙" w:cs="TH SarabunIT๙" w:hint="cs"/>
-          <w:color w:val="000000"/>
-          <w:sz w:val="32"/>
-          <w:szCs w:val="32"/>
-          <w:cs/>
-        </w:rPr>
       </w:r>
     </w:p>
     <w:p>
@@ -5495,50 +5345,52 @@
           <w:cs/>
         </w:rPr>
         <w:tab/>
-      </w:r>
-      <w:r>
-        <w:rPr>
-          <w:rFonts w:ascii="TH SarabunIT๙" w:hAnsi="TH SarabunIT๙" w:cs="TH SarabunIT๙"/>
+        <w:t>1.</w:t>
+      </w:r>
+      <w:r>
+        <w:rPr>
+          <w:rFonts w:ascii="TH SarabunIT๙" w:hAnsi="TH SarabunIT๙" w:cs="TH SarabunIT๙" w:hint="cs"/>
           <w:color w:val="000000"/>
           <w:sz w:val="32"/>
           <w:szCs w:val="32"/>
           <w:cs/>
         </w:rPr>
-        <w:t>1.</w:t>
-      </w:r>
-      <w:r>
-        <w:rPr>
-          <w:rFonts w:ascii="TH SarabunIT๙" w:hAnsi="TH SarabunIT๙" w:cs="TH SarabunIT๙" w:hint="cs"/>
+        <w:t>[ชื่อกรรมการตรวจรับ1]</w:t>
+      </w:r>
+      <w:r>
+        <w:rPr>
+          <w:rFonts w:ascii="TH SarabunIT๙" w:hAnsi="TH SarabunIT๙" w:cs="TH SarabunIT๙"/>
           <w:color w:val="000000"/>
           <w:sz w:val="32"/>
           <w:szCs w:val="32"/>
           <w:cs/>
         </w:rPr>
-        <w:t>[ชื่อกรรมการตรวจรับ1]</w:t>
-      </w:r>
-      <w:r>
-        <w:rPr>
-          <w:rFonts w:ascii="TH SarabunIT๙" w:hAnsi="TH SarabunIT๙" w:cs="TH SarabunIT๙"/>
+        <w:tab/>
+      </w:r>
+      <w:r>
+        <w:rPr>
+          <w:rFonts w:ascii="TH SarabunIT๙" w:hAnsi="TH SarabunIT๙" w:cs="TH SarabunIT๙" w:hint="cs"/>
           <w:color w:val="000000"/>
           <w:sz w:val="32"/>
           <w:szCs w:val="32"/>
           <w:cs/>
         </w:rPr>
-        <w:tab/>
-      </w:r>
-      <w:r>
-        <w:rPr>
-          <w:rFonts w:ascii="TH SarabunIT๙" w:hAnsi="TH SarabunIT๙" w:cs="TH SarabunIT๙" w:hint="cs"/>
+        <w:t>[ตำแหน่งกรรมการตรวจรับ1]</w:t>
+      </w:r>
+      <w:r>
+        <w:rPr>
+          <w:rFonts w:ascii="TH SarabunIT๙" w:hAnsi="TH SarabunIT๙" w:cs="TH SarabunIT๙"/>
           <w:color w:val="000000"/>
           <w:sz w:val="32"/>
           <w:szCs w:val="32"/>
           <w:cs/>
         </w:rPr>
-        <w:t>[ตำแหน่งกรรมการตรวจรับ1]</w:t>
-      </w:r>
-      <w:r>
-        <w:rPr>
-          <w:rFonts w:ascii="TH SarabunIT๙" w:hAnsi="TH SarabunIT๙" w:cs="TH SarabunIT๙"/>
+        <w:tab/>
+        <w:t>เป็น</w:t>
+      </w:r>
+      <w:r>
+        <w:rPr>
+          <w:rFonts w:ascii="TH SarabunIT๙" w:hAnsi="TH SarabunIT๙" w:cs="TH SarabunIT๙" w:hint="cs"/>
           <w:color w:val="000000"/>
           <w:sz w:val="32"/>
           <w:szCs w:val="32"/>
@@ -5554,99 +5406,7 @@
           <w:szCs w:val="32"/>
           <w:cs/>
         </w:rPr>
-        <w:t>เป็น</w:t>
-      </w:r>
-      <w:r>
-        <w:rPr>
-          <w:rFonts w:ascii="TH SarabunIT๙" w:hAnsi="TH SarabunIT๙" w:cs="TH SarabunIT๙" w:hint="cs"/>
-          <w:color w:val="000000"/>
-          <w:sz w:val="32"/>
-          <w:szCs w:val="32"/>
-          <w:cs/>
-        </w:rPr>
-        <w:tab/>
-      </w:r>
-      <w:r>
-        <w:rPr>
-          <w:rFonts w:ascii="TH SarabunIT๙" w:hAnsi="TH SarabunIT๙" w:cs="TH SarabunIT๙"/>
-          <w:color w:val="000000"/>
-          <w:sz w:val="32"/>
-          <w:szCs w:val="32"/>
-          <w:cs/>
-        </w:rPr>
         <w:t>ประธานกรรมการ</w:t>
-      </w:r>
-      <w:r>
-        <w:rPr>
-          <w:rFonts w:ascii="TH SarabunIT๙" w:hAnsi="TH SarabunIT๙" w:cs="TH SarabunIT๙" w:hint="cs"/>
-          <w:color w:val="000000"/>
-          <w:sz w:val="32"/>
-          <w:szCs w:val="32"/>
-          <w:cs/>
-        </w:rPr>
-      </w:r>
-      <w:r>
-        <w:rPr>
-          <w:rFonts w:ascii="TH SarabunIT๙" w:hAnsi="TH SarabunIT๙" w:cs="TH SarabunIT๙"/>
-          <w:color w:val="000000"/>
-          <w:sz w:val="32"/>
-          <w:szCs w:val="32"/>
-          <w:cs/>
-        </w:rPr>
-      </w:r>
-      <w:r>
-        <w:rPr>
-          <w:rFonts w:ascii="TH SarabunIT๙" w:hAnsi="TH SarabunIT๙" w:cs="TH SarabunIT๙" w:hint="cs"/>
-          <w:color w:val="000000"/>
-          <w:sz w:val="32"/>
-          <w:szCs w:val="32"/>
-          <w:cs/>
-        </w:rPr>
-      </w:r>
-      <w:r>
-        <w:rPr>
-          <w:rFonts w:ascii="TH SarabunIT๙" w:hAnsi="TH SarabunIT๙" w:cs="TH SarabunIT๙"/>
-          <w:color w:val="000000"/>
-          <w:sz w:val="32"/>
-          <w:szCs w:val="32"/>
-          <w:cs/>
-        </w:rPr>
-      </w:r>
-      <w:r>
-        <w:rPr>
-          <w:rFonts w:ascii="TH SarabunIT๙" w:hAnsi="TH SarabunIT๙" w:cs="TH SarabunIT๙" w:hint="cs"/>
-          <w:color w:val="000000"/>
-          <w:sz w:val="32"/>
-          <w:szCs w:val="32"/>
-          <w:cs/>
-        </w:rPr>
-      </w:r>
-      <w:r>
-        <w:rPr>
-          <w:rFonts w:ascii="TH SarabunIT๙" w:hAnsi="TH SarabunIT๙" w:cs="TH SarabunIT๙"/>
-          <w:color w:val="000000"/>
-          <w:sz w:val="32"/>
-          <w:szCs w:val="32"/>
-          <w:cs/>
-        </w:rPr>
-      </w:r>
-      <w:r>
-        <w:rPr>
-          <w:rFonts w:ascii="TH SarabunIT๙" w:hAnsi="TH SarabunIT๙" w:cs="TH SarabunIT๙" w:hint="cs"/>
-          <w:color w:val="000000"/>
-          <w:sz w:val="32"/>
-          <w:szCs w:val="32"/>
-          <w:cs/>
-        </w:rPr>
-      </w:r>
-      <w:r>
-        <w:rPr>
-          <w:rFonts w:ascii="TH SarabunIT๙" w:hAnsi="TH SarabunIT๙" w:cs="TH SarabunIT๙" w:hint="cs"/>
-          <w:color w:val="000000"/>
-          <w:sz w:val="32"/>
-          <w:szCs w:val="32"/>
-          <w:cs/>
-        </w:rPr>
       </w:r>
     </w:p>
     <w:p>
@@ -5672,50 +5432,52 @@
           <w:cs/>
         </w:rPr>
         <w:tab/>
-      </w:r>
-      <w:r>
-        <w:rPr>
-          <w:rFonts w:ascii="TH SarabunIT๙" w:hAnsi="TH SarabunIT๙" w:cs="TH SarabunIT๙"/>
+        <w:t>2.</w:t>
+      </w:r>
+      <w:r>
+        <w:rPr>
+          <w:rFonts w:ascii="TH SarabunIT๙" w:hAnsi="TH SarabunIT๙" w:cs="TH SarabunIT๙" w:hint="cs"/>
           <w:color w:val="000000"/>
           <w:sz w:val="32"/>
           <w:szCs w:val="32"/>
           <w:cs/>
         </w:rPr>
-        <w:t>2.</w:t>
-      </w:r>
-      <w:r>
-        <w:rPr>
-          <w:rFonts w:ascii="TH SarabunIT๙" w:hAnsi="TH SarabunIT๙" w:cs="TH SarabunIT๙" w:hint="cs"/>
+        <w:t>[ชื่อกรรมการตรวจรับ2]</w:t>
+      </w:r>
+      <w:r>
+        <w:rPr>
+          <w:rFonts w:ascii="TH SarabunIT๙" w:hAnsi="TH SarabunIT๙" w:cs="TH SarabunIT๙"/>
           <w:color w:val="000000"/>
           <w:sz w:val="32"/>
           <w:szCs w:val="32"/>
           <w:cs/>
         </w:rPr>
-        <w:t>[ชื่อกรรมการตรวจรับ2]</w:t>
-      </w:r>
-      <w:r>
-        <w:rPr>
-          <w:rFonts w:ascii="TH SarabunIT๙" w:hAnsi="TH SarabunIT๙" w:cs="TH SarabunIT๙"/>
+        <w:tab/>
+      </w:r>
+      <w:r>
+        <w:rPr>
+          <w:rFonts w:ascii="TH SarabunIT๙" w:hAnsi="TH SarabunIT๙" w:cs="TH SarabunIT๙" w:hint="cs"/>
           <w:color w:val="000000"/>
           <w:sz w:val="32"/>
           <w:szCs w:val="32"/>
           <w:cs/>
         </w:rPr>
-        <w:tab/>
-      </w:r>
-      <w:r>
-        <w:rPr>
-          <w:rFonts w:ascii="TH SarabunIT๙" w:hAnsi="TH SarabunIT๙" w:cs="TH SarabunIT๙" w:hint="cs"/>
+        <w:t>[ตำแหน่งกรรมการตรวจรับ2]</w:t>
+      </w:r>
+      <w:r>
+        <w:rPr>
+          <w:rFonts w:ascii="TH SarabunIT๙" w:hAnsi="TH SarabunIT๙" w:cs="TH SarabunIT๙"/>
           <w:color w:val="000000"/>
           <w:sz w:val="32"/>
           <w:szCs w:val="32"/>
           <w:cs/>
         </w:rPr>
-        <w:t>[ตำแหน่งกรรมการตรวจรับ2]</w:t>
-      </w:r>
-      <w:r>
-        <w:rPr>
-          <w:rFonts w:ascii="TH SarabunIT๙" w:hAnsi="TH SarabunIT๙" w:cs="TH SarabunIT๙"/>
+        <w:tab/>
+        <w:t>เป็น</w:t>
+      </w:r>
+      <w:r>
+        <w:rPr>
+          <w:rFonts w:ascii="TH SarabunIT๙" w:hAnsi="TH SarabunIT๙" w:cs="TH SarabunIT๙" w:hint="cs"/>
           <w:color w:val="000000"/>
           <w:sz w:val="32"/>
           <w:szCs w:val="32"/>
@@ -5731,63 +5493,7 @@
           <w:szCs w:val="32"/>
           <w:cs/>
         </w:rPr>
-        <w:t>เป็น</w:t>
-      </w:r>
-      <w:r>
-        <w:rPr>
-          <w:rFonts w:ascii="TH SarabunIT๙" w:hAnsi="TH SarabunIT๙" w:cs="TH SarabunIT๙" w:hint="cs"/>
-          <w:color w:val="000000"/>
-          <w:sz w:val="32"/>
-          <w:szCs w:val="32"/>
-          <w:cs/>
-        </w:rPr>
-        <w:tab/>
-      </w:r>
-      <w:r>
-        <w:rPr>
-          <w:rFonts w:ascii="TH SarabunIT๙" w:hAnsi="TH SarabunIT๙" w:cs="TH SarabunIT๙"/>
-          <w:color w:val="000000"/>
-          <w:sz w:val="32"/>
-          <w:szCs w:val="32"/>
-          <w:cs/>
-        </w:rPr>
         <w:t>กรรมการ</w:t>
-      </w:r>
-      <w:r>
-        <w:rPr>
-          <w:rFonts w:ascii="TH SarabunIT๙" w:hAnsi="TH SarabunIT๙" w:cs="TH SarabunIT๙"/>
-          <w:color w:val="000000"/>
-          <w:sz w:val="32"/>
-          <w:szCs w:val="32"/>
-          <w:cs/>
-        </w:rPr>
-      </w:r>
-      <w:r>
-        <w:rPr>
-          <w:rFonts w:ascii="TH SarabunIT๙" w:hAnsi="TH SarabunIT๙" w:cs="TH SarabunIT๙" w:hint="cs"/>
-          <w:color w:val="000000"/>
-          <w:sz w:val="32"/>
-          <w:szCs w:val="32"/>
-          <w:cs/>
-        </w:rPr>
-      </w:r>
-      <w:r>
-        <w:rPr>
-          <w:rFonts w:ascii="TH SarabunIT๙" w:hAnsi="TH SarabunIT๙" w:cs="TH SarabunIT๙"/>
-          <w:color w:val="000000"/>
-          <w:sz w:val="32"/>
-          <w:szCs w:val="32"/>
-          <w:cs/>
-        </w:rPr>
-      </w:r>
-      <w:r>
-        <w:rPr>
-          <w:rFonts w:ascii="TH SarabunIT๙" w:hAnsi="TH SarabunIT๙" w:cs="TH SarabunIT๙" w:hint="cs"/>
-          <w:color w:val="000000"/>
-          <w:sz w:val="32"/>
-          <w:szCs w:val="32"/>
-          <w:cs/>
-        </w:rPr>
       </w:r>
     </w:p>
     <w:p>
@@ -5798,7 +5504,7 @@
         </w:tabs>
         <w:ind w:right="-1"/>
         <w:rPr>
-          <w:rFonts w:ascii="TH SarabunIT๙" w:hAnsi="TH SarabunIT๙" w:cs="TH SarabunIT๙" w:hint="cs"/>
+          <w:rFonts w:ascii="TH SarabunIT๙" w:hAnsi="TH SarabunIT๙" w:cs="TH SarabunIT๙"/>
           <w:color w:val="000000"/>
           <w:sz w:val="32"/>
           <w:szCs w:val="32"/>
@@ -5813,167 +5519,77 @@
           <w:cs/>
         </w:rPr>
         <w:tab/>
-      </w:r>
-      <w:r>
-        <w:rPr>
-          <w:rFonts w:ascii="TH SarabunIT๙" w:hAnsi="TH SarabunIT๙" w:cs="TH SarabunIT๙"/>
+        <w:t>3.</w:t>
+      </w:r>
+      <w:r>
+        <w:rPr>
+          <w:rFonts w:ascii="TH SarabunIT๙" w:hAnsi="TH SarabunIT๙" w:cs="TH SarabunIT๙" w:hint="cs"/>
           <w:color w:val="000000"/>
           <w:sz w:val="32"/>
           <w:szCs w:val="32"/>
           <w:cs/>
         </w:rPr>
-        <w:t>3.</w:t>
-      </w:r>
-      <w:r>
-        <w:rPr>
-          <w:rFonts w:ascii="TH SarabunIT๙" w:hAnsi="TH SarabunIT๙" w:cs="TH SarabunIT๙" w:hint="cs"/>
+        <w:t>[ชื่อกรรมการตรวจรับ3]</w:t>
+      </w:r>
+      <w:r>
+        <w:rPr>
+          <w:rFonts w:ascii="TH SarabunIT๙" w:hAnsi="TH SarabunIT๙" w:cs="TH SarabunIT๙"/>
           <w:color w:val="000000"/>
           <w:sz w:val="32"/>
           <w:szCs w:val="32"/>
           <w:cs/>
         </w:rPr>
-        <w:t>[ชื่อกรรมการตรวจรับ3]</w:t>
-      </w:r>
-      <w:r>
-        <w:rPr>
-          <w:rFonts w:ascii="TH SarabunIT๙" w:hAnsi="TH SarabunIT๙" w:cs="TH SarabunIT๙"/>
+        <w:tab/>
+      </w:r>
+      <w:r>
+        <w:rPr>
+          <w:rFonts w:ascii="TH SarabunIT๙" w:hAnsi="TH SarabunIT๙" w:cs="TH SarabunIT๙" w:hint="cs"/>
           <w:color w:val="000000"/>
           <w:sz w:val="32"/>
           <w:szCs w:val="32"/>
           <w:cs/>
         </w:rPr>
-        <w:tab/>
-      </w:r>
-      <w:r>
-        <w:rPr>
-          <w:rFonts w:ascii="TH SarabunIT๙" w:hAnsi="TH SarabunIT๙" w:cs="TH SarabunIT๙" w:hint="cs"/>
+        <w:t>[ตำแหน่งกรรมการตรวจรับ3]</w:t>
+      </w:r>
+      <w:r>
+        <w:rPr>
+          <w:rFonts w:ascii="TH SarabunIT๙" w:hAnsi="TH SarabunIT๙" w:cs="TH SarabunIT๙"/>
           <w:color w:val="000000"/>
           <w:sz w:val="32"/>
           <w:szCs w:val="32"/>
           <w:cs/>
         </w:rPr>
-        <w:t>[ตำแหน่งกรรมการตรวจรับ3]</w:t>
-      </w:r>
-      <w:r>
-        <w:rPr>
-          <w:rFonts w:ascii="TH SarabunIT๙" w:hAnsi="TH SarabunIT๙" w:cs="TH SarabunIT๙"/>
+        <w:tab/>
+      </w:r>
+      <w:r>
+        <w:rPr>
+          <w:rFonts w:ascii="TH SarabunIT๙" w:hAnsi="TH SarabunIT๙" w:cs="TH SarabunIT๙" w:hint="cs"/>
           <w:color w:val="000000"/>
           <w:sz w:val="32"/>
           <w:szCs w:val="32"/>
           <w:cs/>
         </w:rPr>
-        <w:tab/>
-      </w:r>
-      <w:r>
-        <w:rPr>
-          <w:rFonts w:ascii="TH SarabunIT๙" w:hAnsi="TH SarabunIT๙" w:cs="TH SarabunIT๙" w:hint="cs"/>
+        <w:t>เป็น</w:t>
+      </w:r>
+      <w:r>
+        <w:rPr>
+          <w:rFonts w:ascii="TH SarabunIT๙" w:hAnsi="TH SarabunIT๙" w:cs="TH SarabunIT๙"/>
           <w:color w:val="000000"/>
           <w:sz w:val="32"/>
           <w:szCs w:val="32"/>
           <w:cs/>
         </w:rPr>
-        <w:t>เป็น</w:t>
-      </w:r>
-      <w:r>
-        <w:rPr>
-          <w:rFonts w:ascii="TH SarabunIT๙" w:hAnsi="TH SarabunIT๙" w:cs="TH SarabunIT๙"/>
+        <w:tab/>
+      </w:r>
+      <w:r>
+        <w:rPr>
+          <w:rFonts w:ascii="TH SarabunIT๙" w:hAnsi="TH SarabunIT๙" w:cs="TH SarabunIT๙" w:hint="cs"/>
           <w:color w:val="000000"/>
           <w:sz w:val="32"/>
           <w:szCs w:val="32"/>
           <w:cs/>
         </w:rPr>
-        <w:tab/>
-      </w:r>
-      <w:r>
-        <w:rPr>
-          <w:rFonts w:ascii="TH SarabunIT๙" w:hAnsi="TH SarabunIT๙" w:cs="TH SarabunIT๙" w:hint="cs"/>
-          <w:color w:val="000000"/>
-          <w:sz w:val="32"/>
-          <w:szCs w:val="32"/>
-          <w:cs/>
-        </w:rPr>
         <w:t>กรรมการ</w:t>
-      </w:r>
-      <w:r>
-        <w:rPr>
-          <w:rFonts w:ascii="TH SarabunIT๙" w:hAnsi="TH SarabunIT๙" w:cs="TH SarabunIT๙"/>
-          <w:color w:val="000000"/>
-          <w:sz w:val="32"/>
-          <w:szCs w:val="32"/>
-          <w:cs/>
-        </w:rPr>
-      </w:r>
-      <w:r>
-        <w:rPr>
-          <w:rFonts w:ascii="TH SarabunIT๙" w:hAnsi="TH SarabunIT๙" w:cs="TH SarabunIT๙" w:hint="cs"/>
-          <w:color w:val="000000"/>
-          <w:sz w:val="32"/>
-          <w:szCs w:val="32"/>
-          <w:cs/>
-        </w:rPr>
-      </w:r>
-      <w:r>
-        <w:rPr>
-          <w:rFonts w:ascii="TH SarabunIT๙" w:hAnsi="TH SarabunIT๙" w:cs="TH SarabunIT๙"/>
-          <w:color w:val="000000"/>
-          <w:sz w:val="32"/>
-          <w:szCs w:val="32"/>
-          <w:cs/>
-        </w:rPr>
-      </w:r>
-      <w:r>
-        <w:rPr>
-          <w:rFonts w:ascii="TH SarabunIT๙" w:hAnsi="TH SarabunIT๙" w:cs="TH SarabunIT๙" w:hint="cs"/>
-          <w:color w:val="000000"/>
-          <w:sz w:val="32"/>
-          <w:szCs w:val="32"/>
-          <w:cs/>
-        </w:rPr>
-      </w:r>
-      <w:r>
-        <w:rPr>
-          <w:rFonts w:ascii="TH SarabunIT๙" w:hAnsi="TH SarabunIT๙" w:cs="TH SarabunIT๙"/>
-          <w:color w:val="000000"/>
-          <w:sz w:val="32"/>
-          <w:szCs w:val="32"/>
-          <w:cs/>
-        </w:rPr>
-      </w:r>
-      <w:r>
-        <w:rPr>
-          <w:rFonts w:ascii="TH SarabunIT๙" w:hAnsi="TH SarabunIT๙" w:cs="TH SarabunIT๙" w:hint="cs"/>
-          <w:color w:val="000000"/>
-          <w:sz w:val="32"/>
-          <w:szCs w:val="32"/>
-          <w:cs/>
-        </w:rPr>
-      </w:r>
-      <w:r>
-        <w:rPr>
-          <w:rFonts w:ascii="TH SarabunIT๙" w:hAnsi="TH SarabunIT๙" w:cs="TH SarabunIT๙"/>
-          <w:color w:val="000000"/>
-          <w:sz w:val="32"/>
-          <w:szCs w:val="32"/>
-          <w:cs/>
-        </w:rPr>
-      </w:r>
-      <w:r>
-        <w:rPr>
-          <w:rFonts w:ascii="TH SarabunIT๙" w:hAnsi="TH SarabunIT๙" w:cs="TH SarabunIT๙" w:hint="cs"/>
-          <w:color w:val="000000"/>
-          <w:sz w:val="32"/>
-          <w:szCs w:val="32"/>
-          <w:cs/>
-        </w:rPr>
-      </w:r>
-      <w:r>
-        <w:rPr>
-          <w:rFonts w:ascii="TH SarabunIT๙" w:hAnsi="TH SarabunIT๙" w:cs="TH SarabunIT๙"/>
-          <w:color w:val="000000"/>
-          <w:sz w:val="32"/>
-          <w:szCs w:val="32"/>
-          <w:cs/>
-        </w:rPr>
       </w:r>
     </w:p>
     <w:p>
@@ -6102,56 +5718,57 @@
           <w:cs/>
         </w:rPr>
         <w:tab/>
-      </w:r>
-      <w:r>
-        <w:rPr>
-          <w:rFonts w:ascii="TH SarabunIT๙" w:hAnsi="TH SarabunIT๙" w:cs="TH SarabunIT๙"/>
+        <w:t>1.</w:t>
+      </w:r>
+      <w:r>
+        <w:rPr>
+          <w:rFonts w:ascii="TH SarabunIT๙" w:hAnsi="TH SarabunIT๙" w:cs="TH SarabunIT๙" w:hint="cs"/>
           <w:color w:val="000000"/>
           <w:sz w:val="32"/>
           <w:szCs w:val="32"/>
           <w:cs/>
         </w:rPr>
-        <w:t>1.</w:t>
-      </w:r>
-      <w:r>
-        <w:rPr>
-          <w:rFonts w:ascii="TH SarabunIT๙" w:hAnsi="TH SarabunIT๙" w:cs="TH SarabunIT๙" w:hint="cs"/>
+        <w:t>[ชื่อผู้ควบคุมงาน1]</w:t>
+      </w:r>
+      <w:r>
+        <w:rPr>
+          <w:rFonts w:ascii="TH SarabunIT๙" w:hAnsi="TH SarabunIT๙" w:cs="TH SarabunIT๙"/>
           <w:color w:val="000000"/>
           <w:sz w:val="32"/>
           <w:szCs w:val="32"/>
           <w:cs/>
         </w:rPr>
-        <w:t>[ชื่อผู้ควบคุมงาน1]</w:t>
-      </w:r>
-      <w:r>
-        <w:rPr>
-          <w:rFonts w:ascii="TH SarabunIT๙" w:hAnsi="TH SarabunIT๙" w:cs="TH SarabunIT๙"/>
+        <w:tab/>
+      </w:r>
+      <w:r>
+        <w:rPr>
+          <w:rFonts w:ascii="TH SarabunIT๙" w:hAnsi="TH SarabunIT๙" w:cs="TH SarabunIT๙" w:hint="cs"/>
           <w:color w:val="000000"/>
           <w:sz w:val="32"/>
           <w:szCs w:val="32"/>
           <w:cs/>
         </w:rPr>
-        <w:tab/>
-      </w:r>
-      <w:r>
-        <w:rPr>
-          <w:rFonts w:ascii="TH SarabunIT๙" w:hAnsi="TH SarabunIT๙" w:cs="TH SarabunIT๙" w:hint="cs"/>
+        <w:t>[ตำแหน่งผู้ควบคุมงาน1]</w:t>
+      </w:r>
+      <w:r>
+        <w:rPr>
+          <w:rFonts w:ascii="TH SarabunIT๙" w:hAnsi="TH SarabunIT๙" w:cs="TH SarabunIT๙"/>
           <w:color w:val="000000"/>
           <w:sz w:val="32"/>
           <w:szCs w:val="32"/>
           <w:cs/>
         </w:rPr>
-        <w:t>[ตำแหน่งผู้ควบคุมงาน1]</w:t>
-      </w:r>
-      <w:r>
-        <w:rPr>
-          <w:rFonts w:ascii="TH SarabunIT๙" w:hAnsi="TH SarabunIT๙" w:cs="TH SarabunIT๙"/>
+        <w:tab/>
+      </w:r>
+      <w:r>
+        <w:rPr>
+          <w:rFonts w:ascii="TH SarabunIT๙" w:hAnsi="TH SarabunIT๙" w:cs="TH SarabunIT๙" w:hint="cs"/>
           <w:color w:val="000000"/>
           <w:sz w:val="32"/>
           <w:szCs w:val="32"/>
           <w:cs/>
         </w:rPr>
-        <w:tab/>
+        <w:t>เป็น</w:t>
       </w:r>
       <w:r>
         <w:rPr>
@@ -6161,45 +5778,8 @@
           <w:szCs w:val="32"/>
           <w:cs/>
         </w:rPr>
-        <w:t>เป็น</w:t>
-      </w:r>
-      <w:r>
-        <w:rPr>
-          <w:rFonts w:ascii="TH SarabunIT๙" w:hAnsi="TH SarabunIT๙" w:cs="TH SarabunIT๙" w:hint="cs"/>
-          <w:color w:val="000000"/>
-          <w:sz w:val="32"/>
-          <w:szCs w:val="32"/>
-          <w:cs/>
-        </w:rPr>
-        <w:tab/>
-      </w:r>
-      <w:r>
-        <w:rPr>
-          <w:rFonts w:ascii="TH SarabunIT๙" w:hAnsi="TH SarabunIT๙" w:cs="TH SarabunIT๙" w:hint="cs"/>
-          <w:color w:val="000000"/>
-          <w:sz w:val="32"/>
-          <w:szCs w:val="32"/>
-          <w:cs/>
-        </w:rPr>
+        <w:tab/>
         <w:t>หัวหน้าผู้ควบคุมงานก่อสร้าง</w:t>
-      </w:r>
-      <w:r>
-        <w:rPr>
-          <w:rFonts w:ascii="TH SarabunIT๙" w:hAnsi="TH SarabunIT๙" w:cs="TH SarabunIT๙" w:hint="cs"/>
-          <w:color w:val="000000"/>
-          <w:sz w:val="32"/>
-          <w:szCs w:val="32"/>
-          <w:cs/>
-        </w:rPr>
-      </w:r>
-      <w:r>
-        <w:rPr>
-          <w:rFonts w:ascii="TH SarabunIT๙" w:hAnsi="TH SarabunIT๙" w:cs="TH SarabunIT๙" w:hint="cs"/>
-          <w:color w:val="000000"/>
-          <w:sz w:val="32"/>
-          <w:szCs w:val="32"/>
-          <w:cs/>
-        </w:rPr>
       </w:r>
     </w:p>
     <w:p>
@@ -6225,113 +5805,59 @@
           <w:cs/>
         </w:rPr>
         <w:tab/>
-      </w:r>
-      <w:r>
-        <w:rPr>
-          <w:rFonts w:ascii="TH SarabunIT๙" w:hAnsi="TH SarabunIT๙" w:cs="TH SarabunIT๙"/>
+        <w:t>2.</w:t>
+      </w:r>
+      <w:r>
+        <w:rPr>
+          <w:rFonts w:ascii="TH SarabunIT๙" w:hAnsi="TH SarabunIT๙" w:cs="TH SarabunIT๙" w:hint="cs"/>
           <w:color w:val="000000"/>
           <w:sz w:val="32"/>
           <w:szCs w:val="32"/>
           <w:cs/>
         </w:rPr>
-        <w:t>2.</w:t>
-      </w:r>
-      <w:r>
-        <w:rPr>
-          <w:rFonts w:ascii="TH SarabunIT๙" w:hAnsi="TH SarabunIT๙" w:cs="TH SarabunIT๙" w:hint="cs"/>
+        <w:t>[ชื่อผู้ควบคุมงาน2]</w:t>
+      </w:r>
+      <w:r>
+        <w:rPr>
+          <w:rFonts w:ascii="TH SarabunIT๙" w:hAnsi="TH SarabunIT๙" w:cs="TH SarabunIT๙"/>
           <w:color w:val="000000"/>
           <w:sz w:val="32"/>
           <w:szCs w:val="32"/>
           <w:cs/>
         </w:rPr>
-        <w:t>[ชื่อผู้ควบคุมงาน2]</w:t>
-      </w:r>
-      <w:r>
-        <w:rPr>
-          <w:rFonts w:ascii="TH SarabunIT๙" w:hAnsi="TH SarabunIT๙" w:cs="TH SarabunIT๙"/>
+        <w:tab/>
+      </w:r>
+      <w:r>
+        <w:rPr>
+          <w:rFonts w:ascii="TH SarabunIT๙" w:hAnsi="TH SarabunIT๙" w:cs="TH SarabunIT๙" w:hint="cs"/>
           <w:color w:val="000000"/>
           <w:sz w:val="32"/>
           <w:szCs w:val="32"/>
           <w:cs/>
         </w:rPr>
-        <w:tab/>
-      </w:r>
-      <w:r>
-        <w:rPr>
-          <w:rFonts w:ascii="TH SarabunIT๙" w:hAnsi="TH SarabunIT๙" w:cs="TH SarabunIT๙" w:hint="cs"/>
+        <w:t>[ตำแหน่งผู้ควบคุมงาน2]</w:t>
+      </w:r>
+      <w:r>
+        <w:rPr>
+          <w:rFonts w:ascii="TH SarabunIT๙" w:hAnsi="TH SarabunIT๙" w:cs="TH SarabunIT๙"/>
           <w:color w:val="000000"/>
           <w:sz w:val="32"/>
           <w:szCs w:val="32"/>
           <w:cs/>
         </w:rPr>
-        <w:t>[ตำแหน่งผู้ควบคุมงาน2]</w:t>
-      </w:r>
-      <w:r>
-        <w:rPr>
-          <w:rFonts w:ascii="TH SarabunIT๙" w:hAnsi="TH SarabunIT๙" w:cs="TH SarabunIT๙"/>
+        <w:tab/>
+        <w:t>เป็น</w:t>
+      </w:r>
+      <w:r>
+        <w:rPr>
+          <w:rFonts w:ascii="TH SarabunIT๙" w:hAnsi="TH SarabunIT๙" w:cs="TH SarabunIT๙" w:hint="cs"/>
           <w:color w:val="000000"/>
           <w:sz w:val="32"/>
           <w:szCs w:val="32"/>
           <w:cs/>
         </w:rPr>
         <w:tab/>
-      </w:r>
-      <w:r>
-        <w:rPr>
-          <w:rFonts w:ascii="TH SarabunIT๙" w:hAnsi="TH SarabunIT๙" w:cs="TH SarabunIT๙"/>
-          <w:color w:val="000000"/>
-          <w:sz w:val="32"/>
-          <w:szCs w:val="32"/>
-          <w:cs/>
-        </w:rPr>
-        <w:t>เป็น</w:t>
-      </w:r>
-      <w:r>
-        <w:rPr>
-          <w:rFonts w:ascii="TH SarabunIT๙" w:hAnsi="TH SarabunIT๙" w:cs="TH SarabunIT๙" w:hint="cs"/>
-          <w:color w:val="000000"/>
-          <w:sz w:val="32"/>
-          <w:szCs w:val="32"/>
-          <w:cs/>
-        </w:rPr>
-        <w:tab/>
-      </w:r>
-      <w:r>
-        <w:rPr>
-          <w:rFonts w:ascii="TH SarabunIT๙" w:hAnsi="TH SarabunIT๙" w:cs="TH SarabunIT๙" w:hint="cs"/>
-          <w:color w:val="000000"/>
-          <w:sz w:val="32"/>
-          <w:szCs w:val="32"/>
-          <w:cs/>
-        </w:rPr>
         <w:t>ผู้ควบคุมงานก่อสร้าง</w:t>
-      </w:r>
-      <w:r>
-        <w:rPr>
-          <w:rFonts w:ascii="TH SarabunIT๙" w:hAnsi="TH SarabunIT๙" w:cs="TH SarabunIT๙" w:hint="cs"/>
-          <w:color w:val="000000"/>
-          <w:sz w:val="32"/>
-          <w:szCs w:val="32"/>
-          <w:cs/>
-        </w:rPr>
-      </w:r>
-      <w:r>
-        <w:rPr>
-          <w:rFonts w:ascii="TH SarabunIT๙" w:hAnsi="TH SarabunIT๙" w:cs="TH SarabunIT๙"/>
-          <w:color w:val="000000"/>
-          <w:sz w:val="32"/>
-          <w:szCs w:val="32"/>
-          <w:cs/>
-        </w:rPr>
-      </w:r>
-      <w:r>
-        <w:rPr>
-          <w:rFonts w:ascii="TH SarabunIT๙" w:hAnsi="TH SarabunIT๙" w:cs="TH SarabunIT๙" w:hint="cs"/>
-          <w:color w:val="000000"/>
-          <w:sz w:val="32"/>
-          <w:szCs w:val="32"/>
-          <w:cs/>
-        </w:rPr>
       </w:r>
     </w:p>
     <w:p>
@@ -6736,7 +6262,7 @@
       <w:pPr>
         <w:ind w:right="-1"/>
         <w:rPr>
-          <w:rFonts w:ascii="TH SarabunIT๙" w:hAnsi="TH SarabunIT๙" w:cs="TH SarabunIT๙" w:hint="cs"/>
+          <w:rFonts w:ascii="TH SarabunIT๙" w:hAnsi="TH SarabunIT๙" w:cs="TH SarabunIT๙"/>
           <w:sz w:val="32"/>
           <w:szCs w:val="32"/>
         </w:rPr>
@@ -7093,7 +6619,7 @@
         <w:spacing w:line="276" w:lineRule="auto"/>
         <w:suppressOverlap/>
         <w:rPr>
-          <w:rFonts w:ascii="TH SarabunPSK" w:hAnsi="TH SarabunPSK" w:cs="TH SarabunPSK" w:hint="cs"/>
+          <w:rFonts w:ascii="TH SarabunPSK" w:hAnsi="TH SarabunPSK" w:cs="TH SarabunPSK"/>
           <w:snapToGrid w:val="0"/>
           <w:sz w:val="32"/>
           <w:szCs w:val="32"/>
@@ -7244,7 +6770,7 @@
       <w:pStyle w:val="Footer"/>
       <w:jc w:val="right"/>
       <w:rPr>
-        <w:rFonts w:ascii="TH SarabunIT๙" w:hAnsi="TH SarabunIT๙" w:cs="TH SarabunIT๙" w:hint="cs"/>
+        <w:rFonts w:ascii="TH SarabunIT๙" w:hAnsi="TH SarabunIT๙" w:cs="TH SarabunIT๙"/>
         <w:sz w:val="28"/>
         <w:szCs w:val="32"/>
       </w:rPr>
@@ -7256,7 +6782,16 @@
         <w:szCs w:val="32"/>
         <w:cs/>
       </w:rPr>
-      <w:t>/8.เห็นควร...</w:t>
+      <w:t>/8.</w:t>
+    </w:r>
+    <w:r>
+      <w:rPr>
+        <w:rFonts w:ascii="TH SarabunIT๙" w:hAnsi="TH SarabunIT๙" w:cs="TH SarabunIT๙" w:hint="cs"/>
+        <w:sz w:val="28"/>
+        <w:szCs w:val="32"/>
+        <w:cs/>
+      </w:rPr>
+      <w:t>เห็นควร...</w:t>
     </w:r>
   </w:p>
 </w:ftr>
@@ -7281,7 +6816,16 @@
         <w:szCs w:val="32"/>
         <w:cs/>
       </w:rPr>
-      <w:t>/ข้อกฎหมาย...</w:t>
+      <w:t>/</w:t>
+    </w:r>
+    <w:r>
+      <w:rPr>
+        <w:rFonts w:ascii="TH SarabunIT๙" w:hAnsi="TH SarabunIT๙" w:cs="TH SarabunIT๙"/>
+        <w:sz w:val="28"/>
+        <w:szCs w:val="32"/>
+        <w:cs/>
+      </w:rPr>
+      <w:t>ข้อกฎหมาย...</w:t>
     </w:r>
   </w:p>
 </w:ftr>
@@ -7294,7 +6838,7 @@
       <w:pStyle w:val="Footer"/>
       <w:jc w:val="right"/>
       <w:rPr>
-        <w:rFonts w:ascii="TH SarabunIT๙" w:hAnsi="TH SarabunIT๙" w:cs="TH SarabunIT๙" w:hint="cs"/>
+        <w:rFonts w:ascii="TH SarabunIT๙" w:hAnsi="TH SarabunIT๙" w:cs="TH SarabunIT๙"/>
         <w:sz w:val="28"/>
         <w:szCs w:val="32"/>
       </w:rPr>
@@ -7348,7 +6892,7 @@
           <w:pStyle w:val="Header"/>
           <w:jc w:val="center"/>
           <w:rPr>
-            <w:rFonts w:ascii="TH SarabunIT๙" w:hAnsi="TH SarabunIT๙" w:cs="TH SarabunIT๙" w:hint="cs"/>
+            <w:rFonts w:ascii="TH SarabunIT๙" w:hAnsi="TH SarabunIT๙" w:cs="TH SarabunIT๙"/>
             <w:sz w:val="32"/>
             <w:szCs w:val="36"/>
           </w:rPr>

--- a/templates/5. นำส่งเอกสารการขออนุมัติ_template.docx
+++ b/templates/5. นำส่งเอกสารการขออนุมัติ_template.docx
@@ -670,56 +670,56 @@
           <w:szCs w:val="32"/>
           <w:cs/>
         </w:rPr>
-        <w:t>กรกฏาคม</w:t>
-      </w:r>
-      <w:r>
-        <w:rPr>
-          <w:rFonts w:ascii="TH SarabunIT๙" w:hAnsi="TH SarabunIT๙" w:cs="TH SarabunIT๙"/>
-          <w:color w:val="auto"/>
-          <w:sz w:val="32"/>
-          <w:szCs w:val="32"/>
-          <w:cs/>
-        </w:rPr>
-        <w:t xml:space="preserve"> </w:t>
-      </w:r>
-      <w:r>
-        <w:rPr>
-          <w:rFonts w:ascii="TH SarabunIT๙" w:hAnsi="TH SarabunIT๙" w:cs="TH SarabunIT๙"/>
-          <w:color w:val="auto"/>
-          <w:sz w:val="32"/>
-          <w:szCs w:val="32"/>
-        </w:rPr>
-        <w:t xml:space="preserve"> </w:t>
-      </w:r>
-      <w:r>
-        <w:rPr>
-          <w:rFonts w:ascii="TH SarabunIT๙" w:hAnsi="TH SarabunIT๙" w:cs="TH SarabunIT๙"/>
-          <w:color w:val="auto"/>
-          <w:sz w:val="32"/>
-          <w:szCs w:val="32"/>
-          <w:cs/>
-        </w:rPr>
-        <w:t>๒๕</w:t>
-      </w:r>
-      <w:r>
-        <w:rPr>
-          <w:rFonts w:ascii="TH SarabunIT๙" w:hAnsi="TH SarabunIT๙" w:cs="TH SarabunIT๙" w:hint="cs"/>
-          <w:color w:val="auto"/>
-          <w:sz w:val="32"/>
-          <w:szCs w:val="32"/>
-          <w:cs/>
-        </w:rPr>
-        <w:t>6</w:t>
-      </w:r>
-      <w:r>
-        <w:rPr>
-          <w:rFonts w:ascii="TH SarabunIT๙" w:hAnsi="TH SarabunIT๙" w:cs="TH SarabunIT๙" w:hint="cs"/>
-          <w:color w:val="auto"/>
-          <w:sz w:val="32"/>
-          <w:szCs w:val="32"/>
-          <w:cs/>
-        </w:rPr>
-        <w:t>9</w:t>
+        <w:t>[เดือน]</w:t>
+      </w:r>
+      <w:r>
+        <w:rPr>
+          <w:rFonts w:ascii="TH SarabunIT๙" w:hAnsi="TH SarabunIT๙" w:cs="TH SarabunIT๙"/>
+          <w:color w:val="auto"/>
+          <w:sz w:val="32"/>
+          <w:szCs w:val="32"/>
+          <w:cs/>
+        </w:rPr>
+        <w:t xml:space="preserve"> </w:t>
+      </w:r>
+      <w:r>
+        <w:rPr>
+          <w:rFonts w:ascii="TH SarabunIT๙" w:hAnsi="TH SarabunIT๙" w:cs="TH SarabunIT๙"/>
+          <w:color w:val="auto"/>
+          <w:sz w:val="32"/>
+          <w:szCs w:val="32"/>
+        </w:rPr>
+        <w:t xml:space="preserve"> </w:t>
+      </w:r>
+      <w:r>
+        <w:rPr>
+          <w:rFonts w:ascii="TH SarabunIT๙" w:hAnsi="TH SarabunIT๙" w:cs="TH SarabunIT๙"/>
+          <w:color w:val="auto"/>
+          <w:sz w:val="32"/>
+          <w:szCs w:val="32"/>
+          <w:cs/>
+        </w:rPr>
+        <w:t>[ปี]</w:t>
+      </w:r>
+      <w:r>
+        <w:rPr>
+          <w:rFonts w:ascii="TH SarabunIT๙" w:hAnsi="TH SarabunIT๙" w:cs="TH SarabunIT๙" w:hint="cs"/>
+          <w:color w:val="auto"/>
+          <w:sz w:val="32"/>
+          <w:szCs w:val="32"/>
+          <w:cs/>
+        </w:rPr>
+        <w:t/>
+      </w:r>
+      <w:r>
+        <w:rPr>
+          <w:rFonts w:ascii="TH SarabunIT๙" w:hAnsi="TH SarabunIT๙" w:cs="TH SarabunIT๙" w:hint="cs"/>
+          <w:color w:val="auto"/>
+          <w:sz w:val="32"/>
+          <w:szCs w:val="32"/>
+          <w:cs/>
+        </w:rPr>
+        <w:t/>
       </w:r>
       <w:r>
         <w:rPr>
@@ -1316,7 +1316,7 @@
           <w:szCs w:val="32"/>
           <w:cs/>
         </w:rPr>
-        <w:t xml:space="preserve">       กรกฎาคม 2569</w:t>
+        <w:t xml:space="preserve">       [เดือน] [ปี]</w:t>
       </w:r>
       <w:r>
         <w:rPr>
@@ -1499,7 +1499,7 @@
           <w:szCs w:val="32"/>
           <w:cs/>
         </w:rPr>
-        <w:t xml:space="preserve">        กรกฏาคม 2569 </w:t>
+        <w:t xml:space="preserve">        [เดือน] [ปี] </w:t>
       </w:r>
       <w:r>
         <w:rPr>
@@ -1570,7 +1570,7 @@
           <w:szCs w:val="32"/>
           <w:cs/>
         </w:rPr>
-        <w:t xml:space="preserve">     กรกฏาคม 2569</w:t>
+        <w:t xml:space="preserve">     [เดือน] [ปี]</w:t>
       </w:r>
     </w:p>
     <w:p>

--- a/templates/5. นำส่งเอกสารการขออนุมัติ_template.docx
+++ b/templates/5. นำส่งเอกสารการขออนุมัติ_template.docx
@@ -700,26 +700,6 @@
           <w:cs/>
         </w:rPr>
         <w:t>[ปี]</w:t>
-      </w:r>
-      <w:r>
-        <w:rPr>
-          <w:rFonts w:ascii="TH SarabunIT๙" w:hAnsi="TH SarabunIT๙" w:cs="TH SarabunIT๙" w:hint="cs"/>
-          <w:color w:val="auto"/>
-          <w:sz w:val="32"/>
-          <w:szCs w:val="32"/>
-          <w:cs/>
-        </w:rPr>
-        <w:t/>
-      </w:r>
-      <w:r>
-        <w:rPr>
-          <w:rFonts w:ascii="TH SarabunIT๙" w:hAnsi="TH SarabunIT๙" w:cs="TH SarabunIT๙" w:hint="cs"/>
-          <w:color w:val="auto"/>
-          <w:sz w:val="32"/>
-          <w:szCs w:val="32"/>
-          <w:cs/>
-        </w:rPr>
-        <w:t/>
       </w:r>
       <w:r>
         <w:rPr>
@@ -1018,7 +998,35 @@
           <w:cs/>
         </w:rPr>
         <w:tab/>
-        <w:t>ตามข้อบัญญัติองค์การบริหารส่วนตำบลคลองด่าน งบประมาณรายจ่ายประจำปี พ.ศ.2569 งานก่อสร้าง งบลงทุน ค่าที่ดินและสิ่งก่อสร้าง ค่าที่ปรับปรุงที่ดินและสิ่งก่อสร้าง หน้า 243 (แผนงานอุตสาหกรรมและการโยธา)</w:t>
+      </w:r>
+      <w:r>
+        <w:rPr>
+          <w:rFonts w:ascii="TH SarabunIT๙" w:hAnsi="TH SarabunIT๙" w:cs="TH SarabunIT๙"/>
+          <w:color w:val="auto"/>
+          <w:sz w:val="32"/>
+          <w:szCs w:val="32"/>
+          <w:cs/>
+        </w:rPr>
+        <w:t>[</w:t>
+      </w:r>
+      <w:r>
+        <w:rPr>
+          <w:rFonts w:ascii="TH SarabunIT๙" w:hAnsi="TH SarabunIT๙" w:cs="TH SarabunIT๙"/>
+          <w:color w:val="auto"/>
+          <w:sz w:val="32"/>
+          <w:szCs w:val="32"/>
+        </w:rPr>
+        <w:t>PM1</w:t>
+      </w:r>
+      <w:r>
+        <w:rPr>
+          <w:rFonts w:ascii="TH SarabunIT๙" w:hAnsi="TH SarabunIT๙" w:cs="TH SarabunIT๙"/>
+          <w:color w:val="auto"/>
+          <w:sz w:val="32"/>
+          <w:szCs w:val="32"/>
+          <w:cs/>
+        </w:rPr>
+        <w:t>]</w:t>
       </w:r>
     </w:p>
     <w:p>
@@ -1042,27 +1050,45 @@
           <w:cs/>
         </w:rPr>
         <w:tab/>
-        <w:t>โครงการ[ชื่อโครงการ] (กองช่าง)</w:t>
-      </w:r>
-      <w:r>
-        <w:rPr>
-          <w:rFonts w:ascii="TH SarabunIT๙" w:hAnsi="TH SarabunIT๙" w:cs="TH SarabunIT๙" w:hint="cs"/>
-          <w:color w:val="auto"/>
-          <w:sz w:val="32"/>
-          <w:szCs w:val="32"/>
-          <w:cs/>
-        </w:rPr>
-        <w:t xml:space="preserve"> </w:t>
-      </w:r>
-      <w:r>
-        <w:rPr>
-          <w:rFonts w:ascii="TH SarabunIT๙" w:hAnsi="TH SarabunIT๙" w:cs="TH SarabunIT๙"/>
-          <w:color w:val="auto"/>
-          <w:sz w:val="32"/>
-          <w:szCs w:val="32"/>
-          <w:cs/>
-        </w:rPr>
-        <w:t xml:space="preserve">ตำบล คลองด่าน เพื่อจ่ายเป็นค่าปรับปรุงทางเท้าคอนกรีตเสริมเหล็ก กว้าง 1.40 เมตร ยาว 230 เมตรรายละเอียดตามประมาณการงานก่อสร้าง และตามแบบแปลนที่องค์การบริหารส่วนตำบลคองด่านกำหนด จำนวนเงินงบประมาณ [จำนวนเงินตัวเลข].-บาท ([จำนวนเงินตัวอักษร]) </w:t>
+      </w:r>
+      <w:r>
+        <w:rPr>
+          <w:rFonts w:ascii="TH SarabunIT๙" w:hAnsi="TH SarabunIT๙" w:cs="TH SarabunIT๙"/>
+          <w:color w:val="auto"/>
+          <w:sz w:val="32"/>
+          <w:szCs w:val="32"/>
+          <w:cs/>
+        </w:rPr>
+        <w:tab/>
+      </w:r>
+      <w:r>
+        <w:rPr>
+          <w:rFonts w:ascii="TH SarabunIT๙" w:hAnsi="TH SarabunIT๙" w:cs="TH SarabunIT๙"/>
+          <w:color w:val="auto"/>
+          <w:sz w:val="32"/>
+          <w:szCs w:val="32"/>
+          <w:cs/>
+        </w:rPr>
+        <w:t>[</w:t>
+      </w:r>
+      <w:r>
+        <w:rPr>
+          <w:rFonts w:ascii="TH SarabunIT๙" w:hAnsi="TH SarabunIT๙" w:cs="TH SarabunIT๙"/>
+          <w:color w:val="auto"/>
+          <w:sz w:val="32"/>
+          <w:szCs w:val="32"/>
+        </w:rPr>
+        <w:t>PM2</w:t>
+      </w:r>
+      <w:r>
+        <w:rPr>
+          <w:rFonts w:ascii="TH SarabunIT๙" w:hAnsi="TH SarabunIT๙" w:cs="TH SarabunIT๙"/>
+          <w:color w:val="auto"/>
+          <w:sz w:val="32"/>
+          <w:szCs w:val="32"/>
+          <w:cs/>
+        </w:rPr>
+        <w:t>]</w:t>
       </w:r>
     </w:p>
     <w:p>
@@ -1086,18 +1112,155 @@
           <w:cs/>
         </w:rPr>
         <w:tab/>
-        <w:t xml:space="preserve">     </w:t>
-      </w:r>
-      <w:r>
-        <w:rPr>
-          <w:rFonts w:ascii="TH SarabunIT๙" w:hAnsi="TH SarabunIT๙" w:cs="TH SarabunIT๙"/>
-          <w:color w:val="auto"/>
-          <w:sz w:val="32"/>
-          <w:szCs w:val="32"/>
-          <w:cs/>
-        </w:rPr>
-        <w:tab/>
-        <w:t>- เป็นไปตามพระราชบัญญัติสภาตำบลและองค์การบริหารส่วนตำบล พ.ศ. 2537 และที่แก้ไขเพิ่มเติมถึง (ฉบับที่ 7) พ.ศ. 2569</w:t>
+      </w:r>
+      <w:r>
+        <w:rPr>
+          <w:rFonts w:ascii="TH SarabunIT๙" w:hAnsi="TH SarabunIT๙" w:cs="TH SarabunIT๙"/>
+          <w:color w:val="auto"/>
+          <w:sz w:val="32"/>
+          <w:szCs w:val="32"/>
+          <w:cs/>
+        </w:rPr>
+        <w:tab/>
+      </w:r>
+      <w:r>
+        <w:rPr>
+          <w:rFonts w:ascii="TH SarabunIT๙" w:hAnsi="TH SarabunIT๙" w:cs="TH SarabunIT๙"/>
+          <w:color w:val="auto"/>
+          <w:sz w:val="32"/>
+          <w:szCs w:val="32"/>
+          <w:cs/>
+        </w:rPr>
+        <w:t>[</w:t>
+      </w:r>
+      <w:r>
+        <w:rPr>
+          <w:rFonts w:ascii="TH SarabunIT๙" w:hAnsi="TH SarabunIT๙" w:cs="TH SarabunIT๙"/>
+          <w:color w:val="auto"/>
+          <w:sz w:val="32"/>
+          <w:szCs w:val="32"/>
+        </w:rPr>
+        <w:t>PM3</w:t>
+      </w:r>
+      <w:r>
+        <w:rPr>
+          <w:rFonts w:ascii="TH SarabunIT๙" w:hAnsi="TH SarabunIT๙" w:cs="TH SarabunIT๙"/>
+          <w:color w:val="auto"/>
+          <w:sz w:val="32"/>
+          <w:szCs w:val="32"/>
+          <w:cs/>
+        </w:rPr>
+        <w:t>]</w:t>
+      </w:r>
+    </w:p>
+    <w:p>
+      <w:pPr>
+        <w:pStyle w:val="a"/>
+        <w:ind w:right="-1"/>
+        <w:jc w:val="thaiDistribute"/>
+        <w:rPr>
+          <w:rFonts w:ascii="TH SarabunIT๙" w:hAnsi="TH SarabunIT๙" w:cs="TH SarabunIT๙"/>
+          <w:color w:val="auto"/>
+          <w:sz w:val="32"/>
+          <w:szCs w:val="32"/>
+        </w:rPr>
+      </w:pPr>
+      <w:r>
+        <w:rPr>
+          <w:rFonts w:ascii="TH SarabunIT๙" w:hAnsi="TH SarabunIT๙" w:cs="TH SarabunIT๙"/>
+          <w:color w:val="auto"/>
+          <w:sz w:val="32"/>
+          <w:szCs w:val="32"/>
+          <w:cs/>
+        </w:rPr>
+        <w:tab/>
+      </w:r>
+      <w:r>
+        <w:rPr>
+          <w:rFonts w:ascii="TH SarabunIT๙" w:hAnsi="TH SarabunIT๙" w:cs="TH SarabunIT๙"/>
+          <w:color w:val="auto"/>
+          <w:sz w:val="32"/>
+          <w:szCs w:val="32"/>
+          <w:cs/>
+        </w:rPr>
+        <w:tab/>
+      </w:r>
+      <w:r>
+        <w:rPr>
+          <w:rFonts w:ascii="TH SarabunIT๙" w:hAnsi="TH SarabunIT๙" w:cs="TH SarabunIT๙"/>
+          <w:color w:val="auto"/>
+          <w:sz w:val="32"/>
+          <w:szCs w:val="32"/>
+          <w:cs/>
+        </w:rPr>
+        <w:t>[</w:t>
+      </w:r>
+      <w:r>
+        <w:rPr>
+          <w:rFonts w:ascii="TH SarabunIT๙" w:hAnsi="TH SarabunIT๙" w:cs="TH SarabunIT๙"/>
+          <w:color w:val="auto"/>
+          <w:sz w:val="32"/>
+          <w:szCs w:val="32"/>
+        </w:rPr>
+        <w:t>PM4</w:t>
+      </w:r>
+      <w:r>
+        <w:rPr>
+          <w:rFonts w:ascii="TH SarabunIT๙" w:hAnsi="TH SarabunIT๙" w:cs="TH SarabunIT๙"/>
+          <w:color w:val="auto"/>
+          <w:sz w:val="32"/>
+          <w:szCs w:val="32"/>
+          <w:cs/>
+        </w:rPr>
+        <w:t>]</w:t>
+      </w:r>
+    </w:p>
+    <w:p>
+      <w:pPr>
+        <w:pStyle w:val="a"/>
+        <w:ind w:right="-1"/>
+        <w:jc w:val="thaiDistribute"/>
+        <w:rPr>
+          <w:rFonts w:ascii="TH SarabunIT๙" w:hAnsi="TH SarabunIT๙" w:cs="TH SarabunIT๙"/>
+          <w:b/>
+          <w:bCs/>
+          <w:color w:val="auto"/>
+          <w:sz w:val="32"/>
+          <w:szCs w:val="32"/>
+        </w:rPr>
+      </w:pPr>
+      <w:r>
+        <w:rPr>
+          <w:rFonts w:ascii="TH SarabunIT๙" w:hAnsi="TH SarabunIT๙" w:cs="TH SarabunIT๙"/>
+          <w:color w:val="auto"/>
+          <w:sz w:val="32"/>
+          <w:szCs w:val="32"/>
+          <w:cs/>
+        </w:rPr>
+        <w:tab/>
+      </w:r>
+      <w:r>
+        <w:rPr>
+          <w:rFonts w:ascii="TH SarabunIT๙" w:hAnsi="TH SarabunIT๙" w:cs="TH SarabunIT๙"/>
+          <w:color w:val="auto"/>
+          <w:sz w:val="32"/>
+          <w:szCs w:val="32"/>
+          <w:cs/>
+        </w:rPr>
+        <w:tab/>
+      </w:r>
+      <w:r>
+        <w:rPr>
+          <w:rFonts w:ascii="TH SarabunIT๙" w:hAnsi="TH SarabunIT๙" w:cs="TH SarabunIT๙"/>
+          <w:b/>
+          <w:bCs/>
+          <w:color w:val="auto"/>
+          <w:sz w:val="32"/>
+          <w:szCs w:val="32"/>
+          <w:u w:val="single"/>
+          <w:cs/>
+        </w:rPr>
+        <w:t>ข้อเท็จจริง</w:t>
       </w:r>
     </w:p>
     <w:p>
@@ -1107,67 +1270,14 @@
         <w:jc w:val="thaiDistribute"/>
         <w:rPr>
           <w:rFonts w:ascii="TH SarabunIT๙" w:hAnsi="TH SarabunIT๙" w:cs="TH SarabunIT๙"/>
-          <w:color w:val="auto"/>
-          <w:sz w:val="32"/>
-          <w:szCs w:val="32"/>
-        </w:rPr>
-      </w:pPr>
-      <w:r>
-        <w:rPr>
-          <w:rFonts w:ascii="TH SarabunIT๙" w:hAnsi="TH SarabunIT๙" w:cs="TH SarabunIT๙"/>
-          <w:color w:val="auto"/>
-          <w:sz w:val="32"/>
-          <w:szCs w:val="32"/>
-          <w:cs/>
-        </w:rPr>
-        <w:tab/>
-      </w:r>
-      <w:r>
-        <w:rPr>
-          <w:rFonts w:ascii="TH SarabunIT๙" w:hAnsi="TH SarabunIT๙" w:cs="TH SarabunIT๙"/>
-          <w:color w:val="auto"/>
-          <w:sz w:val="32"/>
-          <w:szCs w:val="32"/>
-          <w:cs/>
-        </w:rPr>
-        <w:tab/>
-        <w:t>- เป็นไปตาม[อ้างอิงแผนพัฒนาท้องถิ่น]</w:t>
-      </w:r>
-    </w:p>
-    <w:p>
-      <w:pPr>
-        <w:pStyle w:val="a"/>
-        <w:ind w:right="0"/>
-        <w:jc w:val="thaiDistribute"/>
-        <w:rPr>
-          <w:rFonts w:ascii="TH SarabunIT๙" w:hAnsi="TH SarabunIT๙" w:cs="TH SarabunIT๙"/>
           <w:b/>
           <w:bCs/>
           <w:color w:val="auto"/>
           <w:sz w:val="32"/>
           <w:szCs w:val="32"/>
+          <w:u w:val="single"/>
         </w:rPr>
       </w:pPr>
-      <w:r>
-        <w:rPr>
-          <w:rFonts w:ascii="TH SarabunIT๙" w:hAnsi="TH SarabunIT๙" w:cs="TH SarabunIT๙"/>
-          <w:color w:val="auto"/>
-          <w:sz w:val="32"/>
-          <w:szCs w:val="32"/>
-          <w:cs/>
-        </w:rPr>
-        <w:tab/>
-      </w:r>
-      <w:r>
-        <w:rPr>
-          <w:rFonts w:ascii="TH SarabunIT๙" w:hAnsi="TH SarabunIT๙" w:cs="TH SarabunIT๙"/>
-          <w:color w:val="auto"/>
-          <w:sz w:val="32"/>
-          <w:szCs w:val="32"/>
-          <w:cs/>
-        </w:rPr>
-        <w:tab/>
-      </w:r>
       <w:r>
         <w:rPr>
           <w:rFonts w:ascii="TH SarabunIT๙" w:hAnsi="TH SarabunIT๙" w:cs="TH SarabunIT๙"/>
@@ -1176,17 +1286,11 @@
           <w:color w:val="auto"/>
           <w:sz w:val="32"/>
           <w:szCs w:val="32"/>
-          <w:u w:val="single"/>
-          <w:cs/>
-        </w:rPr>
-        <w:t>ข้อเท็จจริง</w:t>
-      </w:r>
-    </w:p>
-    <w:p>
-      <w:pPr>
-        <w:pStyle w:val="a"/>
-        <w:ind w:right="0"/>
-        <w:jc w:val="thaiDistribute"/>
+          <w:cs/>
+        </w:rPr>
+        <w:tab/>
+      </w:r>
+      <w:r>
         <w:rPr>
           <w:rFonts w:ascii="TH SarabunIT๙" w:hAnsi="TH SarabunIT๙" w:cs="TH SarabunIT๙"/>
           <w:b/>
@@ -1194,29 +1298,6 @@
           <w:color w:val="auto"/>
           <w:sz w:val="32"/>
           <w:szCs w:val="32"/>
-          <w:u w:val="single"/>
-        </w:rPr>
-      </w:pPr>
-      <w:r>
-        <w:rPr>
-          <w:rFonts w:ascii="TH SarabunIT๙" w:hAnsi="TH SarabunIT๙" w:cs="TH SarabunIT๙"/>
-          <w:b/>
-          <w:bCs/>
-          <w:color w:val="auto"/>
-          <w:sz w:val="32"/>
-          <w:szCs w:val="32"/>
-          <w:cs/>
-        </w:rPr>
-        <w:tab/>
-      </w:r>
-      <w:r>
-        <w:rPr>
-          <w:rFonts w:ascii="TH SarabunIT๙" w:hAnsi="TH SarabunIT๙" w:cs="TH SarabunIT๙"/>
-          <w:b/>
-          <w:bCs/>
-          <w:color w:val="auto"/>
-          <w:sz w:val="32"/>
-          <w:szCs w:val="32"/>
           <w:cs/>
         </w:rPr>
         <w:tab/>
@@ -1230,7 +1311,18 @@
           <w:szCs w:val="32"/>
           <w:cs/>
         </w:rPr>
-        <w:t>๑. นายกองค์การบริหารส่วนตำบลคลองด่านได้สั่งการให้กองช่างดำเนินการจัดทำโครงการดังกล่าวเพื่อแก้ไขปัญหาความเดือดร้อนของประชาชน เนื่องจากทางเท้าชมนกเดิมซึ่งพื้นทางเดินเป็นไม้มีสภาพชำรุด ไม้ผุพังเป็นอย่างมาก ทำให้ประชาชนใช้เส้นทางเดินเท้าด้วยความลำบากและอาจก่อให้เกิดอันตรายแก่ประชาชนในการใช้ทางเดินเท้าได้ ซึ่งเมื่อจัดทำโครงการดังกล่าวเสร็จสิ้นจะก่อให้เกิดประโยชน์แก่ประชาชนเป็นอย่างมากและยังเป็นการส่งเสริมแหล่งท่องเที่ยวเชิงนิเวศในพื้นที่เพิ่มขึ้นด้วย</w:t>
+        <w:t xml:space="preserve">๑. </w:t>
+      </w:r>
+      <w:r>
+        <w:rPr>
+          <w:rFonts w:ascii="TH SarabunIT๙" w:hAnsi="TH SarabunIT๙" w:cs="TH SarabunIT๙"/>
+          <w:snapToGrid w:val="0"/>
+          <w:color w:val="auto"/>
+          <w:sz w:val="32"/>
+          <w:szCs w:val="32"/>
+          <w:cs/>
+        </w:rPr>
+        <w:t>[ข้อเท็จจริง]</w:t>
       </w:r>
     </w:p>
     <w:p>
@@ -1641,7 +1733,6 @@
           <w:szCs w:val="32"/>
           <w:cs/>
         </w:rPr>
-        <w:lastRenderedPageBreak/>
         <w:tab/>
       </w:r>
       <w:r>
@@ -2596,6 +2687,7 @@
           <w:szCs w:val="32"/>
           <w:cs/>
         </w:rPr>
+        <w:lastRenderedPageBreak/>
         <w:tab/>
       </w:r>
       <w:r>
@@ -3644,7 +3736,7 @@
           <w:szCs w:val="32"/>
           <w:cs/>
         </w:rPr>
-        <w:t>โครงการ[ชื่อโครงการ] ตำบลคลองด่าน</w:t>
+        <w:t>โครงการ[ชื่อโครงการ]</w:t>
       </w:r>
     </w:p>
     <w:p>
@@ -4728,7 +4820,27 @@
           <w:sz w:val="32"/>
           <w:szCs w:val="32"/>
         </w:rPr>
-        <w:t>[สูตรค่าK]</w:t>
+        <w:t>[</w:t>
+      </w:r>
+      <w:proofErr w:type="spellStart"/>
+      <w:r>
+        <w:rPr>
+          <w:rFonts w:ascii="TH SarabunIT๙" w:hAnsi="TH SarabunIT๙" w:cs="TH SarabunIT๙"/>
+          <w:color w:val="000000"/>
+          <w:sz w:val="32"/>
+          <w:szCs w:val="32"/>
+        </w:rPr>
+        <w:t>สูตรค่าK</w:t>
+      </w:r>
+      <w:proofErr w:type="spellEnd"/>
+      <w:r>
+        <w:rPr>
+          <w:rFonts w:ascii="TH SarabunIT๙" w:hAnsi="TH SarabunIT๙" w:cs="TH SarabunIT๙"/>
+          <w:color w:val="000000"/>
+          <w:sz w:val="32"/>
+          <w:szCs w:val="32"/>
+        </w:rPr>
+        <w:t>]</w:t>
       </w:r>
     </w:p>
     <w:p>

--- a/templates/5. นำส่งเอกสารการขออนุมัติ_template.docx
+++ b/templates/5. นำส่งเอกสารการขออนุมัติ_template.docx
@@ -1717,6 +1717,7 @@
     <w:p>
       <w:pPr>
         <w:pStyle w:val="a"/>
+        <w:ind w:right="-1"/>
         <w:jc w:val="thaiDistribute"/>
         <w:rPr>
           <w:rFonts w:ascii="TH SarabunIT๙" w:hAnsi="TH SarabunIT๙" w:cs="TH SarabunIT๙"/>
@@ -2159,6 +2160,7 @@
     <w:p>
       <w:pPr>
         <w:pStyle w:val="a"/>
+        <w:ind w:right="-1"/>
         <w:jc w:val="thaiDistribute"/>
         <w:rPr>
           <w:rFonts w:ascii="TH SarabunIT๙" w:hAnsi="TH SarabunIT๙" w:cs="TH SarabunIT๙"/>
@@ -2671,6 +2673,7 @@
     <w:p>
       <w:pPr>
         <w:pStyle w:val="a"/>
+        <w:ind w:right="-1"/>
         <w:jc w:val="thaiDistribute"/>
         <w:rPr>
           <w:rFonts w:ascii="TH SarabunIT๙" w:hAnsi="TH SarabunIT๙" w:cs="TH SarabunIT๙"/>
@@ -2834,6 +2837,7 @@
     <w:p>
       <w:pPr>
         <w:pStyle w:val="a"/>
+        <w:ind w:right="-1"/>
         <w:jc w:val="thaiDistribute"/>
         <w:rPr>
           <w:rFonts w:ascii="TH SarabunIT๙" w:hAnsi="TH SarabunIT๙" w:cs="TH SarabunIT๙"/>

--- a/templates/5. นำส่งเอกสารการขออนุมัติ_template.docx
+++ b/templates/5. นำส่งเอกสารการขออนุมัติ_template.docx
@@ -1270,12 +1270,10 @@
         <w:jc w:val="thaiDistribute"/>
         <w:rPr>
           <w:rFonts w:ascii="TH SarabunIT๙" w:hAnsi="TH SarabunIT๙" w:cs="TH SarabunIT๙"/>
-          <w:b/>
-          <w:bCs/>
-          <w:color w:val="auto"/>
-          <w:sz w:val="32"/>
-          <w:szCs w:val="32"/>
-          <w:u w:val="single"/>
+          <w:snapToGrid w:val="0"/>
+          <w:color w:val="auto"/>
+          <w:sz w:val="32"/>
+          <w:szCs w:val="32"/>
         </w:rPr>
       </w:pPr>
       <w:r>
@@ -1327,176 +1325,56 @@
     </w:p>
     <w:p>
       <w:pPr>
-        <w:widowControl w:val="0"/>
-        <w:tabs>
-          <w:tab w:val="left" w:pos="0"/>
-          <w:tab w:val="left" w:pos="2134"/>
-          <w:tab w:val="left" w:pos="3201"/>
-          <w:tab w:val="left" w:pos="4268"/>
-          <w:tab w:val="left" w:pos="5335"/>
-          <w:tab w:val="left" w:pos="6402"/>
-          <w:tab w:val="left" w:pos="7469"/>
-          <w:tab w:val="left" w:pos="8536"/>
-          <w:tab w:val="left" w:pos="9589"/>
-          <w:tab w:val="left" w:pos="10941"/>
-        </w:tabs>
-        <w:ind w:firstLine="1066"/>
+        <w:pStyle w:val="a"/>
+        <w:ind w:right="0"/>
         <w:jc w:val="thaiDistribute"/>
         <w:rPr>
           <w:rFonts w:ascii="TH SarabunIT๙" w:hAnsi="TH SarabunIT๙" w:cs="TH SarabunIT๙"/>
           <w:snapToGrid w:val="0"/>
-          <w:sz w:val="32"/>
-          <w:szCs w:val="32"/>
-          <w:lang w:eastAsia="th-TH"/>
+          <w:color w:val="auto"/>
+          <w:sz w:val="32"/>
+          <w:szCs w:val="32"/>
         </w:rPr>
       </w:pPr>
       <w:r>
         <w:rPr>
-          <w:rFonts w:ascii="TH SarabunIT๙" w:hAnsi="TH SarabunIT๙" w:cs="TH SarabunIT๙" w:hint="cs"/>
+          <w:rFonts w:ascii="TH SarabunIT๙" w:hAnsi="TH SarabunIT๙" w:cs="TH SarabunIT๙"/>
           <w:snapToGrid w:val="0"/>
-          <w:sz w:val="32"/>
-          <w:szCs w:val="32"/>
-          <w:cs/>
-        </w:rPr>
-        <w:t xml:space="preserve">     </w:t>
+          <w:color w:val="auto"/>
+          <w:sz w:val="32"/>
+          <w:szCs w:val="32"/>
+          <w:cs/>
+        </w:rPr>
+        <w:tab/>
       </w:r>
       <w:r>
         <w:rPr>
           <w:rFonts w:ascii="TH SarabunIT๙" w:hAnsi="TH SarabunIT๙" w:cs="TH SarabunIT๙"/>
           <w:snapToGrid w:val="0"/>
-          <w:sz w:val="32"/>
-          <w:szCs w:val="32"/>
-          <w:cs/>
-        </w:rPr>
-        <w:t xml:space="preserve">๒. กองช่างได้มีบันทึกข้อความ ที่ สป </w:t>
+          <w:color w:val="auto"/>
+          <w:sz w:val="32"/>
+          <w:szCs w:val="32"/>
+          <w:cs/>
+        </w:rPr>
+        <w:tab/>
       </w:r>
       <w:r>
         <w:rPr>
           <w:rFonts w:ascii="TH SarabunIT๙" w:hAnsi="TH SarabunIT๙" w:cs="TH SarabunIT๙"/>
           <w:snapToGrid w:val="0"/>
-          <w:sz w:val="32"/>
-          <w:szCs w:val="32"/>
-          <w:cs/>
-        </w:rPr>
-        <w:t>๗๒๒๐๓/</w:t>
-      </w:r>
-      <w:r>
-        <w:rPr>
-          <w:rFonts w:ascii="TH SarabunIT๙" w:hAnsi="TH SarabunIT๙" w:cs="TH SarabunIT๙" w:hint="cs"/>
-          <w:snapToGrid w:val="0"/>
-          <w:sz w:val="32"/>
-          <w:szCs w:val="32"/>
-          <w:cs/>
-        </w:rPr>
-        <w:t xml:space="preserve">      </w:t>
-      </w:r>
-      <w:r>
-        <w:rPr>
-          <w:rFonts w:ascii="TH SarabunIT๙" w:hAnsi="TH SarabunIT๙" w:cs="TH SarabunIT๙"/>
-          <w:snapToGrid w:val="0"/>
-          <w:sz w:val="32"/>
-          <w:szCs w:val="32"/>
-          <w:cs/>
-        </w:rPr>
-        <w:t xml:space="preserve"> ลงวันที่ </w:t>
-      </w:r>
-      <w:r>
-        <w:rPr>
-          <w:rFonts w:ascii="TH SarabunIT๙" w:hAnsi="TH SarabunIT๙" w:cs="TH SarabunIT๙" w:hint="cs"/>
-          <w:snapToGrid w:val="0"/>
-          <w:sz w:val="32"/>
-          <w:szCs w:val="32"/>
-          <w:cs/>
-        </w:rPr>
-        <w:t xml:space="preserve">       [เดือน] [ปี]</w:t>
-      </w:r>
-      <w:r>
-        <w:rPr>
-          <w:rFonts w:ascii="TH SarabunIT๙" w:hAnsi="TH SarabunIT๙" w:cs="TH SarabunIT๙"/>
-          <w:snapToGrid w:val="0"/>
-          <w:sz w:val="32"/>
-          <w:szCs w:val="32"/>
-          <w:cs/>
-        </w:rPr>
-        <w:t xml:space="preserve"> เรื่องขออนุมัติจัดทำ</w:t>
-      </w:r>
-      <w:r>
-        <w:rPr>
-          <w:rFonts w:ascii="TH SarabunIT๙" w:hAnsi="TH SarabunIT๙" w:cs="TH SarabunIT๙"/>
-          <w:snapToGrid w:val="0"/>
-          <w:color w:val="000000"/>
-          <w:sz w:val="32"/>
-          <w:szCs w:val="32"/>
-          <w:cs/>
-          <w:lang w:eastAsia="th-TH"/>
-        </w:rPr>
-        <w:t xml:space="preserve">โครงการ[ชื่อโครงการ] </w:t>
-      </w:r>
-      <w:r>
-        <w:rPr>
-          <w:rFonts w:ascii="TH SarabunIT๙" w:hAnsi="TH SarabunIT๙" w:cs="TH SarabunIT๙"/>
-          <w:snapToGrid w:val="0"/>
-          <w:sz w:val="32"/>
-          <w:szCs w:val="32"/>
-          <w:cs/>
-        </w:rPr>
-        <w:t>โดยกองช่างได้เสนอให้นายกองค์การบริหารส่วนตำบลคลองด่าน</w:t>
-      </w:r>
-      <w:r>
-        <w:rPr>
-          <w:rFonts w:ascii="TH SarabunIT๙" w:hAnsi="TH SarabunIT๙" w:cs="TH SarabunIT๙"/>
-          <w:sz w:val="32"/>
-          <w:szCs w:val="32"/>
-          <w:cs/>
-        </w:rPr>
-        <w:t>พิจารณาแต่งตั้งคณะกรรมการจัดทำแบบรูปรายการงานก่อสร้างโครงการดังกล่าว เพื่อจะได้ส่งมอบให้เจ้าหน้าที่ใช้เป็นส่วนหนึ่งของการจัดทำรายงานของจ้างเสนอหัวหน้าหน่วยงานของรัฐเพื่อขอความเห็นชอบ โดยเสนอผ่านหัวหน้าเจ้าหน้าที่ ตามระเบียบระเบียบกระทรวงการคลังว่าด้วยการจัดซื้อจัดจ้างและการบริหารพัสดุภาครัฐ พ.ศ. ๒๕๖๐</w:t>
-      </w:r>
-      <w:r>
-        <w:rPr>
-          <w:rFonts w:ascii="TH SarabunIT๙" w:hAnsi="TH SarabunIT๙" w:cs="TH SarabunIT๙"/>
-          <w:snapToGrid w:val="0"/>
-          <w:sz w:val="32"/>
-          <w:szCs w:val="32"/>
-        </w:rPr>
-        <w:t xml:space="preserve"> </w:t>
-      </w:r>
-      <w:r>
-        <w:rPr>
-          <w:rFonts w:ascii="TH SarabunIT๙" w:hAnsi="TH SarabunIT๙" w:cs="TH SarabunIT๙"/>
-          <w:snapToGrid w:val="0"/>
-          <w:sz w:val="32"/>
-          <w:szCs w:val="32"/>
-          <w:cs/>
-        </w:rPr>
-        <w:t>หมวด ๒ ส่วนที่ ๒ ข้อ ๒๑ วรรคสาม และข้อ ๒๒ (๒)</w:t>
-      </w:r>
-      <w:r>
-        <w:rPr>
-          <w:rFonts w:ascii="TH SarabunIT๙" w:hAnsi="TH SarabunIT๙" w:cs="TH SarabunIT๙"/>
-          <w:snapToGrid w:val="0"/>
-          <w:sz w:val="32"/>
-          <w:szCs w:val="32"/>
-          <w:cs/>
-          <w:lang w:eastAsia="th-TH"/>
-        </w:rPr>
-        <w:tab/>
+          <w:color w:val="auto"/>
+          <w:sz w:val="32"/>
+          <w:szCs w:val="32"/>
+          <w:cs/>
+        </w:rPr>
+        <w:t>๒. กองช่างได้มีบันทึกข้อความ ที่ สป ๗๒๒๐๓/       ลงวันที่        [เดือน] [ปี] เรื่องขออนุมัติจัดทำโครงการ[ชื่อโครงการ] โดยกองช่างได้เสนอให้นายกองค์การบริหารส่วนตำบลคลองด่านพิจารณาแต่งตั้งคณะกรรมการจัดทำแบบรูปรายการงานก่อสร้างโครงการดังกล่าว เพื่อจะได้ส่งมอบให้เจ้าหน้าที่ใช้เป็นส่วนหนึ่งของการจัดทำรายงานของจ้างเสนอหัวหน้าหน่วยงานของรัฐเพื่อขอความเห็นชอบ โดยเสนอผ่านหัวหน้าเจ้าหน้าที่ ตามระเบียบระเบียบกระทรวงการคลังว่าด้วยการจัดซื้อจัดจ้างและการบริหารพัสดุภาครัฐ พ.ศ. ๒๕๖๐ หมวด ๒ ส่วนที่ ๒ ข้อ ๒๑ วรรคสาม และข้อ ๒๒ (๒)</w:t>
       </w:r>
     </w:p>
     <w:p>
       <w:pPr>
-        <w:widowControl w:val="0"/>
-        <w:tabs>
-          <w:tab w:val="left" w:pos="1067"/>
-          <w:tab w:val="left" w:pos="2134"/>
-          <w:tab w:val="left" w:pos="3201"/>
-          <w:tab w:val="left" w:pos="4268"/>
-          <w:tab w:val="left" w:pos="5335"/>
-          <w:tab w:val="left" w:pos="6402"/>
-          <w:tab w:val="left" w:pos="7469"/>
-          <w:tab w:val="left" w:pos="8536"/>
-          <w:tab w:val="left" w:pos="9589"/>
-          <w:tab w:val="left" w:pos="10941"/>
-        </w:tabs>
+        <w:pStyle w:val="a"/>
+        <w:ind w:right="0"/>
+        <w:jc w:val="thaiDistribute"/>
         <w:rPr>
           <w:rFonts w:ascii="TH SarabunIT๙" w:hAnsi="TH SarabunIT๙" w:cs="TH SarabunIT๙"/>
           <w:sz w:val="32"/>
@@ -1507,162 +1385,34 @@
         <w:rPr>
           <w:rFonts w:ascii="TH SarabunIT๙" w:hAnsi="TH SarabunIT๙" w:cs="TH SarabunIT๙"/>
           <w:snapToGrid w:val="0"/>
-          <w:sz w:val="32"/>
-          <w:szCs w:val="32"/>
-          <w:cs/>
-        </w:rPr>
-        <w:tab/>
-      </w:r>
-      <w:r>
-        <w:rPr>
-          <w:rFonts w:ascii="TH SarabunIT๙" w:hAnsi="TH SarabunIT๙" w:cs="TH SarabunIT๙" w:hint="cs"/>
+          <w:color w:val="auto"/>
+          <w:sz w:val="32"/>
+          <w:szCs w:val="32"/>
+          <w:cs/>
+        </w:rPr>
+        <w:tab/>
+      </w:r>
+      <w:r>
+        <w:rPr>
+          <w:rFonts w:ascii="TH SarabunIT๙" w:hAnsi="TH SarabunIT๙" w:cs="TH SarabunIT๙"/>
           <w:snapToGrid w:val="0"/>
-          <w:sz w:val="32"/>
-          <w:szCs w:val="32"/>
-          <w:cs/>
-        </w:rPr>
-        <w:t xml:space="preserve">     </w:t>
+          <w:color w:val="auto"/>
+          <w:sz w:val="32"/>
+          <w:szCs w:val="32"/>
+          <w:cs/>
+        </w:rPr>
+        <w:tab/>
       </w:r>
       <w:r>
         <w:rPr>
           <w:rFonts w:ascii="TH SarabunIT๙" w:hAnsi="TH SarabunIT๙" w:cs="TH SarabunIT๙"/>
           <w:snapToGrid w:val="0"/>
-          <w:sz w:val="32"/>
-          <w:szCs w:val="32"/>
-          <w:cs/>
-        </w:rPr>
-        <w:t>๓. คณะกรรมการจัดทำรูปแบบรายการงานก่อสร้าง ตามคำสั่งอง</w:t>
-      </w:r>
-      <w:r>
-        <w:rPr>
-          <w:rFonts w:ascii="TH SarabunIT๙" w:hAnsi="TH SarabunIT๙" w:cs="TH SarabunIT๙"/>
-          <w:snapToGrid w:val="0"/>
-          <w:sz w:val="32"/>
-          <w:szCs w:val="32"/>
-          <w:cs/>
-        </w:rPr>
-        <w:t>ค์การบริหารส่วนตำบลคลองด่าน</w:t>
-      </w:r>
-      <w:r>
-        <w:rPr>
-          <w:rFonts w:ascii="TH SarabunIT๙" w:hAnsi="TH SarabunIT๙" w:cs="TH SarabunIT๙" w:hint="cs"/>
-          <w:snapToGrid w:val="0"/>
-          <w:sz w:val="32"/>
-          <w:szCs w:val="32"/>
-          <w:cs/>
-        </w:rPr>
-        <w:t xml:space="preserve"> </w:t>
-      </w:r>
-      <w:r>
-        <w:rPr>
-          <w:rFonts w:ascii="TH SarabunIT๙" w:hAnsi="TH SarabunIT๙" w:cs="TH SarabunIT๙"/>
-          <w:snapToGrid w:val="0"/>
-          <w:sz w:val="32"/>
-          <w:szCs w:val="32"/>
-          <w:cs/>
-        </w:rPr>
-        <w:t xml:space="preserve">ที่ </w:t>
-      </w:r>
-      <w:r>
-        <w:rPr>
-          <w:rFonts w:ascii="TH SarabunIT๙" w:hAnsi="TH SarabunIT๙" w:cs="TH SarabunIT๙" w:hint="cs"/>
-          <w:snapToGrid w:val="0"/>
-          <w:sz w:val="32"/>
-          <w:szCs w:val="32"/>
-          <w:cs/>
-        </w:rPr>
-        <w:t xml:space="preserve">         /2569</w:t>
-      </w:r>
-      <w:r>
-        <w:rPr>
-          <w:rFonts w:ascii="TH SarabunIT๙" w:hAnsi="TH SarabunIT๙" w:cs="TH SarabunIT๙"/>
-          <w:snapToGrid w:val="0"/>
-          <w:sz w:val="32"/>
-          <w:szCs w:val="32"/>
-          <w:cs/>
-        </w:rPr>
-        <w:t xml:space="preserve"> ลงวันที่ </w:t>
-      </w:r>
-      <w:r>
-        <w:rPr>
-          <w:rFonts w:ascii="TH SarabunIT๙" w:hAnsi="TH SarabunIT๙" w:cs="TH SarabunIT๙" w:hint="cs"/>
-          <w:snapToGrid w:val="0"/>
-          <w:sz w:val="32"/>
-          <w:szCs w:val="32"/>
-          <w:cs/>
-        </w:rPr>
-        <w:t xml:space="preserve">        [เดือน] [ปี] </w:t>
-      </w:r>
-      <w:r>
-        <w:rPr>
-          <w:rFonts w:ascii="TH SarabunIT๙" w:hAnsi="TH SarabunIT๙" w:cs="TH SarabunIT๙"/>
-          <w:snapToGrid w:val="0"/>
-          <w:sz w:val="32"/>
-          <w:szCs w:val="32"/>
-          <w:cs/>
-        </w:rPr>
-        <w:t xml:space="preserve"> </w:t>
-      </w:r>
-      <w:r>
-        <w:rPr>
-          <w:rFonts w:ascii="TH SarabunIT๙" w:hAnsi="TH SarabunIT๙" w:cs="TH SarabunIT๙"/>
-          <w:snapToGrid w:val="0"/>
-          <w:sz w:val="32"/>
-          <w:szCs w:val="32"/>
-          <w:cs/>
-        </w:rPr>
-        <w:t>ได้ดำเนินการจัดทำแบบรูปรายการงานก่อสร้างโครงการดังกล่าวเสร็จเรียบร้อย และได้ประมาณราคาค่าก่อสร้างเบื้องต้นตามแบบ พร้อมได้เสนอให้นายกองค์การบริหารส่วนตำบลคลองด่าน</w:t>
-      </w:r>
-      <w:r>
-        <w:rPr>
-          <w:rFonts w:ascii="TH SarabunIT๙" w:hAnsi="TH SarabunIT๙" w:cs="TH SarabunIT๙"/>
-          <w:snapToGrid w:val="0"/>
-          <w:sz w:val="32"/>
-          <w:szCs w:val="32"/>
-          <w:cs/>
-          <w:lang w:eastAsia="th-TH"/>
-        </w:rPr>
-        <w:t xml:space="preserve"> ในฐานะหัวหน้าหน่วยงานของรัฐ</w:t>
-      </w:r>
-      <w:r>
-        <w:rPr>
-          <w:rFonts w:ascii="TH SarabunIT๙" w:hAnsi="TH SarabunIT๙" w:cs="TH SarabunIT๙"/>
-          <w:snapToGrid w:val="0"/>
-          <w:sz w:val="32"/>
-          <w:szCs w:val="32"/>
-          <w:cs/>
-        </w:rPr>
-        <w:t>พิจารณาอนุมัติ ตามบันทึกข้อความ</w:t>
-      </w:r>
-      <w:r>
-        <w:rPr>
-          <w:rFonts w:ascii="TH SarabunIT๙" w:hAnsi="TH SarabunIT๙" w:cs="TH SarabunIT๙" w:hint="cs"/>
-          <w:snapToGrid w:val="0"/>
-          <w:sz w:val="32"/>
-          <w:szCs w:val="32"/>
-          <w:cs/>
-        </w:rPr>
-        <w:t xml:space="preserve">  </w:t>
-      </w:r>
-      <w:r>
-        <w:rPr>
-          <w:rFonts w:ascii="TH SarabunIT๙" w:hAnsi="TH SarabunIT๙" w:cs="TH SarabunIT๙"/>
-          <w:snapToGrid w:val="0"/>
-          <w:sz w:val="32"/>
-          <w:szCs w:val="32"/>
-          <w:cs/>
-        </w:rPr>
-        <w:t xml:space="preserve">ลงวันที่ </w:t>
-      </w:r>
-      <w:r>
-        <w:rPr>
-          <w:rFonts w:ascii="TH SarabunIT๙" w:hAnsi="TH SarabunIT๙" w:cs="TH SarabunIT๙" w:hint="cs"/>
-          <w:snapToGrid w:val="0"/>
-          <w:sz w:val="32"/>
-          <w:szCs w:val="32"/>
-          <w:cs/>
-        </w:rPr>
-        <w:t xml:space="preserve">     [เดือน] [ปี]</w:t>
+          <w:color w:val="auto"/>
+          <w:sz w:val="32"/>
+          <w:szCs w:val="32"/>
+          <w:cs/>
+        </w:rPr>
+        <w:t>๓. คณะกรรมการจัดทำรูปแบบรายการงานก่อสร้าง ตามคำสั่งองค์การบริหารส่วนตำบลคลองด่าน ที่          /2569 ลงวันที่         [เดือน] [ปี]  ได้ดำเนินการจัดทำแบบรูปรายการงานก่อสร้างโครงการดังกล่าวเสร็จเรียบร้อย และได้ประมาณราคาค่าก่อสร้างเบื้องต้นตามแบบ พร้อมได้เสนอให้นายกองค์การบริหารส่วนตำบลคลองด่าน ในฐานะหัวหน้าหน่วยงานของรัฐพิจารณาอนุมัติ ตามบันทึกข้อความ  ลงวันที่      [เดือน] [ปี]</w:t>
       </w:r>
     </w:p>
     <w:p>

--- a/templates/5. นำส่งเอกสารการขออนุมัติ_template.docx
+++ b/templates/5. นำส่งเอกสารการขออนุมัติ_template.docx
@@ -326,7 +326,7 @@
           <w:szCs w:val="32"/>
           <w:cs/>
         </w:rPr>
-        <w:t>๐-๒๗๐๗-๕๗๒๘-๙ ต่อ ๑๙</w:t>
+        <w:t>0-2707-5728-9 ต่อ 19</w:t>
       </w:r>
     </w:p>
     <w:p>
@@ -1309,7 +1309,7 @@
           <w:szCs w:val="32"/>
           <w:cs/>
         </w:rPr>
-        <w:t xml:space="preserve">๑. </w:t>
+        <w:t xml:space="preserve">1. </w:t>
       </w:r>
       <w:r>
         <w:rPr>
@@ -1367,7 +1367,7 @@
           <w:szCs w:val="32"/>
           <w:cs/>
         </w:rPr>
-        <w:t>๒. กองช่างได้มีบันทึกข้อความ ที่ สป ๗๒๒๐๓/       ลงวันที่        [เดือน] [ปี] เรื่องขออนุมัติจัดทำโครงการ[ชื่อโครงการ] โดยกองช่างได้เสนอให้นายกองค์การบริหารส่วนตำบลคลองด่านพิจารณาแต่งตั้งคณะกรรมการจัดทำแบบรูปรายการงานก่อสร้างโครงการดังกล่าว เพื่อจะได้ส่งมอบให้เจ้าหน้าที่ใช้เป็นส่วนหนึ่งของการจัดทำรายงานของจ้างเสนอหัวหน้าหน่วยงานของรัฐเพื่อขอความเห็นชอบ โดยเสนอผ่านหัวหน้าเจ้าหน้าที่ ตามระเบียบระเบียบกระทรวงการคลังว่าด้วยการจัดซื้อจัดจ้างและการบริหารพัสดุภาครัฐ พ.ศ. ๒๕๖๐ หมวด ๒ ส่วนที่ ๒ ข้อ ๒๑ วรรคสาม และข้อ ๒๒ (๒)</w:t>
+        <w:t>2. กองช่างได้มีบันทึกข้อความ ที่ สป 72203/       ลงวันที่        [เดือน] [ปี] เรื่องขออนุมัติจัดทำโครงการ[ชื่อโครงการ] โดยกองช่างได้เสนอให้นายกองค์การบริหารส่วนตำบลคลองด่านพิจารณาแต่งตั้งคณะกรรมการจัดทำแบบรูปรายการงานก่อสร้างโครงการดังกล่าว เพื่อจะได้ส่งมอบให้เจ้าหน้าที่ใช้เป็นส่วนหนึ่งของการจัดทำรายงานของจ้างเสนอหัวหน้าหน่วยงานของรัฐเพื่อขอความเห็นชอบ โดยเสนอผ่านหัวหน้าเจ้าหน้าที่ ตามระเบียบระเบียบกระทรวงการคลังว่าด้วยการจัดซื้อจัดจ้างและการบริหารพัสดุภาครัฐ พ.ศ. 2560 หมวด 2 ส่วนที่ 2 ข้อ 21 วรรคสาม และข้อ 22 (2)</w:t>
       </w:r>
     </w:p>
     <w:p>
@@ -1412,7 +1412,7 @@
           <w:szCs w:val="32"/>
           <w:cs/>
         </w:rPr>
-        <w:t>๓. คณะกรรมการจัดทำรูปแบบรายการงานก่อสร้าง ตามคำสั่งองค์การบริหารส่วนตำบลคลองด่าน ที่          /2569 ลงวันที่         [เดือน] [ปี]  ได้ดำเนินการจัดทำแบบรูปรายการงานก่อสร้างโครงการดังกล่าวเสร็จเรียบร้อย และได้ประมาณราคาค่าก่อสร้างเบื้องต้นตามแบบ พร้อมได้เสนอให้นายกองค์การบริหารส่วนตำบลคลองด่าน ในฐานะหัวหน้าหน่วยงานของรัฐพิจารณาอนุมัติ ตามบันทึกข้อความ  ลงวันที่      [เดือน] [ปี]</w:t>
+        <w:t>3. คณะกรรมการจัดทำรูปแบบรายการงานก่อสร้าง ตามคำสั่งองค์การบริหารส่วนตำบลคลองด่าน ที่          /2569 ลงวันที่         [เดือน] [ปี]  ได้ดำเนินการจัดทำแบบรูปรายการงานก่อสร้างโครงการดังกล่าวเสร็จเรียบร้อย และได้ประมาณราคาค่าก่อสร้างเบื้องต้นตามแบบ พร้อมได้เสนอให้นายกองค์การบริหารส่วนตำบลคลองด่าน ในฐานะหัวหน้าหน่วยงานของรัฐพิจารณาอนุมัติ ตามบันทึกข้อความ  ลงวันที่      [เดือน] [ปี]</w:t>
       </w:r>
     </w:p>
     <w:p>
@@ -1504,7 +1504,7 @@
           <w:szCs w:val="32"/>
           <w:cs/>
         </w:rPr>
-        <w:t>๑</w:t>
+        <w:t>1</w:t>
       </w:r>
       <w:r>
         <w:rPr>
@@ -1584,7 +1584,7 @@
           <w:szCs w:val="32"/>
           <w:cs/>
         </w:rPr>
-        <w:t>๒๕๖๐</w:t>
+        <w:t>2560</w:t>
       </w:r>
       <w:r>
         <w:rPr>
@@ -1634,7 +1634,7 @@
           <w:szCs w:val="32"/>
           <w:cs/>
         </w:rPr>
-        <w:t>๔</w:t>
+        <w:t>4</w:t>
       </w:r>
       <w:r>
         <w:rPr>
@@ -1957,7 +1957,7 @@
           <w:szCs w:val="32"/>
           <w:cs/>
         </w:rPr>
-        <w:t>๒</w:t>
+        <w:t>2</w:t>
       </w:r>
       <w:r>
         <w:rPr>
@@ -2097,7 +2097,7 @@
           <w:szCs w:val="32"/>
           <w:cs/>
         </w:rPr>
-        <w:t>๐๔๐๕</w:t>
+        <w:t>0405</w:t>
       </w:r>
       <w:r>
         <w:rPr>
@@ -2117,7 +2117,7 @@
           <w:szCs w:val="32"/>
           <w:cs/>
         </w:rPr>
-        <w:t>๒</w:t>
+        <w:t>2</w:t>
       </w:r>
       <w:r>
         <w:rPr>
@@ -2237,7 +2237,7 @@
           <w:szCs w:val="32"/>
           <w:cs/>
         </w:rPr>
-        <w:t>๒๕๖</w:t>
+        <w:t>256</w:t>
       </w:r>
       <w:r>
         <w:rPr>
@@ -2397,7 +2397,7 @@
           <w:szCs w:val="32"/>
           <w:cs/>
         </w:rPr>
-        <w:t>๒๕๖๐</w:t>
+        <w:t>2560</w:t>
       </w:r>
       <w:r>
         <w:rPr>
@@ -2471,7 +2471,7 @@
           <w:szCs w:val="32"/>
           <w:cs/>
         </w:rPr>
-        <w:t>๑</w:t>
+        <w:t>1</w:t>
       </w:r>
       <w:r>
         <w:rPr>
@@ -2634,7 +2634,7 @@
           <w:szCs w:val="32"/>
           <w:cs/>
         </w:rPr>
-        <w:t>๒</w:t>
+        <w:t>2</w:t>
       </w:r>
       <w:r>
         <w:rPr>
@@ -2787,7 +2787,7 @@
           <w:szCs w:val="32"/>
           <w:cs/>
         </w:rPr>
-        <w:t>๓</w:t>
+        <w:t>3</w:t>
       </w:r>
       <w:r>
         <w:rPr>
@@ -2867,7 +2867,7 @@
           <w:szCs w:val="32"/>
           <w:cs/>
         </w:rPr>
-        <w:t>๐๒๐๓</w:t>
+        <w:t>0203</w:t>
       </w:r>
       <w:r>
         <w:rPr>
@@ -2907,7 +2907,7 @@
           <w:szCs w:val="32"/>
           <w:cs/>
         </w:rPr>
-        <w:t>๑๐๙</w:t>
+        <w:t>109</w:t>
       </w:r>
       <w:r>
         <w:rPr>
@@ -2947,7 +2947,7 @@
           <w:szCs w:val="32"/>
           <w:cs/>
         </w:rPr>
-        <w:t>๒๔</w:t>
+        <w:t>24</w:t>
       </w:r>
       <w:r>
         <w:rPr>
@@ -2987,7 +2987,7 @@
           <w:szCs w:val="32"/>
           <w:cs/>
         </w:rPr>
-        <w:t>๒๕๓๒</w:t>
+        <w:t>2532</w:t>
       </w:r>
       <w:r>
         <w:rPr>
@@ -3167,7 +3167,7 @@
           <w:szCs w:val="32"/>
           <w:cs/>
         </w:rPr>
-        <w:t>๖</w:t>
+        <w:t>6</w:t>
       </w:r>
       <w:r>
         <w:rPr>
@@ -3460,7 +3460,7 @@
           <w:szCs w:val="32"/>
           <w:cs/>
         </w:rPr>
-        <w:t>๑</w:t>
+        <w:t>1</w:t>
       </w:r>
       <w:r>
         <w:rPr>
@@ -3532,7 +3532,7 @@
           <w:szCs w:val="32"/>
           <w:cs/>
         </w:rPr>
-        <w:t>๒</w:t>
+        <w:t>2</w:t>
       </w:r>
       <w:r>
         <w:rPr>
@@ -3684,7 +3684,7 @@
           <w:szCs w:val="32"/>
           <w:cs/>
         </w:rPr>
-        <w:t>๓</w:t>
+        <w:t>3</w:t>
       </w:r>
       <w:r>
         <w:rPr>
@@ -3806,7 +3806,7 @@
           <w:szCs w:val="32"/>
           <w:cs/>
         </w:rPr>
-        <w:t>๔</w:t>
+        <w:t>4</w:t>
       </w:r>
       <w:r>
         <w:rPr>
@@ -3936,7 +3936,7 @@
           <w:szCs w:val="32"/>
           <w:cs/>
         </w:rPr>
-        <w:t>๔</w:t>
+        <w:t>4</w:t>
       </w:r>
       <w:r>
         <w:rPr>
@@ -4016,7 +4016,7 @@
           <w:szCs w:val="32"/>
           <w:cs/>
         </w:rPr>
-        <w:t>๒๕๖๐</w:t>
+        <w:t>2560</w:t>
       </w:r>
     </w:p>
     <w:p>
@@ -4058,7 +4058,7 @@
           <w:szCs w:val="32"/>
           <w:cs/>
         </w:rPr>
-        <w:t>๕</w:t>
+        <w:t>5</w:t>
       </w:r>
       <w:r>
         <w:rPr>
@@ -4190,7 +4190,7 @@
           <w:szCs w:val="32"/>
           <w:cs/>
         </w:rPr>
-        <w:t>๖</w:t>
+        <w:t>6</w:t>
       </w:r>
       <w:r>
         <w:rPr>
@@ -4272,7 +4272,7 @@
           <w:szCs w:val="32"/>
           <w:cs/>
         </w:rPr>
-        <w:t>๗</w:t>
+        <w:t>7</w:t>
       </w:r>
       <w:r>
         <w:rPr>
@@ -4463,7 +4463,7 @@
           <w:szCs w:val="32"/>
           <w:cs/>
         </w:rPr>
-        <w:t>๗</w:t>
+        <w:t>7</w:t>
       </w:r>
       <w:r>
         <w:rPr>
@@ -4483,7 +4483,7 @@
           <w:szCs w:val="32"/>
           <w:cs/>
         </w:rPr>
-        <w:t>๑</w:t>
+        <w:t>1</w:t>
       </w:r>
       <w:r>
         <w:rPr>
@@ -5827,7 +5827,7 @@
           <w:szCs w:val="32"/>
           <w:cs/>
         </w:rPr>
-        <w:t>๒๕๖๐</w:t>
+        <w:t>2560</w:t>
       </w:r>
       <w:r>
         <w:rPr>

--- a/templates/5. นำส่งเอกสารการขออนุมัติ_template.docx
+++ b/templates/5. นำส่งเอกสารการขออนุมัติ_template.docx
@@ -1,6 +1,6 @@
 
 <file path=word/document.xml><?xml version="1.0" encoding="utf-8"?>
-<w:document xmlns:wpc="http://schemas.microsoft.com/office/word/2010/wordprocessingCanvas" xmlns:cx="http://schemas.microsoft.com/office/drawing/2014/chartex" xmlns:cx1="http://schemas.microsoft.com/office/drawing/2015/9/8/chartex" xmlns:cx2="http://schemas.microsoft.com/office/drawing/2015/10/21/chartex" xmlns:cx3="http://schemas.microsoft.com/office/drawing/2016/5/9/chartex" xmlns:cx4="http://schemas.microsoft.com/office/drawing/2016/5/10/chartex" xmlns:cx5="http://schemas.microsoft.com/office/drawing/2016/5/11/chartex" xmlns:cx6="http://schemas.microsoft.com/office/drawing/2016/5/12/chartex" xmlns:cx7="http://schemas.microsoft.com/office/drawing/2016/5/13/chartex" xmlns:cx8="http://schemas.microsoft.com/office/drawing/2016/5/14/chartex" xmlns:mc="http://schemas.openxmlformats.org/markup-compatibility/2006" xmlns:aink="http://schemas.microsoft.com/office/drawing/2016/ink" xmlns:am3d="http://schemas.microsoft.com/office/drawing/2017/model3d" xmlns:o="urn:schemas-microsoft-com:office:office" xmlns:oel="http://schemas.microsoft.com/office/2019/extlst" xmlns:r="http://schemas.openxmlformats.org/officeDocument/2006/relationships" xmlns:m="http://schemas.openxmlformats.org/officeDocument/2006/math" xmlns:v="urn:schemas-microsoft-com:vml" xmlns:wp14="http://schemas.microsoft.com/office/word/2010/wordprocessingDrawing" xmlns:wp="http://schemas.openxmlformats.org/drawingml/2006/wordprocessingDrawing" xmlns:w10="urn:schemas-microsoft-com:office:word" xmlns:w="http://schemas.openxmlformats.org/wordprocessingml/2006/main" xmlns:w14="http://schemas.microsoft.com/office/word/2010/wordml" xmlns:w15="http://schemas.microsoft.com/office/word/2012/wordml" xmlns:w16cex="http://schemas.microsoft.com/office/word/2018/wordml/cex" xmlns:w16cid="http://schemas.microsoft.com/office/word/2016/wordml/cid" xmlns:w16="http://schemas.microsoft.com/office/word/2018/wordml" xmlns:w16du="http://schemas.microsoft.com/office/word/2023/wordml/word16du" xmlns:w16sdtdh="http://schemas.microsoft.com/office/word/2020/wordml/sdtdatahash" xmlns:w16sdtfl="http://schemas.microsoft.com/office/word/2024/wordml/sdtformatlock" xmlns:w16se="http://schemas.microsoft.com/office/word/2015/wordml/symex" xmlns:wpg="http://schemas.microsoft.com/office/word/2010/wordprocessingGroup" xmlns:wpi="http://schemas.microsoft.com/office/word/2010/wordprocessingInk" xmlns:wne="http://schemas.microsoft.com/office/word/2006/wordml" xmlns:wps="http://schemas.microsoft.com/office/word/2010/wordprocessingShape" mc:Ignorable="w14 w15 w16se w16cid w16 w16cex w16sdtdh w16sdtfl w16du wp14">
+<w:document xmlns:wpc="http://schemas.microsoft.com/office/word/2010/wordprocessingCanvas" xmlns:cx="http://schemas.microsoft.com/office/drawing/2014/chartex" xmlns:cx1="http://schemas.microsoft.com/office/drawing/2015/9/8/chartex" xmlns:cx2="http://schemas.microsoft.com/office/drawing/2015/10/21/chartex" xmlns:cx3="http://schemas.microsoft.com/office/drawing/2016/5/9/chartex" xmlns:cx4="http://schemas.microsoft.com/office/drawing/2016/5/10/chartex" xmlns:cx5="http://schemas.microsoft.com/office/drawing/2016/5/11/chartex" xmlns:cx6="http://schemas.microsoft.com/office/drawing/2016/5/12/chartex" xmlns:cx7="http://schemas.microsoft.com/office/drawing/2016/5/13/chartex" xmlns:cx8="http://schemas.microsoft.com/office/drawing/2016/5/14/chartex" xmlns:mc="http://schemas.openxmlformats.org/markup-compatibility/2006" xmlns:aink="http://schemas.microsoft.com/office/drawing/2016/ink" xmlns:am3d="http://schemas.microsoft.com/office/drawing/2017/model3d" xmlns:o="urn:schemas-microsoft-com:office:office" xmlns:oel="http://schemas.microsoft.com/office/2019/extlst" xmlns:r="http://schemas.openxmlformats.org/officeDocument/2006/relationships" xmlns:m="http://schemas.openxmlformats.org/officeDocument/2006/math" xmlns:v="urn:schemas-microsoft-com:vml" xmlns:wp14="http://schemas.microsoft.com/office/word/2010/wordprocessingDrawing" xmlns:wp="http://schemas.openxmlformats.org/drawingml/2006/wordprocessingDrawing" xmlns:w10="urn:schemas-microsoft-com:office:word" xmlns:w="http://schemas.openxmlformats.org/wordprocessingml/2006/main" xmlns:w14="http://schemas.microsoft.com/office/word/2010/wordml" xmlns:w15="http://schemas.microsoft.com/office/word/2012/wordml" xmlns:w16cei="http://schemas.microsoft.com/office/word/2026/wordml/cei" xmlns:w16cex="http://schemas.microsoft.com/office/word/2018/wordml/cex" xmlns:w16cid="http://schemas.microsoft.com/office/word/2016/wordml/cid" xmlns:w16="http://schemas.microsoft.com/office/word/2018/wordml" xmlns:w16du="http://schemas.microsoft.com/office/word/2023/wordml/word16du" xmlns:w16sdtdh="http://schemas.microsoft.com/office/word/2020/wordml/sdtdatahash" xmlns:w16sdtfl="http://schemas.microsoft.com/office/word/2024/wordml/sdtformatlock" xmlns:w16se="http://schemas.microsoft.com/office/word/2015/wordml/symex" xmlns:wpg="http://schemas.microsoft.com/office/word/2010/wordprocessingGroup" xmlns:wpi="http://schemas.microsoft.com/office/word/2010/wordprocessingInk" xmlns:wne="http://schemas.microsoft.com/office/word/2006/wordml" xmlns:wps="http://schemas.microsoft.com/office/word/2010/wordprocessingShape" mc:Ignorable="w14 w15 w16se w16cid w16 w16cex w16sdtdh w16sdtfl w16du wp14">
   <w:body>
     <w:p>
       <w:pPr>
@@ -914,7 +914,7 @@
           <w:szCs w:val="32"/>
           <w:cs/>
         </w:rPr>
-        <w:t>และการบริหารพัสดุภาครัฐ์ พ.ศ. 2560)</w:t>
+        <w:t>และการบริหารพัสดุภาครัฐ พ.ศ. 2560)</w:t>
       </w:r>
     </w:p>
     <w:p>
@@ -4574,27 +4574,7 @@
           <w:sz w:val="32"/>
           <w:szCs w:val="32"/>
         </w:rPr>
-        <w:t>[</w:t>
-      </w:r>
-      <w:proofErr w:type="spellStart"/>
-      <w:r>
-        <w:rPr>
-          <w:rFonts w:ascii="TH SarabunIT๙" w:hAnsi="TH SarabunIT๙" w:cs="TH SarabunIT๙"/>
-          <w:color w:val="000000"/>
-          <w:sz w:val="32"/>
-          <w:szCs w:val="32"/>
-        </w:rPr>
-        <w:t>สูตรค่าK</w:t>
-      </w:r>
-      <w:proofErr w:type="spellEnd"/>
-      <w:r>
-        <w:rPr>
-          <w:rFonts w:ascii="TH SarabunIT๙" w:hAnsi="TH SarabunIT๙" w:cs="TH SarabunIT๙"/>
-          <w:color w:val="000000"/>
-          <w:sz w:val="32"/>
-          <w:szCs w:val="32"/>
-        </w:rPr>
-        <w:t>]</w:t>
+        <w:t>[สูตรค่าK]</w:t>
       </w:r>
     </w:p>
     <w:p>
@@ -6611,7 +6591,7 @@
 </file>
 
 <file path=word/endnotes.xml><?xml version="1.0" encoding="utf-8"?>
-<w:endnotes xmlns:wpc="http://schemas.microsoft.com/office/word/2010/wordprocessingCanvas" xmlns:cx="http://schemas.microsoft.com/office/drawing/2014/chartex" xmlns:cx1="http://schemas.microsoft.com/office/drawing/2015/9/8/chartex" xmlns:cx2="http://schemas.microsoft.com/office/drawing/2015/10/21/chartex" xmlns:cx3="http://schemas.microsoft.com/office/drawing/2016/5/9/chartex" xmlns:cx4="http://schemas.microsoft.com/office/drawing/2016/5/10/chartex" xmlns:cx5="http://schemas.microsoft.com/office/drawing/2016/5/11/chartex" xmlns:cx6="http://schemas.microsoft.com/office/drawing/2016/5/12/chartex" xmlns:cx7="http://schemas.microsoft.com/office/drawing/2016/5/13/chartex" xmlns:cx8="http://schemas.microsoft.com/office/drawing/2016/5/14/chartex" xmlns:mc="http://schemas.openxmlformats.org/markup-compatibility/2006" xmlns:aink="http://schemas.microsoft.com/office/drawing/2016/ink" xmlns:am3d="http://schemas.microsoft.com/office/drawing/2017/model3d" xmlns:o="urn:schemas-microsoft-com:office:office" xmlns:oel="http://schemas.microsoft.com/office/2019/extlst" xmlns:r="http://schemas.openxmlformats.org/officeDocument/2006/relationships" xmlns:m="http://schemas.openxmlformats.org/officeDocument/2006/math" xmlns:v="urn:schemas-microsoft-com:vml" xmlns:wp14="http://schemas.microsoft.com/office/word/2010/wordprocessingDrawing" xmlns:wp="http://schemas.openxmlformats.org/drawingml/2006/wordprocessingDrawing" xmlns:w10="urn:schemas-microsoft-com:office:word" xmlns:w="http://schemas.openxmlformats.org/wordprocessingml/2006/main" xmlns:w14="http://schemas.microsoft.com/office/word/2010/wordml" xmlns:w15="http://schemas.microsoft.com/office/word/2012/wordml" xmlns:w16cex="http://schemas.microsoft.com/office/word/2018/wordml/cex" xmlns:w16cid="http://schemas.microsoft.com/office/word/2016/wordml/cid" xmlns:w16="http://schemas.microsoft.com/office/word/2018/wordml" xmlns:w16du="http://schemas.microsoft.com/office/word/2023/wordml/word16du" xmlns:w16sdtdh="http://schemas.microsoft.com/office/word/2020/wordml/sdtdatahash" xmlns:w16sdtfl="http://schemas.microsoft.com/office/word/2024/wordml/sdtformatlock" xmlns:w16se="http://schemas.microsoft.com/office/word/2015/wordml/symex" xmlns:wpg="http://schemas.microsoft.com/office/word/2010/wordprocessingGroup" xmlns:wpi="http://schemas.microsoft.com/office/word/2010/wordprocessingInk" xmlns:wne="http://schemas.microsoft.com/office/word/2006/wordml" xmlns:wps="http://schemas.microsoft.com/office/word/2010/wordprocessingShape" mc:Ignorable="w14 w15 w16se w16cid w16 w16cex w16sdtdh w16sdtfl w16du wp14">
+<w:endnotes xmlns:wpc="http://schemas.microsoft.com/office/word/2010/wordprocessingCanvas" xmlns:cx="http://schemas.microsoft.com/office/drawing/2014/chartex" xmlns:cx1="http://schemas.microsoft.com/office/drawing/2015/9/8/chartex" xmlns:cx2="http://schemas.microsoft.com/office/drawing/2015/10/21/chartex" xmlns:cx3="http://schemas.microsoft.com/office/drawing/2016/5/9/chartex" xmlns:cx4="http://schemas.microsoft.com/office/drawing/2016/5/10/chartex" xmlns:cx5="http://schemas.microsoft.com/office/drawing/2016/5/11/chartex" xmlns:cx6="http://schemas.microsoft.com/office/drawing/2016/5/12/chartex" xmlns:cx7="http://schemas.microsoft.com/office/drawing/2016/5/13/chartex" xmlns:cx8="http://schemas.microsoft.com/office/drawing/2016/5/14/chartex" xmlns:mc="http://schemas.openxmlformats.org/markup-compatibility/2006" xmlns:aink="http://schemas.microsoft.com/office/drawing/2016/ink" xmlns:am3d="http://schemas.microsoft.com/office/drawing/2017/model3d" xmlns:o="urn:schemas-microsoft-com:office:office" xmlns:oel="http://schemas.microsoft.com/office/2019/extlst" xmlns:r="http://schemas.openxmlformats.org/officeDocument/2006/relationships" xmlns:m="http://schemas.openxmlformats.org/officeDocument/2006/math" xmlns:v="urn:schemas-microsoft-com:vml" xmlns:wp14="http://schemas.microsoft.com/office/word/2010/wordprocessingDrawing" xmlns:wp="http://schemas.openxmlformats.org/drawingml/2006/wordprocessingDrawing" xmlns:w10="urn:schemas-microsoft-com:office:word" xmlns:w="http://schemas.openxmlformats.org/wordprocessingml/2006/main" xmlns:w14="http://schemas.microsoft.com/office/word/2010/wordml" xmlns:w15="http://schemas.microsoft.com/office/word/2012/wordml" xmlns:w16cei="http://schemas.microsoft.com/office/word/2026/wordml/cei" xmlns:w16cex="http://schemas.microsoft.com/office/word/2018/wordml/cex" xmlns:w16cid="http://schemas.microsoft.com/office/word/2016/wordml/cid" xmlns:w16="http://schemas.microsoft.com/office/word/2018/wordml" xmlns:w16du="http://schemas.microsoft.com/office/word/2023/wordml/word16du" xmlns:w16sdtdh="http://schemas.microsoft.com/office/word/2020/wordml/sdtdatahash" xmlns:w16sdtfl="http://schemas.microsoft.com/office/word/2024/wordml/sdtformatlock" xmlns:w16se="http://schemas.microsoft.com/office/word/2015/wordml/symex" xmlns:wpg="http://schemas.microsoft.com/office/word/2010/wordprocessingGroup" xmlns:wpi="http://schemas.microsoft.com/office/word/2010/wordprocessingInk" xmlns:wne="http://schemas.microsoft.com/office/word/2006/wordml" xmlns:wps="http://schemas.microsoft.com/office/word/2010/wordprocessingShape" mc:Ignorable="w14 w15 w16se w16cid w16 w16cex w16sdtdh w16sdtfl w16du wp14">
   <w:endnote w:type="separator" w:id="-1">
     <w:p>
       <w:r>
@@ -6630,7 +6610,7 @@
 </file>
 
 <file path=word/footer1.xml><?xml version="1.0" encoding="utf-8"?>
-<w:ftr xmlns:wpc="http://schemas.microsoft.com/office/word/2010/wordprocessingCanvas" xmlns:cx="http://schemas.microsoft.com/office/drawing/2014/chartex" xmlns:cx1="http://schemas.microsoft.com/office/drawing/2015/9/8/chartex" xmlns:cx2="http://schemas.microsoft.com/office/drawing/2015/10/21/chartex" xmlns:cx3="http://schemas.microsoft.com/office/drawing/2016/5/9/chartex" xmlns:cx4="http://schemas.microsoft.com/office/drawing/2016/5/10/chartex" xmlns:cx5="http://schemas.microsoft.com/office/drawing/2016/5/11/chartex" xmlns:cx6="http://schemas.microsoft.com/office/drawing/2016/5/12/chartex" xmlns:cx7="http://schemas.microsoft.com/office/drawing/2016/5/13/chartex" xmlns:cx8="http://schemas.microsoft.com/office/drawing/2016/5/14/chartex" xmlns:mc="http://schemas.openxmlformats.org/markup-compatibility/2006" xmlns:aink="http://schemas.microsoft.com/office/drawing/2016/ink" xmlns:am3d="http://schemas.microsoft.com/office/drawing/2017/model3d" xmlns:o="urn:schemas-microsoft-com:office:office" xmlns:oel="http://schemas.microsoft.com/office/2019/extlst" xmlns:r="http://schemas.openxmlformats.org/officeDocument/2006/relationships" xmlns:m="http://schemas.openxmlformats.org/officeDocument/2006/math" xmlns:v="urn:schemas-microsoft-com:vml" xmlns:wp14="http://schemas.microsoft.com/office/word/2010/wordprocessingDrawing" xmlns:wp="http://schemas.openxmlformats.org/drawingml/2006/wordprocessingDrawing" xmlns:w10="urn:schemas-microsoft-com:office:word" xmlns:w="http://schemas.openxmlformats.org/wordprocessingml/2006/main" xmlns:w14="http://schemas.microsoft.com/office/word/2010/wordml" xmlns:w15="http://schemas.microsoft.com/office/word/2012/wordml" xmlns:w16cex="http://schemas.microsoft.com/office/word/2018/wordml/cex" xmlns:w16cid="http://schemas.microsoft.com/office/word/2016/wordml/cid" xmlns:w16="http://schemas.microsoft.com/office/word/2018/wordml" xmlns:w16du="http://schemas.microsoft.com/office/word/2023/wordml/word16du" xmlns:w16sdtdh="http://schemas.microsoft.com/office/word/2020/wordml/sdtdatahash" xmlns:w16sdtfl="http://schemas.microsoft.com/office/word/2024/wordml/sdtformatlock" xmlns:w16se="http://schemas.microsoft.com/office/word/2015/wordml/symex" xmlns:wpg="http://schemas.microsoft.com/office/word/2010/wordprocessingGroup" xmlns:wpi="http://schemas.microsoft.com/office/word/2010/wordprocessingInk" xmlns:wne="http://schemas.microsoft.com/office/word/2006/wordml" xmlns:wps="http://schemas.microsoft.com/office/word/2010/wordprocessingShape" mc:Ignorable="w14 w15 w16se w16cid w16 w16cex w16sdtdh w16sdtfl w16du wp14">
+<w:ftr xmlns:wpc="http://schemas.microsoft.com/office/word/2010/wordprocessingCanvas" xmlns:cx="http://schemas.microsoft.com/office/drawing/2014/chartex" xmlns:cx1="http://schemas.microsoft.com/office/drawing/2015/9/8/chartex" xmlns:cx2="http://schemas.microsoft.com/office/drawing/2015/10/21/chartex" xmlns:cx3="http://schemas.microsoft.com/office/drawing/2016/5/9/chartex" xmlns:cx4="http://schemas.microsoft.com/office/drawing/2016/5/10/chartex" xmlns:cx5="http://schemas.microsoft.com/office/drawing/2016/5/11/chartex" xmlns:cx6="http://schemas.microsoft.com/office/drawing/2016/5/12/chartex" xmlns:cx7="http://schemas.microsoft.com/office/drawing/2016/5/13/chartex" xmlns:cx8="http://schemas.microsoft.com/office/drawing/2016/5/14/chartex" xmlns:mc="http://schemas.openxmlformats.org/markup-compatibility/2006" xmlns:aink="http://schemas.microsoft.com/office/drawing/2016/ink" xmlns:am3d="http://schemas.microsoft.com/office/drawing/2017/model3d" xmlns:o="urn:schemas-microsoft-com:office:office" xmlns:oel="http://schemas.microsoft.com/office/2019/extlst" xmlns:r="http://schemas.openxmlformats.org/officeDocument/2006/relationships" xmlns:m="http://schemas.openxmlformats.org/officeDocument/2006/math" xmlns:v="urn:schemas-microsoft-com:vml" xmlns:wp14="http://schemas.microsoft.com/office/word/2010/wordprocessingDrawing" xmlns:wp="http://schemas.openxmlformats.org/drawingml/2006/wordprocessingDrawing" xmlns:w10="urn:schemas-microsoft-com:office:word" xmlns:w="http://schemas.openxmlformats.org/wordprocessingml/2006/main" xmlns:w14="http://schemas.microsoft.com/office/word/2010/wordml" xmlns:w15="http://schemas.microsoft.com/office/word/2012/wordml" xmlns:w16cei="http://schemas.microsoft.com/office/word/2026/wordml/cei" xmlns:w16cex="http://schemas.microsoft.com/office/word/2018/wordml/cex" xmlns:w16cid="http://schemas.microsoft.com/office/word/2016/wordml/cid" xmlns:w16="http://schemas.microsoft.com/office/word/2018/wordml" xmlns:w16du="http://schemas.microsoft.com/office/word/2023/wordml/word16du" xmlns:w16sdtdh="http://schemas.microsoft.com/office/word/2020/wordml/sdtdatahash" xmlns:w16sdtfl="http://schemas.microsoft.com/office/word/2024/wordml/sdtformatlock" xmlns:w16se="http://schemas.microsoft.com/office/word/2015/wordml/symex" xmlns:wpg="http://schemas.microsoft.com/office/word/2010/wordprocessingGroup" xmlns:wpi="http://schemas.microsoft.com/office/word/2010/wordprocessingInk" xmlns:wne="http://schemas.microsoft.com/office/word/2006/wordml" xmlns:wps="http://schemas.microsoft.com/office/word/2010/wordprocessingShape" mc:Ignorable="w14 w15 w16se w16cid w16 w16cex w16sdtdh w16sdtfl w16du wp14">
   <w:p>
     <w:pPr>
       <w:pStyle w:val="Footer"/>
@@ -6648,23 +6628,14 @@
         <w:szCs w:val="32"/>
         <w:cs/>
       </w:rPr>
-      <w:t>/8.</w:t>
-    </w:r>
-    <w:r>
-      <w:rPr>
-        <w:rFonts w:ascii="TH SarabunIT๙" w:hAnsi="TH SarabunIT๙" w:cs="TH SarabunIT๙" w:hint="cs"/>
-        <w:sz w:val="28"/>
-        <w:szCs w:val="32"/>
-        <w:cs/>
-      </w:rPr>
-      <w:t>เห็นควร...</w:t>
+      <w:t>/8.เห็นควร...</w:t>
     </w:r>
   </w:p>
 </w:ftr>
 </file>
 
 <file path=word/footer2.xml><?xml version="1.0" encoding="utf-8"?>
-<w:ftr xmlns:wpc="http://schemas.microsoft.com/office/word/2010/wordprocessingCanvas" xmlns:cx="http://schemas.microsoft.com/office/drawing/2014/chartex" xmlns:cx1="http://schemas.microsoft.com/office/drawing/2015/9/8/chartex" xmlns:cx2="http://schemas.microsoft.com/office/drawing/2015/10/21/chartex" xmlns:cx3="http://schemas.microsoft.com/office/drawing/2016/5/9/chartex" xmlns:cx4="http://schemas.microsoft.com/office/drawing/2016/5/10/chartex" xmlns:cx5="http://schemas.microsoft.com/office/drawing/2016/5/11/chartex" xmlns:cx6="http://schemas.microsoft.com/office/drawing/2016/5/12/chartex" xmlns:cx7="http://schemas.microsoft.com/office/drawing/2016/5/13/chartex" xmlns:cx8="http://schemas.microsoft.com/office/drawing/2016/5/14/chartex" xmlns:mc="http://schemas.openxmlformats.org/markup-compatibility/2006" xmlns:aink="http://schemas.microsoft.com/office/drawing/2016/ink" xmlns:am3d="http://schemas.microsoft.com/office/drawing/2017/model3d" xmlns:o="urn:schemas-microsoft-com:office:office" xmlns:oel="http://schemas.microsoft.com/office/2019/extlst" xmlns:r="http://schemas.openxmlformats.org/officeDocument/2006/relationships" xmlns:m="http://schemas.openxmlformats.org/officeDocument/2006/math" xmlns:v="urn:schemas-microsoft-com:vml" xmlns:wp14="http://schemas.microsoft.com/office/word/2010/wordprocessingDrawing" xmlns:wp="http://schemas.openxmlformats.org/drawingml/2006/wordprocessingDrawing" xmlns:w10="urn:schemas-microsoft-com:office:word" xmlns:w="http://schemas.openxmlformats.org/wordprocessingml/2006/main" xmlns:w14="http://schemas.microsoft.com/office/word/2010/wordml" xmlns:w15="http://schemas.microsoft.com/office/word/2012/wordml" xmlns:w16cex="http://schemas.microsoft.com/office/word/2018/wordml/cex" xmlns:w16cid="http://schemas.microsoft.com/office/word/2016/wordml/cid" xmlns:w16="http://schemas.microsoft.com/office/word/2018/wordml" xmlns:w16du="http://schemas.microsoft.com/office/word/2023/wordml/word16du" xmlns:w16sdtdh="http://schemas.microsoft.com/office/word/2020/wordml/sdtdatahash" xmlns:w16sdtfl="http://schemas.microsoft.com/office/word/2024/wordml/sdtformatlock" xmlns:w16se="http://schemas.microsoft.com/office/word/2015/wordml/symex" xmlns:wpg="http://schemas.microsoft.com/office/word/2010/wordprocessingGroup" xmlns:wpi="http://schemas.microsoft.com/office/word/2010/wordprocessingInk" xmlns:wne="http://schemas.microsoft.com/office/word/2006/wordml" xmlns:wps="http://schemas.microsoft.com/office/word/2010/wordprocessingShape" mc:Ignorable="w14 w15 w16se w16cid w16 w16cex w16sdtdh w16sdtfl w16du wp14">
+<w:ftr xmlns:wpc="http://schemas.microsoft.com/office/word/2010/wordprocessingCanvas" xmlns:cx="http://schemas.microsoft.com/office/drawing/2014/chartex" xmlns:cx1="http://schemas.microsoft.com/office/drawing/2015/9/8/chartex" xmlns:cx2="http://schemas.microsoft.com/office/drawing/2015/10/21/chartex" xmlns:cx3="http://schemas.microsoft.com/office/drawing/2016/5/9/chartex" xmlns:cx4="http://schemas.microsoft.com/office/drawing/2016/5/10/chartex" xmlns:cx5="http://schemas.microsoft.com/office/drawing/2016/5/11/chartex" xmlns:cx6="http://schemas.microsoft.com/office/drawing/2016/5/12/chartex" xmlns:cx7="http://schemas.microsoft.com/office/drawing/2016/5/13/chartex" xmlns:cx8="http://schemas.microsoft.com/office/drawing/2016/5/14/chartex" xmlns:mc="http://schemas.openxmlformats.org/markup-compatibility/2006" xmlns:aink="http://schemas.microsoft.com/office/drawing/2016/ink" xmlns:am3d="http://schemas.microsoft.com/office/drawing/2017/model3d" xmlns:o="urn:schemas-microsoft-com:office:office" xmlns:oel="http://schemas.microsoft.com/office/2019/extlst" xmlns:r="http://schemas.openxmlformats.org/officeDocument/2006/relationships" xmlns:m="http://schemas.openxmlformats.org/officeDocument/2006/math" xmlns:v="urn:schemas-microsoft-com:vml" xmlns:wp14="http://schemas.microsoft.com/office/word/2010/wordprocessingDrawing" xmlns:wp="http://schemas.openxmlformats.org/drawingml/2006/wordprocessingDrawing" xmlns:w10="urn:schemas-microsoft-com:office:word" xmlns:w="http://schemas.openxmlformats.org/wordprocessingml/2006/main" xmlns:w14="http://schemas.microsoft.com/office/word/2010/wordml" xmlns:w15="http://schemas.microsoft.com/office/word/2012/wordml" xmlns:w16cei="http://schemas.microsoft.com/office/word/2026/wordml/cei" xmlns:w16cex="http://schemas.microsoft.com/office/word/2018/wordml/cex" xmlns:w16cid="http://schemas.microsoft.com/office/word/2016/wordml/cid" xmlns:w16="http://schemas.microsoft.com/office/word/2018/wordml" xmlns:w16du="http://schemas.microsoft.com/office/word/2023/wordml/word16du" xmlns:w16sdtdh="http://schemas.microsoft.com/office/word/2020/wordml/sdtdatahash" xmlns:w16sdtfl="http://schemas.microsoft.com/office/word/2024/wordml/sdtformatlock" xmlns:w16se="http://schemas.microsoft.com/office/word/2015/wordml/symex" xmlns:wpg="http://schemas.microsoft.com/office/word/2010/wordprocessingGroup" xmlns:wpi="http://schemas.microsoft.com/office/word/2010/wordprocessingInk" xmlns:wne="http://schemas.microsoft.com/office/word/2006/wordml" xmlns:wps="http://schemas.microsoft.com/office/word/2010/wordprocessingShape" mc:Ignorable="w14 w15 w16se w16cid w16 w16cex w16sdtdh w16sdtfl w16du wp14">
   <w:p>
     <w:pPr>
       <w:pStyle w:val="Footer"/>
@@ -6682,23 +6653,14 @@
         <w:szCs w:val="32"/>
         <w:cs/>
       </w:rPr>
-      <w:t>/</w:t>
-    </w:r>
-    <w:r>
-      <w:rPr>
-        <w:rFonts w:ascii="TH SarabunIT๙" w:hAnsi="TH SarabunIT๙" w:cs="TH SarabunIT๙"/>
-        <w:sz w:val="28"/>
-        <w:szCs w:val="32"/>
-        <w:cs/>
-      </w:rPr>
-      <w:t>ข้อกฎหมาย...</w:t>
+      <w:t>/ข้อกฎหมาย...</w:t>
     </w:r>
   </w:p>
 </w:ftr>
 </file>
 
 <file path=word/footer3.xml><?xml version="1.0" encoding="utf-8"?>
-<w:ftr xmlns:wpc="http://schemas.microsoft.com/office/word/2010/wordprocessingCanvas" xmlns:cx="http://schemas.microsoft.com/office/drawing/2014/chartex" xmlns:cx1="http://schemas.microsoft.com/office/drawing/2015/9/8/chartex" xmlns:cx2="http://schemas.microsoft.com/office/drawing/2015/10/21/chartex" xmlns:cx3="http://schemas.microsoft.com/office/drawing/2016/5/9/chartex" xmlns:cx4="http://schemas.microsoft.com/office/drawing/2016/5/10/chartex" xmlns:cx5="http://schemas.microsoft.com/office/drawing/2016/5/11/chartex" xmlns:cx6="http://schemas.microsoft.com/office/drawing/2016/5/12/chartex" xmlns:cx7="http://schemas.microsoft.com/office/drawing/2016/5/13/chartex" xmlns:cx8="http://schemas.microsoft.com/office/drawing/2016/5/14/chartex" xmlns:mc="http://schemas.openxmlformats.org/markup-compatibility/2006" xmlns:aink="http://schemas.microsoft.com/office/drawing/2016/ink" xmlns:am3d="http://schemas.microsoft.com/office/drawing/2017/model3d" xmlns:o="urn:schemas-microsoft-com:office:office" xmlns:oel="http://schemas.microsoft.com/office/2019/extlst" xmlns:r="http://schemas.openxmlformats.org/officeDocument/2006/relationships" xmlns:m="http://schemas.openxmlformats.org/officeDocument/2006/math" xmlns:v="urn:schemas-microsoft-com:vml" xmlns:wp14="http://schemas.microsoft.com/office/word/2010/wordprocessingDrawing" xmlns:wp="http://schemas.openxmlformats.org/drawingml/2006/wordprocessingDrawing" xmlns:w10="urn:schemas-microsoft-com:office:word" xmlns:w="http://schemas.openxmlformats.org/wordprocessingml/2006/main" xmlns:w14="http://schemas.microsoft.com/office/word/2010/wordml" xmlns:w15="http://schemas.microsoft.com/office/word/2012/wordml" xmlns:w16cex="http://schemas.microsoft.com/office/word/2018/wordml/cex" xmlns:w16cid="http://schemas.microsoft.com/office/word/2016/wordml/cid" xmlns:w16="http://schemas.microsoft.com/office/word/2018/wordml" xmlns:w16du="http://schemas.microsoft.com/office/word/2023/wordml/word16du" xmlns:w16sdtdh="http://schemas.microsoft.com/office/word/2020/wordml/sdtdatahash" xmlns:w16sdtfl="http://schemas.microsoft.com/office/word/2024/wordml/sdtformatlock" xmlns:w16se="http://schemas.microsoft.com/office/word/2015/wordml/symex" xmlns:wpg="http://schemas.microsoft.com/office/word/2010/wordprocessingGroup" xmlns:wpi="http://schemas.microsoft.com/office/word/2010/wordprocessingInk" xmlns:wne="http://schemas.microsoft.com/office/word/2006/wordml" xmlns:wps="http://schemas.microsoft.com/office/word/2010/wordprocessingShape" mc:Ignorable="w14 w15 w16se w16cid w16 w16cex w16sdtdh w16sdtfl w16du wp14">
+<w:ftr xmlns:wpc="http://schemas.microsoft.com/office/word/2010/wordprocessingCanvas" xmlns:cx="http://schemas.microsoft.com/office/drawing/2014/chartex" xmlns:cx1="http://schemas.microsoft.com/office/drawing/2015/9/8/chartex" xmlns:cx2="http://schemas.microsoft.com/office/drawing/2015/10/21/chartex" xmlns:cx3="http://schemas.microsoft.com/office/drawing/2016/5/9/chartex" xmlns:cx4="http://schemas.microsoft.com/office/drawing/2016/5/10/chartex" xmlns:cx5="http://schemas.microsoft.com/office/drawing/2016/5/11/chartex" xmlns:cx6="http://schemas.microsoft.com/office/drawing/2016/5/12/chartex" xmlns:cx7="http://schemas.microsoft.com/office/drawing/2016/5/13/chartex" xmlns:cx8="http://schemas.microsoft.com/office/drawing/2016/5/14/chartex" xmlns:mc="http://schemas.openxmlformats.org/markup-compatibility/2006" xmlns:aink="http://schemas.microsoft.com/office/drawing/2016/ink" xmlns:am3d="http://schemas.microsoft.com/office/drawing/2017/model3d" xmlns:o="urn:schemas-microsoft-com:office:office" xmlns:oel="http://schemas.microsoft.com/office/2019/extlst" xmlns:r="http://schemas.openxmlformats.org/officeDocument/2006/relationships" xmlns:m="http://schemas.openxmlformats.org/officeDocument/2006/math" xmlns:v="urn:schemas-microsoft-com:vml" xmlns:wp14="http://schemas.microsoft.com/office/word/2010/wordprocessingDrawing" xmlns:wp="http://schemas.openxmlformats.org/drawingml/2006/wordprocessingDrawing" xmlns:w10="urn:schemas-microsoft-com:office:word" xmlns:w="http://schemas.openxmlformats.org/wordprocessingml/2006/main" xmlns:w14="http://schemas.microsoft.com/office/word/2010/wordml" xmlns:w15="http://schemas.microsoft.com/office/word/2012/wordml" xmlns:w16cei="http://schemas.microsoft.com/office/word/2026/wordml/cei" xmlns:w16cex="http://schemas.microsoft.com/office/word/2018/wordml/cex" xmlns:w16cid="http://schemas.microsoft.com/office/word/2016/wordml/cid" xmlns:w16="http://schemas.microsoft.com/office/word/2018/wordml" xmlns:w16du="http://schemas.microsoft.com/office/word/2023/wordml/word16du" xmlns:w16sdtdh="http://schemas.microsoft.com/office/word/2020/wordml/sdtdatahash" xmlns:w16sdtfl="http://schemas.microsoft.com/office/word/2024/wordml/sdtformatlock" xmlns:w16se="http://schemas.microsoft.com/office/word/2015/wordml/symex" xmlns:wpg="http://schemas.microsoft.com/office/word/2010/wordprocessingGroup" xmlns:wpi="http://schemas.microsoft.com/office/word/2010/wordprocessingInk" xmlns:wne="http://schemas.microsoft.com/office/word/2006/wordml" xmlns:wps="http://schemas.microsoft.com/office/word/2010/wordprocessingShape" mc:Ignorable="w14 w15 w16se w16cid w16 w16cex w16sdtdh w16sdtfl w16du wp14">
   <w:p>
     <w:pPr>
       <w:pStyle w:val="Footer"/>
@@ -6714,7 +6676,7 @@
 </file>
 
 <file path=word/footnotes.xml><?xml version="1.0" encoding="utf-8"?>
-<w:footnotes xmlns:wpc="http://schemas.microsoft.com/office/word/2010/wordprocessingCanvas" xmlns:cx="http://schemas.microsoft.com/office/drawing/2014/chartex" xmlns:cx1="http://schemas.microsoft.com/office/drawing/2015/9/8/chartex" xmlns:cx2="http://schemas.microsoft.com/office/drawing/2015/10/21/chartex" xmlns:cx3="http://schemas.microsoft.com/office/drawing/2016/5/9/chartex" xmlns:cx4="http://schemas.microsoft.com/office/drawing/2016/5/10/chartex" xmlns:cx5="http://schemas.microsoft.com/office/drawing/2016/5/11/chartex" xmlns:cx6="http://schemas.microsoft.com/office/drawing/2016/5/12/chartex" xmlns:cx7="http://schemas.microsoft.com/office/drawing/2016/5/13/chartex" xmlns:cx8="http://schemas.microsoft.com/office/drawing/2016/5/14/chartex" xmlns:mc="http://schemas.openxmlformats.org/markup-compatibility/2006" xmlns:aink="http://schemas.microsoft.com/office/drawing/2016/ink" xmlns:am3d="http://schemas.microsoft.com/office/drawing/2017/model3d" xmlns:o="urn:schemas-microsoft-com:office:office" xmlns:oel="http://schemas.microsoft.com/office/2019/extlst" xmlns:r="http://schemas.openxmlformats.org/officeDocument/2006/relationships" xmlns:m="http://schemas.openxmlformats.org/officeDocument/2006/math" xmlns:v="urn:schemas-microsoft-com:vml" xmlns:wp14="http://schemas.microsoft.com/office/word/2010/wordprocessingDrawing" xmlns:wp="http://schemas.openxmlformats.org/drawingml/2006/wordprocessingDrawing" xmlns:w10="urn:schemas-microsoft-com:office:word" xmlns:w="http://schemas.openxmlformats.org/wordprocessingml/2006/main" xmlns:w14="http://schemas.microsoft.com/office/word/2010/wordml" xmlns:w15="http://schemas.microsoft.com/office/word/2012/wordml" xmlns:w16cex="http://schemas.microsoft.com/office/word/2018/wordml/cex" xmlns:w16cid="http://schemas.microsoft.com/office/word/2016/wordml/cid" xmlns:w16="http://schemas.microsoft.com/office/word/2018/wordml" xmlns:w16du="http://schemas.microsoft.com/office/word/2023/wordml/word16du" xmlns:w16sdtdh="http://schemas.microsoft.com/office/word/2020/wordml/sdtdatahash" xmlns:w16sdtfl="http://schemas.microsoft.com/office/word/2024/wordml/sdtformatlock" xmlns:w16se="http://schemas.microsoft.com/office/word/2015/wordml/symex" xmlns:wpg="http://schemas.microsoft.com/office/word/2010/wordprocessingGroup" xmlns:wpi="http://schemas.microsoft.com/office/word/2010/wordprocessingInk" xmlns:wne="http://schemas.microsoft.com/office/word/2006/wordml" xmlns:wps="http://schemas.microsoft.com/office/word/2010/wordprocessingShape" mc:Ignorable="w14 w15 w16se w16cid w16 w16cex w16sdtdh w16sdtfl w16du wp14">
+<w:footnotes xmlns:wpc="http://schemas.microsoft.com/office/word/2010/wordprocessingCanvas" xmlns:cx="http://schemas.microsoft.com/office/drawing/2014/chartex" xmlns:cx1="http://schemas.microsoft.com/office/drawing/2015/9/8/chartex" xmlns:cx2="http://schemas.microsoft.com/office/drawing/2015/10/21/chartex" xmlns:cx3="http://schemas.microsoft.com/office/drawing/2016/5/9/chartex" xmlns:cx4="http://schemas.microsoft.com/office/drawing/2016/5/10/chartex" xmlns:cx5="http://schemas.microsoft.com/office/drawing/2016/5/11/chartex" xmlns:cx6="http://schemas.microsoft.com/office/drawing/2016/5/12/chartex" xmlns:cx7="http://schemas.microsoft.com/office/drawing/2016/5/13/chartex" xmlns:cx8="http://schemas.microsoft.com/office/drawing/2016/5/14/chartex" xmlns:mc="http://schemas.openxmlformats.org/markup-compatibility/2006" xmlns:aink="http://schemas.microsoft.com/office/drawing/2016/ink" xmlns:am3d="http://schemas.microsoft.com/office/drawing/2017/model3d" xmlns:o="urn:schemas-microsoft-com:office:office" xmlns:oel="http://schemas.microsoft.com/office/2019/extlst" xmlns:r="http://schemas.openxmlformats.org/officeDocument/2006/relationships" xmlns:m="http://schemas.openxmlformats.org/officeDocument/2006/math" xmlns:v="urn:schemas-microsoft-com:vml" xmlns:wp14="http://schemas.microsoft.com/office/word/2010/wordprocessingDrawing" xmlns:wp="http://schemas.openxmlformats.org/drawingml/2006/wordprocessingDrawing" xmlns:w10="urn:schemas-microsoft-com:office:word" xmlns:w="http://schemas.openxmlformats.org/wordprocessingml/2006/main" xmlns:w14="http://schemas.microsoft.com/office/word/2010/wordml" xmlns:w15="http://schemas.microsoft.com/office/word/2012/wordml" xmlns:w16cei="http://schemas.microsoft.com/office/word/2026/wordml/cei" xmlns:w16cex="http://schemas.microsoft.com/office/word/2018/wordml/cex" xmlns:w16cid="http://schemas.microsoft.com/office/word/2016/wordml/cid" xmlns:w16="http://schemas.microsoft.com/office/word/2018/wordml" xmlns:w16du="http://schemas.microsoft.com/office/word/2023/wordml/word16du" xmlns:w16sdtdh="http://schemas.microsoft.com/office/word/2020/wordml/sdtdatahash" xmlns:w16sdtfl="http://schemas.microsoft.com/office/word/2024/wordml/sdtformatlock" xmlns:w16se="http://schemas.microsoft.com/office/word/2015/wordml/symex" xmlns:wpg="http://schemas.microsoft.com/office/word/2010/wordprocessingGroup" xmlns:wpi="http://schemas.microsoft.com/office/word/2010/wordprocessingInk" xmlns:wne="http://schemas.microsoft.com/office/word/2006/wordml" xmlns:wps="http://schemas.microsoft.com/office/word/2010/wordprocessingShape" mc:Ignorable="w14 w15 w16se w16cid w16 w16cex w16sdtdh w16sdtfl w16du wp14">
   <w:footnote w:type="separator" w:id="-1">
     <w:p>
       <w:r>
@@ -6733,7 +6695,7 @@
 </file>
 
 <file path=word/header1.xml><?xml version="1.0" encoding="utf-8"?>
-<w:hdr xmlns:wpc="http://schemas.microsoft.com/office/word/2010/wordprocessingCanvas" xmlns:cx="http://schemas.microsoft.com/office/drawing/2014/chartex" xmlns:cx1="http://schemas.microsoft.com/office/drawing/2015/9/8/chartex" xmlns:cx2="http://schemas.microsoft.com/office/drawing/2015/10/21/chartex" xmlns:cx3="http://schemas.microsoft.com/office/drawing/2016/5/9/chartex" xmlns:cx4="http://schemas.microsoft.com/office/drawing/2016/5/10/chartex" xmlns:cx5="http://schemas.microsoft.com/office/drawing/2016/5/11/chartex" xmlns:cx6="http://schemas.microsoft.com/office/drawing/2016/5/12/chartex" xmlns:cx7="http://schemas.microsoft.com/office/drawing/2016/5/13/chartex" xmlns:cx8="http://schemas.microsoft.com/office/drawing/2016/5/14/chartex" xmlns:mc="http://schemas.openxmlformats.org/markup-compatibility/2006" xmlns:aink="http://schemas.microsoft.com/office/drawing/2016/ink" xmlns:am3d="http://schemas.microsoft.com/office/drawing/2017/model3d" xmlns:o="urn:schemas-microsoft-com:office:office" xmlns:oel="http://schemas.microsoft.com/office/2019/extlst" xmlns:r="http://schemas.openxmlformats.org/officeDocument/2006/relationships" xmlns:m="http://schemas.openxmlformats.org/officeDocument/2006/math" xmlns:v="urn:schemas-microsoft-com:vml" xmlns:wp14="http://schemas.microsoft.com/office/word/2010/wordprocessingDrawing" xmlns:wp="http://schemas.openxmlformats.org/drawingml/2006/wordprocessingDrawing" xmlns:w10="urn:schemas-microsoft-com:office:word" xmlns:w="http://schemas.openxmlformats.org/wordprocessingml/2006/main" xmlns:w14="http://schemas.microsoft.com/office/word/2010/wordml" xmlns:w15="http://schemas.microsoft.com/office/word/2012/wordml" xmlns:w16cex="http://schemas.microsoft.com/office/word/2018/wordml/cex" xmlns:w16cid="http://schemas.microsoft.com/office/word/2016/wordml/cid" xmlns:w16="http://schemas.microsoft.com/office/word/2018/wordml" xmlns:w16du="http://schemas.microsoft.com/office/word/2023/wordml/word16du" xmlns:w16sdtdh="http://schemas.microsoft.com/office/word/2020/wordml/sdtdatahash" xmlns:w16sdtfl="http://schemas.microsoft.com/office/word/2024/wordml/sdtformatlock" xmlns:w16se="http://schemas.microsoft.com/office/word/2015/wordml/symex" xmlns:wpg="http://schemas.microsoft.com/office/word/2010/wordprocessingGroup" xmlns:wpi="http://schemas.microsoft.com/office/word/2010/wordprocessingInk" xmlns:wne="http://schemas.microsoft.com/office/word/2006/wordml" xmlns:wps="http://schemas.microsoft.com/office/word/2010/wordprocessingShape" mc:Ignorable="w14 w15 w16se w16cid w16 w16cex w16sdtdh w16sdtfl w16du wp14">
+<w:hdr xmlns:wpc="http://schemas.microsoft.com/office/word/2010/wordprocessingCanvas" xmlns:cx="http://schemas.microsoft.com/office/drawing/2014/chartex" xmlns:cx1="http://schemas.microsoft.com/office/drawing/2015/9/8/chartex" xmlns:cx2="http://schemas.microsoft.com/office/drawing/2015/10/21/chartex" xmlns:cx3="http://schemas.microsoft.com/office/drawing/2016/5/9/chartex" xmlns:cx4="http://schemas.microsoft.com/office/drawing/2016/5/10/chartex" xmlns:cx5="http://schemas.microsoft.com/office/drawing/2016/5/11/chartex" xmlns:cx6="http://schemas.microsoft.com/office/drawing/2016/5/12/chartex" xmlns:cx7="http://schemas.microsoft.com/office/drawing/2016/5/13/chartex" xmlns:cx8="http://schemas.microsoft.com/office/drawing/2016/5/14/chartex" xmlns:mc="http://schemas.openxmlformats.org/markup-compatibility/2006" xmlns:aink="http://schemas.microsoft.com/office/drawing/2016/ink" xmlns:am3d="http://schemas.microsoft.com/office/drawing/2017/model3d" xmlns:o="urn:schemas-microsoft-com:office:office" xmlns:oel="http://schemas.microsoft.com/office/2019/extlst" xmlns:r="http://schemas.openxmlformats.org/officeDocument/2006/relationships" xmlns:m="http://schemas.openxmlformats.org/officeDocument/2006/math" xmlns:v="urn:schemas-microsoft-com:vml" xmlns:wp14="http://schemas.microsoft.com/office/word/2010/wordprocessingDrawing" xmlns:wp="http://schemas.openxmlformats.org/drawingml/2006/wordprocessingDrawing" xmlns:w10="urn:schemas-microsoft-com:office:word" xmlns:w="http://schemas.openxmlformats.org/wordprocessingml/2006/main" xmlns:w14="http://schemas.microsoft.com/office/word/2010/wordml" xmlns:w15="http://schemas.microsoft.com/office/word/2012/wordml" xmlns:w16cei="http://schemas.microsoft.com/office/word/2026/wordml/cei" xmlns:w16cex="http://schemas.microsoft.com/office/word/2018/wordml/cex" xmlns:w16cid="http://schemas.microsoft.com/office/word/2016/wordml/cid" xmlns:w16="http://schemas.microsoft.com/office/word/2018/wordml" xmlns:w16du="http://schemas.microsoft.com/office/word/2023/wordml/word16du" xmlns:w16sdtdh="http://schemas.microsoft.com/office/word/2020/wordml/sdtdatahash" xmlns:w16sdtfl="http://schemas.microsoft.com/office/word/2024/wordml/sdtformatlock" xmlns:w16se="http://schemas.microsoft.com/office/word/2015/wordml/symex" xmlns:wpg="http://schemas.microsoft.com/office/word/2010/wordprocessingGroup" xmlns:wpi="http://schemas.microsoft.com/office/word/2010/wordprocessingInk" xmlns:wne="http://schemas.microsoft.com/office/word/2006/wordml" xmlns:wps="http://schemas.microsoft.com/office/word/2010/wordprocessingShape" mc:Ignorable="w14 w15 w16se w16cid w16 w16cex w16sdtdh w16sdtfl w16du wp14">
   <w:sdt>
     <w:sdtPr>
       <w:rPr>
@@ -6831,7 +6793,7 @@
 </file>
 
 <file path=word/numbering.xml><?xml version="1.0" encoding="utf-8"?>
-<w:numbering xmlns:wpc="http://schemas.microsoft.com/office/word/2010/wordprocessingCanvas" xmlns:cx="http://schemas.microsoft.com/office/drawing/2014/chartex" xmlns:cx1="http://schemas.microsoft.com/office/drawing/2015/9/8/chartex" xmlns:cx2="http://schemas.microsoft.com/office/drawing/2015/10/21/chartex" xmlns:cx3="http://schemas.microsoft.com/office/drawing/2016/5/9/chartex" xmlns:cx4="http://schemas.microsoft.com/office/drawing/2016/5/10/chartex" xmlns:cx5="http://schemas.microsoft.com/office/drawing/2016/5/11/chartex" xmlns:cx6="http://schemas.microsoft.com/office/drawing/2016/5/12/chartex" xmlns:cx7="http://schemas.microsoft.com/office/drawing/2016/5/13/chartex" xmlns:cx8="http://schemas.microsoft.com/office/drawing/2016/5/14/chartex" xmlns:mc="http://schemas.openxmlformats.org/markup-compatibility/2006" xmlns:aink="http://schemas.microsoft.com/office/drawing/2016/ink" xmlns:am3d="http://schemas.microsoft.com/office/drawing/2017/model3d" xmlns:o="urn:schemas-microsoft-com:office:office" xmlns:oel="http://schemas.microsoft.com/office/2019/extlst" xmlns:r="http://schemas.openxmlformats.org/officeDocument/2006/relationships" xmlns:m="http://schemas.openxmlformats.org/officeDocument/2006/math" xmlns:v="urn:schemas-microsoft-com:vml" xmlns:wp14="http://schemas.microsoft.com/office/word/2010/wordprocessingDrawing" xmlns:wp="http://schemas.openxmlformats.org/drawingml/2006/wordprocessingDrawing" xmlns:w10="urn:schemas-microsoft-com:office:word" xmlns:w="http://schemas.openxmlformats.org/wordprocessingml/2006/main" xmlns:w14="http://schemas.microsoft.com/office/word/2010/wordml" xmlns:w15="http://schemas.microsoft.com/office/word/2012/wordml" xmlns:w16cex="http://schemas.microsoft.com/office/word/2018/wordml/cex" xmlns:w16cid="http://schemas.microsoft.com/office/word/2016/wordml/cid" xmlns:w16="http://schemas.microsoft.com/office/word/2018/wordml" xmlns:w16du="http://schemas.microsoft.com/office/word/2023/wordml/word16du" xmlns:w16sdtdh="http://schemas.microsoft.com/office/word/2020/wordml/sdtdatahash" xmlns:w16sdtfl="http://schemas.microsoft.com/office/word/2024/wordml/sdtformatlock" xmlns:w16se="http://schemas.microsoft.com/office/word/2015/wordml/symex" xmlns:wpg="http://schemas.microsoft.com/office/word/2010/wordprocessingGroup" xmlns:wpi="http://schemas.microsoft.com/office/word/2010/wordprocessingInk" xmlns:wne="http://schemas.microsoft.com/office/word/2006/wordml" xmlns:wps="http://schemas.microsoft.com/office/word/2010/wordprocessingShape" mc:Ignorable="w14 w15 w16se w16cid w16 w16cex w16sdtdh w16sdtfl w16du wp14">
+<w:numbering xmlns:wpc="http://schemas.microsoft.com/office/word/2010/wordprocessingCanvas" xmlns:cx="http://schemas.microsoft.com/office/drawing/2014/chartex" xmlns:cx1="http://schemas.microsoft.com/office/drawing/2015/9/8/chartex" xmlns:cx2="http://schemas.microsoft.com/office/drawing/2015/10/21/chartex" xmlns:cx3="http://schemas.microsoft.com/office/drawing/2016/5/9/chartex" xmlns:cx4="http://schemas.microsoft.com/office/drawing/2016/5/10/chartex" xmlns:cx5="http://schemas.microsoft.com/office/drawing/2016/5/11/chartex" xmlns:cx6="http://schemas.microsoft.com/office/drawing/2016/5/12/chartex" xmlns:cx7="http://schemas.microsoft.com/office/drawing/2016/5/13/chartex" xmlns:cx8="http://schemas.microsoft.com/office/drawing/2016/5/14/chartex" xmlns:mc="http://schemas.openxmlformats.org/markup-compatibility/2006" xmlns:aink="http://schemas.microsoft.com/office/drawing/2016/ink" xmlns:am3d="http://schemas.microsoft.com/office/drawing/2017/model3d" xmlns:o="urn:schemas-microsoft-com:office:office" xmlns:oel="http://schemas.microsoft.com/office/2019/extlst" xmlns:r="http://schemas.openxmlformats.org/officeDocument/2006/relationships" xmlns:m="http://schemas.openxmlformats.org/officeDocument/2006/math" xmlns:v="urn:schemas-microsoft-com:vml" xmlns:wp14="http://schemas.microsoft.com/office/word/2010/wordprocessingDrawing" xmlns:wp="http://schemas.openxmlformats.org/drawingml/2006/wordprocessingDrawing" xmlns:w10="urn:schemas-microsoft-com:office:word" xmlns:w="http://schemas.openxmlformats.org/wordprocessingml/2006/main" xmlns:w14="http://schemas.microsoft.com/office/word/2010/wordml" xmlns:w15="http://schemas.microsoft.com/office/word/2012/wordml" xmlns:w16cei="http://schemas.microsoft.com/office/word/2026/wordml/cei" xmlns:w16cex="http://schemas.microsoft.com/office/word/2018/wordml/cex" xmlns:w16cid="http://schemas.microsoft.com/office/word/2016/wordml/cid" xmlns:w16="http://schemas.microsoft.com/office/word/2018/wordml" xmlns:w16du="http://schemas.microsoft.com/office/word/2023/wordml/word16du" xmlns:w16sdtdh="http://schemas.microsoft.com/office/word/2020/wordml/sdtdatahash" xmlns:w16sdtfl="http://schemas.microsoft.com/office/word/2024/wordml/sdtformatlock" xmlns:w16se="http://schemas.microsoft.com/office/word/2015/wordml/symex" xmlns:wpg="http://schemas.microsoft.com/office/word/2010/wordprocessingGroup" xmlns:wpi="http://schemas.microsoft.com/office/word/2010/wordprocessingInk" xmlns:wne="http://schemas.microsoft.com/office/word/2006/wordml" xmlns:wps="http://schemas.microsoft.com/office/word/2010/wordprocessingShape" mc:Ignorable="w14 w15 w16se w16cid w16 w16cex w16sdtdh w16sdtfl w16du wp14">
   <w:abstractNum w:abstractNumId="0" w15:restartNumberingAfterBreak="0">
     <w:nsid w:val="0F1D0F09"/>
     <w:multiLevelType w:val="hybridMultilevel"/>

--- a/templates/5. นำส่งเอกสารการขออนุมัติ_template.docx
+++ b/templates/5. นำส่งเอกสารการขออนุมัติ_template.docx
@@ -6113,469 +6113,6 @@
           <w:szCs w:val="32"/>
         </w:rPr>
       </w:pPr>
-    </w:p>
-    <w:p>
-      <w:pPr>
-        <w:ind w:right="-1"/>
-        <w:rPr>
-          <w:rFonts w:ascii="TH SarabunIT๙" w:hAnsi="TH SarabunIT๙" w:cs="TH SarabunIT๙"/>
-          <w:sz w:val="32"/>
-          <w:szCs w:val="32"/>
-        </w:rPr>
-      </w:pPr>
-    </w:p>
-    <w:p>
-      <w:pPr>
-        <w:widowControl w:val="0"/>
-        <w:rPr>
-          <w:rFonts w:ascii="TH SarabunPSK" w:hAnsi="TH SarabunPSK" w:cs="TH SarabunPSK"/>
-          <w:snapToGrid w:val="0"/>
-          <w:sz w:val="32"/>
-          <w:szCs w:val="32"/>
-          <w:lang w:eastAsia="th-TH"/>
-        </w:rPr>
-      </w:pPr>
-      <w:r>
-        <w:rPr>
-          <w:rFonts w:ascii="TH SarabunPSK" w:hAnsi="TH SarabunPSK" w:cs="TH SarabunPSK"/>
-          <w:snapToGrid w:val="0"/>
-          <w:sz w:val="32"/>
-          <w:szCs w:val="32"/>
-          <w:cs/>
-          <w:lang w:eastAsia="th-TH"/>
-        </w:rPr>
-        <w:tab/>
-      </w:r>
-      <w:r>
-        <w:rPr>
-          <w:rFonts w:ascii="TH SarabunPSK" w:hAnsi="TH SarabunPSK" w:cs="TH SarabunPSK"/>
-          <w:snapToGrid w:val="0"/>
-          <w:sz w:val="32"/>
-          <w:szCs w:val="32"/>
-          <w:cs/>
-          <w:lang w:eastAsia="th-TH"/>
-        </w:rPr>
-        <w:tab/>
-      </w:r>
-      <w:r>
-        <w:rPr>
-          <w:rFonts w:ascii="TH SarabunPSK" w:hAnsi="TH SarabunPSK" w:cs="TH SarabunPSK"/>
-          <w:snapToGrid w:val="0"/>
-          <w:sz w:val="32"/>
-          <w:szCs w:val="32"/>
-          <w:cs/>
-          <w:lang w:eastAsia="th-TH"/>
-        </w:rPr>
-        <w:tab/>
-      </w:r>
-      <w:r>
-        <w:rPr>
-          <w:rFonts w:ascii="TH SarabunPSK" w:hAnsi="TH SarabunPSK" w:cs="TH SarabunPSK"/>
-          <w:snapToGrid w:val="0"/>
-          <w:sz w:val="32"/>
-          <w:szCs w:val="32"/>
-          <w:cs/>
-          <w:lang w:eastAsia="th-TH"/>
-        </w:rPr>
-        <w:tab/>
-      </w:r>
-      <w:r>
-        <w:rPr>
-          <w:rFonts w:ascii="TH SarabunPSK" w:hAnsi="TH SarabunPSK" w:cs="TH SarabunPSK"/>
-          <w:snapToGrid w:val="0"/>
-          <w:sz w:val="32"/>
-          <w:szCs w:val="32"/>
-          <w:cs/>
-          <w:lang w:eastAsia="th-TH"/>
-        </w:rPr>
-        <w:tab/>
-      </w:r>
-      <w:r>
-        <w:rPr>
-          <w:rFonts w:ascii="TH SarabunPSK" w:hAnsi="TH SarabunPSK" w:cs="TH SarabunPSK"/>
-          <w:snapToGrid w:val="0"/>
-          <w:sz w:val="32"/>
-          <w:szCs w:val="32"/>
-          <w:cs/>
-          <w:lang w:eastAsia="th-TH"/>
-        </w:rPr>
-        <w:tab/>
-      </w:r>
-      <w:r>
-        <w:rPr>
-          <w:rFonts w:ascii="TH SarabunPSK" w:hAnsi="TH SarabunPSK" w:cs="TH SarabunPSK"/>
-          <w:snapToGrid w:val="0"/>
-          <w:sz w:val="32"/>
-          <w:szCs w:val="32"/>
-          <w:cs/>
-          <w:lang w:eastAsia="th-TH"/>
-        </w:rPr>
-        <w:tab/>
-      </w:r>
-      <w:r>
-        <w:rPr>
-          <w:rFonts w:ascii="TH SarabunPSK" w:hAnsi="TH SarabunPSK" w:cs="TH SarabunPSK"/>
-          <w:snapToGrid w:val="0"/>
-          <w:sz w:val="32"/>
-          <w:szCs w:val="32"/>
-          <w:cs/>
-          <w:lang w:eastAsia="th-TH"/>
-        </w:rPr>
-        <w:tab/>
-      </w:r>
-      <w:r>
-        <w:rPr>
-          <w:rFonts w:ascii="TH SarabunPSK" w:hAnsi="TH SarabunPSK" w:cs="TH SarabunPSK"/>
-          <w:snapToGrid w:val="0"/>
-          <w:sz w:val="32"/>
-          <w:szCs w:val="32"/>
-          <w:cs/>
-          <w:lang w:eastAsia="th-TH"/>
-        </w:rPr>
-        <w:tab/>
-      </w:r>
-      <w:r>
-        <w:rPr>
-          <w:rFonts w:ascii="TH SarabunPSK" w:hAnsi="TH SarabunPSK" w:cs="TH SarabunPSK" w:hint="cs"/>
-          <w:snapToGrid w:val="0"/>
-          <w:sz w:val="32"/>
-          <w:szCs w:val="32"/>
-          <w:cs/>
-          <w:lang w:eastAsia="th-TH"/>
-        </w:rPr>
-        <w:t>(นายพศิน  ภูแสน)</w:t>
-      </w:r>
-    </w:p>
-    <w:p>
-      <w:r>
-        <w:rPr>
-          <w:rFonts w:ascii="TH SarabunPSK" w:hAnsi="TH SarabunPSK" w:cs="TH SarabunPSK"/>
-          <w:snapToGrid w:val="0"/>
-          <w:sz w:val="32"/>
-          <w:szCs w:val="32"/>
-          <w:lang w:eastAsia="th-TH"/>
-        </w:rPr>
-        <w:tab/>
-      </w:r>
-      <w:r>
-        <w:rPr>
-          <w:rFonts w:ascii="TH SarabunPSK" w:hAnsi="TH SarabunPSK" w:cs="TH SarabunPSK"/>
-          <w:snapToGrid w:val="0"/>
-          <w:sz w:val="32"/>
-          <w:szCs w:val="32"/>
-          <w:lang w:eastAsia="th-TH"/>
-        </w:rPr>
-        <w:tab/>
-      </w:r>
-      <w:r>
-        <w:rPr>
-          <w:rFonts w:ascii="TH SarabunPSK" w:hAnsi="TH SarabunPSK" w:cs="TH SarabunPSK"/>
-          <w:snapToGrid w:val="0"/>
-          <w:sz w:val="32"/>
-          <w:szCs w:val="32"/>
-          <w:lang w:eastAsia="th-TH"/>
-        </w:rPr>
-        <w:tab/>
-      </w:r>
-      <w:r>
-        <w:rPr>
-          <w:rFonts w:ascii="TH SarabunPSK" w:hAnsi="TH SarabunPSK" w:cs="TH SarabunPSK"/>
-          <w:snapToGrid w:val="0"/>
-          <w:sz w:val="32"/>
-          <w:szCs w:val="32"/>
-          <w:lang w:eastAsia="th-TH"/>
-        </w:rPr>
-        <w:tab/>
-      </w:r>
-      <w:r>
-        <w:rPr>
-          <w:rFonts w:ascii="TH SarabunPSK" w:hAnsi="TH SarabunPSK" w:cs="TH SarabunPSK"/>
-          <w:snapToGrid w:val="0"/>
-          <w:sz w:val="32"/>
-          <w:szCs w:val="32"/>
-          <w:lang w:eastAsia="th-TH"/>
-        </w:rPr>
-        <w:tab/>
-      </w:r>
-      <w:r>
-        <w:rPr>
-          <w:rFonts w:ascii="TH SarabunPSK" w:hAnsi="TH SarabunPSK" w:cs="TH SarabunPSK"/>
-          <w:snapToGrid w:val="0"/>
-          <w:sz w:val="32"/>
-          <w:szCs w:val="32"/>
-          <w:lang w:eastAsia="th-TH"/>
-        </w:rPr>
-        <w:tab/>
-      </w:r>
-      <w:r>
-        <w:rPr>
-          <w:rFonts w:ascii="TH SarabunPSK" w:hAnsi="TH SarabunPSK" w:cs="TH SarabunPSK"/>
-          <w:snapToGrid w:val="0"/>
-          <w:sz w:val="32"/>
-          <w:szCs w:val="32"/>
-          <w:lang w:eastAsia="th-TH"/>
-        </w:rPr>
-        <w:tab/>
-        <w:t xml:space="preserve">         </w:t>
-      </w:r>
-      <w:r>
-        <w:rPr>
-          <w:rFonts w:ascii="TH SarabunPSK" w:hAnsi="TH SarabunPSK" w:cs="TH SarabunPSK" w:hint="cs"/>
-          <w:snapToGrid w:val="0"/>
-          <w:sz w:val="32"/>
-          <w:szCs w:val="32"/>
-          <w:cs/>
-          <w:lang w:eastAsia="th-TH"/>
-        </w:rPr>
-        <w:t>ปลัดองค์การบริหารส่วนตำบลคลองด่าน</w:t>
-      </w:r>
-    </w:p>
-    <w:p>
-      <w:pPr>
-        <w:widowControl w:val="0"/>
-        <w:spacing w:line="276" w:lineRule="auto"/>
-        <w:suppressOverlap/>
-        <w:rPr>
-          <w:rFonts w:ascii="TH SarabunPSK" w:hAnsi="TH SarabunPSK" w:cs="TH SarabunPSK"/>
-          <w:snapToGrid w:val="0"/>
-          <w:sz w:val="32"/>
-          <w:szCs w:val="32"/>
-          <w:lang w:eastAsia="th-TH"/>
-        </w:rPr>
-      </w:pPr>
-      <w:r>
-        <w:rPr>
-          <w:rFonts w:ascii="TH SarabunPSK" w:hAnsi="TH SarabunPSK" w:cs="TH SarabunPSK" w:hint="cs"/>
-          <w:snapToGrid w:val="0"/>
-          <w:sz w:val="32"/>
-          <w:szCs w:val="32"/>
-          <w:cs/>
-          <w:lang w:eastAsia="th-TH"/>
-        </w:rPr>
-        <w:t>ความเห็นของหัวหน้าหน่วยงานของรัฐ</w:t>
-      </w:r>
-    </w:p>
-    <w:p>
-      <w:pPr>
-        <w:widowControl w:val="0"/>
-        <w:spacing w:line="276" w:lineRule="auto"/>
-        <w:suppressOverlap/>
-        <w:rPr>
-          <w:rFonts w:ascii="TH SarabunPSK" w:hAnsi="TH SarabunPSK" w:cs="TH SarabunPSK"/>
-          <w:snapToGrid w:val="0"/>
-          <w:sz w:val="32"/>
-          <w:szCs w:val="32"/>
-          <w:lang w:eastAsia="th-TH"/>
-        </w:rPr>
-      </w:pPr>
-      <w:r>
-        <w:rPr>
-          <w:rFonts w:ascii="TH SarabunPSK" w:hAnsi="TH SarabunPSK" w:cs="TH SarabunPSK"/>
-          <w:snapToGrid w:val="0"/>
-          <w:sz w:val="32"/>
-          <w:szCs w:val="32"/>
-          <w:lang w:eastAsia="th-TH"/>
-        </w:rPr>
-        <w:t xml:space="preserve">   </w:t>
-      </w:r>
-      <w:r>
-        <w:rPr>
-          <w:rFonts w:ascii="TH SarabunPSK" w:hAnsi="TH SarabunPSK" w:cs="TH SarabunPSK" w:hint="cs"/>
-          <w:snapToGrid w:val="0"/>
-          <w:sz w:val="32"/>
-          <w:szCs w:val="32"/>
-          <w:lang w:eastAsia="th-TH"/>
-        </w:rPr>
-        <w:sym w:font="Wingdings" w:char="F06F"/>
-      </w:r>
-      <w:r>
-        <w:rPr>
-          <w:rFonts w:ascii="TH SarabunPSK" w:hAnsi="TH SarabunPSK" w:cs="TH SarabunPSK" w:hint="cs"/>
-          <w:snapToGrid w:val="0"/>
-          <w:sz w:val="32"/>
-          <w:szCs w:val="32"/>
-          <w:cs/>
-          <w:lang w:eastAsia="th-TH"/>
-        </w:rPr>
-        <w:t xml:space="preserve">  อนุมัติ</w:t>
-      </w:r>
-    </w:p>
-    <w:p>
-      <w:pPr>
-        <w:widowControl w:val="0"/>
-        <w:spacing w:line="276" w:lineRule="auto"/>
-        <w:suppressOverlap/>
-        <w:rPr>
-          <w:rFonts w:ascii="TH SarabunPSK" w:hAnsi="TH SarabunPSK" w:cs="TH SarabunPSK"/>
-          <w:snapToGrid w:val="0"/>
-          <w:sz w:val="32"/>
-          <w:szCs w:val="32"/>
-          <w:lang w:eastAsia="th-TH"/>
-        </w:rPr>
-      </w:pPr>
-      <w:r>
-        <w:rPr>
-          <w:rFonts w:ascii="TH SarabunPSK" w:hAnsi="TH SarabunPSK" w:cs="TH SarabunPSK"/>
-          <w:snapToGrid w:val="0"/>
-          <w:sz w:val="32"/>
-          <w:szCs w:val="32"/>
-          <w:lang w:eastAsia="th-TH"/>
-        </w:rPr>
-        <w:t xml:space="preserve">   </w:t>
-      </w:r>
-      <w:r>
-        <w:rPr>
-          <w:rFonts w:ascii="TH SarabunPSK" w:hAnsi="TH SarabunPSK" w:cs="TH SarabunPSK" w:hint="cs"/>
-          <w:snapToGrid w:val="0"/>
-          <w:sz w:val="32"/>
-          <w:szCs w:val="32"/>
-          <w:lang w:eastAsia="th-TH"/>
-        </w:rPr>
-        <w:sym w:font="Wingdings" w:char="F06F"/>
-      </w:r>
-      <w:r>
-        <w:rPr>
-          <w:rFonts w:ascii="TH SarabunPSK" w:hAnsi="TH SarabunPSK" w:cs="TH SarabunPSK" w:hint="cs"/>
-          <w:snapToGrid w:val="0"/>
-          <w:sz w:val="32"/>
-          <w:szCs w:val="32"/>
-          <w:cs/>
-          <w:lang w:eastAsia="th-TH"/>
-        </w:rPr>
-        <w:t xml:space="preserve">  ไม่อนุมัติ</w:t>
-      </w:r>
-    </w:p>
-    <w:p>
-      <w:pPr>
-        <w:widowControl w:val="0"/>
-        <w:spacing w:line="276" w:lineRule="auto"/>
-        <w:suppressOverlap/>
-        <w:rPr>
-          <w:rFonts w:ascii="TH SarabunPSK" w:hAnsi="TH SarabunPSK" w:cs="TH SarabunPSK"/>
-          <w:snapToGrid w:val="0"/>
-          <w:sz w:val="32"/>
-          <w:szCs w:val="32"/>
-          <w:lang w:eastAsia="th-TH"/>
-        </w:rPr>
-      </w:pPr>
-    </w:p>
-    <w:p>
-      <w:pPr>
-        <w:widowControl w:val="0"/>
-        <w:spacing w:line="276" w:lineRule="auto"/>
-        <w:suppressOverlap/>
-        <w:rPr>
-          <w:rFonts w:ascii="TH SarabunPSK" w:hAnsi="TH SarabunPSK" w:cs="TH SarabunPSK"/>
-          <w:snapToGrid w:val="0"/>
-          <w:sz w:val="32"/>
-          <w:szCs w:val="32"/>
-          <w:lang w:eastAsia="th-TH"/>
-        </w:rPr>
-      </w:pPr>
-    </w:p>
-    <w:p>
-      <w:pPr>
-        <w:widowControl w:val="0"/>
-        <w:spacing w:line="276" w:lineRule="auto"/>
-        <w:suppressOverlap/>
-        <w:rPr>
-          <w:rFonts w:ascii="TH SarabunPSK" w:hAnsi="TH SarabunPSK" w:cs="TH SarabunPSK"/>
-          <w:snapToGrid w:val="0"/>
-          <w:sz w:val="32"/>
-          <w:szCs w:val="32"/>
-          <w:lang w:eastAsia="th-TH"/>
-        </w:rPr>
-      </w:pPr>
-      <w:r>
-        <w:rPr>
-          <w:rFonts w:ascii="TH SarabunPSK" w:hAnsi="TH SarabunPSK" w:cs="TH SarabunPSK" w:hint="cs"/>
-          <w:snapToGrid w:val="0"/>
-          <w:sz w:val="32"/>
-          <w:szCs w:val="32"/>
-          <w:cs/>
-          <w:lang w:eastAsia="th-TH"/>
-        </w:rPr>
-        <w:t xml:space="preserve">      </w:t>
-      </w:r>
-      <w:r>
-        <w:rPr>
-          <w:rFonts w:ascii="TH SarabunPSK" w:hAnsi="TH SarabunPSK" w:cs="TH SarabunPSK" w:hint="cs"/>
-          <w:snapToGrid w:val="0"/>
-          <w:sz w:val="32"/>
-          <w:szCs w:val="32"/>
-          <w:cs/>
-          <w:lang w:eastAsia="th-TH"/>
-        </w:rPr>
-        <w:t xml:space="preserve"> (นาย</w:t>
-      </w:r>
-      <w:r>
-        <w:rPr>
-          <w:rFonts w:ascii="TH SarabunPSK" w:hAnsi="TH SarabunPSK" w:cs="TH SarabunPSK" w:hint="cs"/>
-          <w:snapToGrid w:val="0"/>
-          <w:sz w:val="32"/>
-          <w:szCs w:val="32"/>
-          <w:cs/>
-          <w:lang w:eastAsia="th-TH"/>
-        </w:rPr>
-        <w:t>ณัฐนันท์  จิรนนท์เสถียร</w:t>
-      </w:r>
-      <w:r>
-        <w:rPr>
-          <w:rFonts w:ascii="TH SarabunPSK" w:hAnsi="TH SarabunPSK" w:cs="TH SarabunPSK" w:hint="cs"/>
-          <w:snapToGrid w:val="0"/>
-          <w:sz w:val="32"/>
-          <w:szCs w:val="32"/>
-          <w:cs/>
-          <w:lang w:eastAsia="th-TH"/>
-        </w:rPr>
-        <w:t>)</w:t>
-      </w:r>
-    </w:p>
-    <w:p>
-      <w:r>
-        <w:rPr>
-          <w:rFonts w:ascii="TH SarabunPSK" w:hAnsi="TH SarabunPSK" w:cs="TH SarabunPSK" w:hint="cs"/>
-          <w:snapToGrid w:val="0"/>
-          <w:sz w:val="32"/>
-          <w:szCs w:val="32"/>
-          <w:cs/>
-          <w:lang w:eastAsia="th-TH"/>
-        </w:rPr>
-        <w:t xml:space="preserve"> </w:t>
-      </w:r>
-      <w:r>
-        <w:rPr>
-          <w:rFonts w:ascii="TH SarabunPSK" w:hAnsi="TH SarabunPSK" w:cs="TH SarabunPSK" w:hint="cs"/>
-          <w:snapToGrid w:val="0"/>
-          <w:sz w:val="32"/>
-          <w:szCs w:val="32"/>
-          <w:cs/>
-          <w:lang w:eastAsia="th-TH"/>
-        </w:rPr>
-        <w:t>นายกองค์การบริหารส</w:t>
-      </w:r>
-      <w:r>
-        <w:rPr>
-          <w:rFonts w:ascii="TH SarabunPSK" w:hAnsi="TH SarabunPSK" w:cs="TH SarabunPSK" w:hint="cs"/>
-          <w:snapToGrid w:val="0"/>
-          <w:sz w:val="32"/>
-          <w:szCs w:val="32"/>
-          <w:cs/>
-          <w:lang w:eastAsia="th-TH"/>
-        </w:rPr>
-        <w:t>่ว</w:t>
-      </w:r>
-      <w:r>
-        <w:rPr>
-          <w:rFonts w:ascii="TH SarabunPSK" w:hAnsi="TH SarabunPSK" w:cs="TH SarabunPSK" w:hint="cs"/>
-          <w:snapToGrid w:val="0"/>
-          <w:sz w:val="32"/>
-          <w:szCs w:val="32"/>
-          <w:cs/>
-          <w:lang w:eastAsia="th-TH"/>
-        </w:rPr>
-        <w:t>นตำบลคลองด่าน</w:t>
-      </w:r>
     </w:p>
     <w:sectPr>
       <w:footerReference w:type="default" r:id="rId12"/>

--- a/templates/5. นำส่งเอกสารการขออนุมัติ_template.docx
+++ b/templates/5. นำส่งเอกสารการขออนุมัติ_template.docx
@@ -352,7 +352,7 @@
         <mc:AlternateContent>
           <mc:Choice Requires="wps">
             <w:drawing>
-              <wp:anchor distT="0" distB="0" distL="114300" distR="114300" simplePos="0" relativeHeight="251657728" behindDoc="0" locked="0" layoutInCell="1" allowOverlap="1" wp14:anchorId="10C86D6F" wp14:editId="223CBB69">
+              <wp:anchor distT="0" distB="0" distL="114300" distR="114300" simplePos="0" relativeHeight="251657728" behindDoc="0" locked="0" layoutInCell="1" allowOverlap="1" wp14:anchorId="10C86D6F" wp14:editId="538806C4">
                 <wp:simplePos x="0" y="0"/>
                 <wp:positionH relativeFrom="column">
                   <wp:posOffset>3133725</wp:posOffset>
@@ -414,7 +414,7 @@
           </mc:Choice>
           <mc:Fallback>
             <w:pict>
-              <v:line w14:anchorId="41B81492" id="Line 9" o:spid="_x0000_s1026" style="position:absolute;z-index:251657728;visibility:visible;mso-wrap-style:square;mso-width-percent:0;mso-height-percent:0;mso-wrap-distance-left:9pt;mso-wrap-distance-top:0;mso-wrap-distance-right:9pt;mso-wrap-distance-bottom:0;mso-position-horizontal:absolute;mso-position-horizontal-relative:text;mso-position-vertical:absolute;mso-position-vertical-relative:text;mso-width-percent:0;mso-height-percent:0;mso-width-relative:page;mso-height-relative:page" from="246.75pt,18.9pt" to="453.8pt,18.9pt" o:gfxdata="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">
+              <v:line w14:anchorId="1242BAD9" id="Line 9" o:spid="_x0000_s1026" style="position:absolute;z-index:251657728;visibility:visible;mso-wrap-style:square;mso-width-percent:0;mso-height-percent:0;mso-wrap-distance-left:9pt;mso-wrap-distance-top:0;mso-wrap-distance-right:9pt;mso-wrap-distance-bottom:0;mso-position-horizontal:absolute;mso-position-horizontal-relative:text;mso-position-vertical:absolute;mso-position-vertical-relative:text;mso-width-percent:0;mso-height-percent:0;mso-width-relative:page;mso-height-relative:page" from="246.75pt,18.9pt" to="453.8pt,18.9pt" o:gfxdata="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">
                 <v:stroke dashstyle="1 1" endcap="round"/>
               </v:line>
             </w:pict>
@@ -560,6 +560,25 @@
           <w:sz w:val="32"/>
           <w:szCs w:val="32"/>
         </w:rPr>
+        <w:t>[</w:t>
+      </w:r>
+      <w:r>
+        <w:rPr>
+          <w:rFonts w:ascii="TH SarabunIT๙" w:hAnsi="TH SarabunIT๙" w:cs="TH SarabunIT๙"/>
+          <w:color w:val="auto"/>
+          <w:sz w:val="32"/>
+          <w:szCs w:val="32"/>
+          <w:cs/>
+        </w:rPr>
+        <w:t>เลขที่หนังสือขอนำส่งเอกสารการจัดทำโครงการ]</w:t>
+      </w:r>
+      <w:r>
+        <w:rPr>
+          <w:rFonts w:ascii="TH SarabunIT๙" w:hAnsi="TH SarabunIT๙" w:cs="TH SarabunIT๙"/>
+          <w:color w:val="auto"/>
+          <w:sz w:val="32"/>
+          <w:szCs w:val="32"/>
+        </w:rPr>
         <w:tab/>
       </w:r>
       <w:r>
@@ -625,16 +644,7 @@
       </w:r>
       <w:r>
         <w:rPr>
-          <w:rFonts w:ascii="TH SarabunIT๙" w:hAnsi="TH SarabunIT๙" w:cs="TH SarabunIT๙"/>
-          <w:color w:val="auto"/>
-          <w:sz w:val="32"/>
-          <w:szCs w:val="32"/>
-        </w:rPr>
-        <w:t xml:space="preserve">  </w:t>
-      </w:r>
-      <w:r>
-        <w:rPr>
-          <w:rFonts w:ascii="TH SarabunIT๙" w:hAnsi="TH SarabunIT๙" w:cs="TH SarabunIT๙"/>
+          <w:rFonts w:ascii="TH SarabunIT๙" w:hAnsi="TH SarabunIT๙" w:cs="TH SarabunIT๙" w:hint="cs"/>
           <w:color w:val="auto"/>
           <w:sz w:val="32"/>
           <w:szCs w:val="32"/>
@@ -644,82 +654,32 @@
       </w:r>
       <w:r>
         <w:rPr>
-          <w:rFonts w:ascii="TH SarabunIT๙" w:hAnsi="TH SarabunIT๙" w:cs="TH SarabunIT๙" w:hint="cs"/>
-          <w:color w:val="auto"/>
-          <w:sz w:val="32"/>
-          <w:szCs w:val="32"/>
-          <w:cs/>
-        </w:rPr>
-        <w:t xml:space="preserve"> </w:t>
-      </w:r>
-      <w:r>
-        <w:rPr>
-          <w:rFonts w:ascii="TH SarabunIT๙" w:hAnsi="TH SarabunIT๙" w:cs="TH SarabunIT๙" w:hint="cs"/>
-          <w:color w:val="auto"/>
-          <w:sz w:val="32"/>
-          <w:szCs w:val="32"/>
-          <w:cs/>
-        </w:rPr>
-        <w:t xml:space="preserve">  </w:t>
-      </w:r>
-      <w:r>
-        <w:rPr>
-          <w:rFonts w:ascii="TH SarabunIT๙" w:hAnsi="TH SarabunIT๙" w:cs="TH SarabunIT๙" w:hint="cs"/>
-          <w:color w:val="auto"/>
-          <w:sz w:val="32"/>
-          <w:szCs w:val="32"/>
-          <w:cs/>
-        </w:rPr>
-        <w:t>[เดือน]</w:t>
-      </w:r>
-      <w:r>
-        <w:rPr>
-          <w:rFonts w:ascii="TH SarabunIT๙" w:hAnsi="TH SarabunIT๙" w:cs="TH SarabunIT๙"/>
-          <w:color w:val="auto"/>
-          <w:sz w:val="32"/>
-          <w:szCs w:val="32"/>
-          <w:cs/>
-        </w:rPr>
-        <w:t xml:space="preserve"> </w:t>
-      </w:r>
-      <w:r>
-        <w:rPr>
-          <w:rFonts w:ascii="TH SarabunIT๙" w:hAnsi="TH SarabunIT๙" w:cs="TH SarabunIT๙"/>
-          <w:color w:val="auto"/>
-          <w:sz w:val="32"/>
-          <w:szCs w:val="32"/>
-        </w:rPr>
-        <w:t xml:space="preserve"> </w:t>
-      </w:r>
-      <w:r>
-        <w:rPr>
-          <w:rFonts w:ascii="TH SarabunIT๙" w:hAnsi="TH SarabunIT๙" w:cs="TH SarabunIT๙"/>
-          <w:color w:val="auto"/>
-          <w:sz w:val="32"/>
-          <w:szCs w:val="32"/>
-          <w:cs/>
-        </w:rPr>
-        <w:t>[ปี]</w:t>
-      </w:r>
-      <w:r>
-        <w:rPr>
-          <w:rFonts w:ascii="TH SarabunIT๙" w:hAnsi="TH SarabunIT๙" w:cs="TH SarabunIT๙" w:hint="cs"/>
-          <w:color w:val="auto"/>
-          <w:sz w:val="32"/>
-          <w:szCs w:val="32"/>
-          <w:cs/>
-        </w:rPr>
-        <w:t xml:space="preserve"> </w:t>
-      </w:r>
-      <w:r>
-        <w:rPr>
-          <w:rFonts w:ascii="TH SarabunIT๙" w:hAnsi="TH SarabunIT๙" w:cs="TH SarabunIT๙" w:hint="cs"/>
-          <w:color w:val="auto"/>
-          <w:sz w:val="32"/>
-          <w:szCs w:val="32"/>
-          <w:cs/>
-        </w:rPr>
-        <w:t xml:space="preserve">    </w:t>
+          <w:rFonts w:ascii="TH SarabunIT๙" w:hAnsi="TH SarabunIT๙" w:cs="TH SarabunIT๙"/>
+          <w:color w:val="auto"/>
+          <w:sz w:val="32"/>
+          <w:szCs w:val="32"/>
+        </w:rPr>
+        <w:t>[</w:t>
+      </w:r>
+      <w:r>
+        <w:rPr>
+          <w:rFonts w:ascii="TH SarabunIT๙" w:hAnsi="TH SarabunIT๙" w:cs="TH SarabunIT๙"/>
+          <w:color w:val="auto"/>
+          <w:sz w:val="32"/>
+          <w:szCs w:val="32"/>
+          <w:cs/>
+        </w:rPr>
+        <w:t>วันที่หนังสือขอนำส่งเอกสารการจัดทำโครงการ]</w:t>
+      </w:r>
+      <w:r>
+        <w:rPr>
+          <w:rFonts w:ascii="TH SarabunIT๙" w:hAnsi="TH SarabunIT๙" w:cs="TH SarabunIT๙" w:hint="cs"/>
+          <w:color w:val="auto"/>
+          <w:sz w:val="32"/>
+          <w:szCs w:val="32"/>
+          <w:cs/>
+        </w:rPr>
+        <w:t xml:space="preserve">   </w:t>
       </w:r>
       <w:r>
         <w:rPr>
@@ -1367,7 +1327,93 @@
           <w:szCs w:val="32"/>
           <w:cs/>
         </w:rPr>
-        <w:t>2. กองช่างได้มีบันทึกข้อความ ที่ สป 72203/       ลงวันที่        [เดือน] [ปี] เรื่องขออนุมัติจัดทำโครงการ[ชื่อโครงการ] โดยกองช่างได้เสนอให้นายกองค์การบริหารส่วนตำบลคลองด่านพิจารณาแต่งตั้งคณะกรรมการจัดทำแบบรูปรายการงานก่อสร้างโครงการดังกล่าว เพื่อจะได้ส่งมอบให้เจ้าหน้าที่ใช้เป็นส่วนหนึ่งของการจัดทำรายงานของจ้างเสนอหัวหน้าหน่วยงานของรัฐเพื่อขอความเห็นชอบ โดยเสนอผ่านหัวหน้าเจ้าหน้าที่ ตามระเบียบระเบียบกระทรวงการคลังว่าด้วยการจัดซื้อจัดจ้างและการบริหารพัสดุภาครัฐ พ.ศ. 2560 หมวด 2 ส่วนที่ 2 ข้อ 21 วรรคสาม และข้อ 22 (2)</w:t>
+        <w:t>2. กองช่างได้มีบันทึกข้อความ ที่ สป 72203/</w:t>
+      </w:r>
+      <w:r>
+        <w:rPr>
+          <w:rFonts w:ascii="TH SarabunIT๙" w:hAnsi="TH SarabunIT๙" w:cs="TH SarabunIT๙"/>
+          <w:snapToGrid w:val="0"/>
+          <w:color w:val="auto"/>
+          <w:sz w:val="32"/>
+          <w:szCs w:val="32"/>
+        </w:rPr>
+        <w:t>[</w:t>
+      </w:r>
+      <w:r>
+        <w:rPr>
+          <w:rFonts w:ascii="TH SarabunIT๙" w:hAnsi="TH SarabunIT๙" w:cs="TH SarabunIT๙"/>
+          <w:snapToGrid w:val="0"/>
+          <w:color w:val="auto"/>
+          <w:sz w:val="32"/>
+          <w:szCs w:val="32"/>
+          <w:cs/>
+        </w:rPr>
+        <w:t>เลขที่หนังสือขออนุมัติโครงการ]</w:t>
+      </w:r>
+      <w:r>
+        <w:rPr>
+          <w:rFonts w:ascii="TH SarabunIT๙" w:hAnsi="TH SarabunIT๙" w:cs="TH SarabunIT๙"/>
+          <w:snapToGrid w:val="0"/>
+          <w:color w:val="auto"/>
+          <w:sz w:val="32"/>
+          <w:szCs w:val="32"/>
+          <w:cs/>
+        </w:rPr>
+        <w:t xml:space="preserve"> ลงวันที่</w:t>
+      </w:r>
+      <w:r>
+        <w:rPr>
+          <w:rFonts w:ascii="TH SarabunIT๙" w:hAnsi="TH SarabunIT๙" w:cs="TH SarabunIT๙" w:hint="cs"/>
+          <w:snapToGrid w:val="0"/>
+          <w:color w:val="auto"/>
+          <w:sz w:val="32"/>
+          <w:szCs w:val="32"/>
+          <w:cs/>
+        </w:rPr>
+        <w:t xml:space="preserve"> </w:t>
+      </w:r>
+      <w:r>
+        <w:rPr>
+          <w:rFonts w:ascii="TH SarabunIT๙" w:hAnsi="TH SarabunIT๙" w:cs="TH SarabunIT๙"/>
+          <w:snapToGrid w:val="0"/>
+          <w:color w:val="auto"/>
+          <w:sz w:val="32"/>
+          <w:szCs w:val="32"/>
+        </w:rPr>
+        <w:t>[</w:t>
+      </w:r>
+      <w:r>
+        <w:rPr>
+          <w:rFonts w:ascii="TH SarabunIT๙" w:hAnsi="TH SarabunIT๙" w:cs="TH SarabunIT๙"/>
+          <w:snapToGrid w:val="0"/>
+          <w:color w:val="auto"/>
+          <w:sz w:val="32"/>
+          <w:szCs w:val="32"/>
+          <w:cs/>
+        </w:rPr>
+        <w:t>วันที่หนังสือขออนุมัติโครงการ]</w:t>
+      </w:r>
+      <w:r>
+        <w:rPr>
+          <w:rFonts w:ascii="TH SarabunIT๙" w:hAnsi="TH SarabunIT๙" w:cs="TH SarabunIT๙" w:hint="cs"/>
+          <w:snapToGrid w:val="0"/>
+          <w:color w:val="auto"/>
+          <w:sz w:val="32"/>
+          <w:szCs w:val="32"/>
+          <w:cs/>
+        </w:rPr>
+        <w:t xml:space="preserve"> </w:t>
+      </w:r>
+      <w:r>
+        <w:rPr>
+          <w:rFonts w:ascii="TH SarabunIT๙" w:hAnsi="TH SarabunIT๙" w:cs="TH SarabunIT๙"/>
+          <w:snapToGrid w:val="0"/>
+          <w:color w:val="auto"/>
+          <w:sz w:val="32"/>
+          <w:szCs w:val="32"/>
+          <w:cs/>
+        </w:rPr>
+        <w:t>เรื่องขออนุมัติจัดทำโครงการ[ชื่อโครงการ] โดยกองช่างได้เสนอให้นายกองค์การบริหารส่วนตำบลคลองด่านพิจารณาแต่งตั้งคณะกรรมการจัดทำแบบรูปรายการงานก่อสร้างโครงการดังกล่าว เพื่อจะได้ส่งมอบให้เจ้าหน้าที่ใช้เป็นส่วนหนึ่งของการจัดทำรายงานของจ้างเสนอหัวหน้าหน่วยงานของรัฐเพื่อขอความเห็นชอบ โดยเสนอผ่านหัวหน้าเจ้าหน้าที่ ตามระเบียบระเบียบกระทรวงการคลังว่าด้วยการจัดซื้อจัดจ้างและการบริหารพัสดุภาครัฐ พ.ศ. 2560 หมวด 2 ส่วนที่ 2 ข้อ 21 วรรคสาม และข้อ 22 (2)</w:t>
       </w:r>
     </w:p>
     <w:p>
@@ -1412,7 +1458,125 @@
           <w:szCs w:val="32"/>
           <w:cs/>
         </w:rPr>
-        <w:t>3. คณะกรรมการจัดทำรูปแบบรายการงานก่อสร้าง ตามคำสั่งองค์การบริหารส่วนตำบลคลองด่าน ที่          /2569 ลงวันที่         [เดือน] [ปี]  ได้ดำเนินการจัดทำแบบรูปรายการงานก่อสร้างโครงการดังกล่าวเสร็จเรียบร้อย และได้ประมาณราคาค่าก่อสร้างเบื้องต้นตามแบบ พร้อมได้เสนอให้นายกองค์การบริหารส่วนตำบลคลองด่าน ในฐานะหัวหน้าหน่วยงานของรัฐพิจารณาอนุมัติ ตามบันทึกข้อความ  ลงวันที่      [เดือน] [ปี]</w:t>
+        <w:t>3. คณะกรรมการจัดทำรูปแบบรายการงานก่อสร้าง ตามคำสั่งองค์การบริหารส่วนตำบลคลองด่าน ที่</w:t>
+      </w:r>
+      <w:r>
+        <w:rPr>
+          <w:rFonts w:ascii="TH SarabunIT๙" w:hAnsi="TH SarabunIT๙" w:cs="TH SarabunIT๙" w:hint="cs"/>
+          <w:snapToGrid w:val="0"/>
+          <w:color w:val="auto"/>
+          <w:sz w:val="32"/>
+          <w:szCs w:val="32"/>
+          <w:cs/>
+        </w:rPr>
+        <w:t xml:space="preserve"> </w:t>
+      </w:r>
+      <w:r>
+        <w:rPr>
+          <w:rFonts w:ascii="TH SarabunIT๙" w:hAnsi="TH SarabunIT๙" w:cs="TH SarabunIT๙"/>
+          <w:snapToGrid w:val="0"/>
+          <w:color w:val="auto"/>
+          <w:sz w:val="32"/>
+          <w:szCs w:val="32"/>
+        </w:rPr>
+        <w:t>[</w:t>
+      </w:r>
+      <w:r>
+        <w:rPr>
+          <w:rFonts w:ascii="TH SarabunIT๙" w:hAnsi="TH SarabunIT๙" w:cs="TH SarabunIT๙"/>
+          <w:snapToGrid w:val="0"/>
+          <w:color w:val="auto"/>
+          <w:sz w:val="32"/>
+          <w:szCs w:val="32"/>
+          <w:cs/>
+        </w:rPr>
+        <w:t>เลขที่คำสั่งคณะกรรมการจัดทำแบบรูปรายการงานก่อสร้าง]</w:t>
+      </w:r>
+      <w:r>
+        <w:rPr>
+          <w:rFonts w:ascii="TH SarabunIT๙" w:hAnsi="TH SarabunIT๙" w:cs="TH SarabunIT๙" w:hint="cs"/>
+          <w:snapToGrid w:val="0"/>
+          <w:color w:val="auto"/>
+          <w:sz w:val="32"/>
+          <w:szCs w:val="32"/>
+          <w:cs/>
+        </w:rPr>
+        <w:t xml:space="preserve"> </w:t>
+      </w:r>
+      <w:r>
+        <w:rPr>
+          <w:rFonts w:ascii="TH SarabunIT๙" w:hAnsi="TH SarabunIT๙" w:cs="TH SarabunIT๙"/>
+          <w:snapToGrid w:val="0"/>
+          <w:color w:val="auto"/>
+          <w:sz w:val="32"/>
+          <w:szCs w:val="32"/>
+          <w:cs/>
+        </w:rPr>
+        <w:t xml:space="preserve">ลงวันที่ </w:t>
+      </w:r>
+      <w:r>
+        <w:rPr>
+          <w:rFonts w:ascii="TH SarabunIT๙" w:hAnsi="TH SarabunIT๙" w:cs="TH SarabunIT๙"/>
+          <w:snapToGrid w:val="0"/>
+          <w:color w:val="auto"/>
+          <w:sz w:val="32"/>
+          <w:szCs w:val="32"/>
+        </w:rPr>
+        <w:t>[</w:t>
+      </w:r>
+      <w:r>
+        <w:rPr>
+          <w:rFonts w:ascii="TH SarabunIT๙" w:hAnsi="TH SarabunIT๙" w:cs="TH SarabunIT๙"/>
+          <w:snapToGrid w:val="0"/>
+          <w:color w:val="auto"/>
+          <w:sz w:val="32"/>
+          <w:szCs w:val="32"/>
+          <w:cs/>
+        </w:rPr>
+        <w:t>วันที่คำสั่งคณะกรรมการจัดทำแบบรูปรายการงานก่อสร้าง]</w:t>
+      </w:r>
+      <w:r>
+        <w:rPr>
+          <w:rFonts w:ascii="TH SarabunIT๙" w:hAnsi="TH SarabunIT๙" w:cs="TH SarabunIT๙" w:hint="cs"/>
+          <w:snapToGrid w:val="0"/>
+          <w:color w:val="auto"/>
+          <w:sz w:val="32"/>
+          <w:szCs w:val="32"/>
+          <w:cs/>
+        </w:rPr>
+        <w:t xml:space="preserve"> </w:t>
+      </w:r>
+      <w:r>
+        <w:rPr>
+          <w:rFonts w:ascii="TH SarabunIT๙" w:hAnsi="TH SarabunIT๙" w:cs="TH SarabunIT๙"/>
+          <w:snapToGrid w:val="0"/>
+          <w:color w:val="auto"/>
+          <w:sz w:val="32"/>
+          <w:szCs w:val="32"/>
+          <w:cs/>
+        </w:rPr>
+        <w:t xml:space="preserve">ได้ดำเนินการจัดทำแบบรูปรายการงานก่อสร้างโครงการดังกล่าวเสร็จเรียบร้อย และได้ประมาณราคาค่าก่อสร้างเบื้องต้นตามแบบ พร้อมได้เสนอให้นายกองค์การบริหารส่วนตำบลคลองด่าน ในฐานะหัวหน้าหน่วยงานของรัฐพิจารณาอนุมัติ ตามบันทึกข้อความ  ลงวันที่ </w:t>
+      </w:r>
+      <w:r>
+        <w:rPr>
+          <w:rFonts w:ascii="TH SarabunIT๙" w:hAnsi="TH SarabunIT๙" w:cs="TH SarabunIT๙"/>
+          <w:snapToGrid w:val="0"/>
+          <w:color w:val="auto"/>
+          <w:sz w:val="32"/>
+          <w:szCs w:val="32"/>
+        </w:rPr>
+        <w:t>[</w:t>
+      </w:r>
+      <w:r>
+        <w:rPr>
+          <w:rFonts w:ascii="TH SarabunIT๙" w:hAnsi="TH SarabunIT๙" w:cs="TH SarabunIT๙"/>
+          <w:snapToGrid w:val="0"/>
+          <w:color w:val="auto"/>
+          <w:sz w:val="32"/>
+          <w:szCs w:val="32"/>
+          <w:cs/>
+        </w:rPr>
+        <w:t>วันที่หนังสือรายงานการจัดทำแบบรูปรายการ]</w:t>
       </w:r>
     </w:p>
     <w:p>
@@ -4574,7 +4738,27 @@
           <w:sz w:val="32"/>
           <w:szCs w:val="32"/>
         </w:rPr>
-        <w:t>[สูตรค่าK]</w:t>
+        <w:t>[</w:t>
+      </w:r>
+      <w:proofErr w:type="spellStart"/>
+      <w:r>
+        <w:rPr>
+          <w:rFonts w:ascii="TH SarabunIT๙" w:hAnsi="TH SarabunIT๙" w:cs="TH SarabunIT๙"/>
+          <w:color w:val="000000"/>
+          <w:sz w:val="32"/>
+          <w:szCs w:val="32"/>
+        </w:rPr>
+        <w:t>สูตรค่าK</w:t>
+      </w:r>
+      <w:proofErr w:type="spellEnd"/>
+      <w:r>
+        <w:rPr>
+          <w:rFonts w:ascii="TH SarabunIT๙" w:hAnsi="TH SarabunIT๙" w:cs="TH SarabunIT๙"/>
+          <w:color w:val="000000"/>
+          <w:sz w:val="32"/>
+          <w:szCs w:val="32"/>
+        </w:rPr>
+        <w:t>]</w:t>
       </w:r>
     </w:p>
     <w:p>
@@ -6165,7 +6349,16 @@
         <w:szCs w:val="32"/>
         <w:cs/>
       </w:rPr>
-      <w:t>/8.เห็นควร...</w:t>
+      <w:t>/8.</w:t>
+    </w:r>
+    <w:r>
+      <w:rPr>
+        <w:rFonts w:ascii="TH SarabunIT๙" w:hAnsi="TH SarabunIT๙" w:cs="TH SarabunIT๙" w:hint="cs"/>
+        <w:sz w:val="28"/>
+        <w:szCs w:val="32"/>
+        <w:cs/>
+      </w:rPr>
+      <w:t>เห็นควร...</w:t>
     </w:r>
   </w:p>
 </w:ftr>
@@ -6190,7 +6383,16 @@
         <w:szCs w:val="32"/>
         <w:cs/>
       </w:rPr>
-      <w:t>/ข้อกฎหมาย...</w:t>
+      <w:t>/</w:t>
+    </w:r>
+    <w:r>
+      <w:rPr>
+        <w:rFonts w:ascii="TH SarabunIT๙" w:hAnsi="TH SarabunIT๙" w:cs="TH SarabunIT๙"/>
+        <w:sz w:val="28"/>
+        <w:szCs w:val="32"/>
+        <w:cs/>
+      </w:rPr>
+      <w:t>ข้อกฎหมาย...</w:t>
     </w:r>
   </w:p>
 </w:ftr>

--- a/templates/5. นำส่งเอกสารการขออนุมัติ_template.docx
+++ b/templates/5. นำส่งเอกสารการขออนุมัติ_template.docx
@@ -6030,254 +6030,273 @@
         <w:ind w:right="-1"/>
         <w:jc w:val="center"/>
         <w:rPr>
-          <w:rFonts w:ascii="TH SarabunIT๙" w:hAnsi="TH SarabunIT๙" w:cs="TH SarabunIT๙"/>
+          <w:rFonts w:ascii="TH SarabunIT๙" w:hAnsi="TH SarabunIT๙" w:cs="TH SarabunIT๙" w:hint="cs"/>
           <w:sz w:val="32"/>
           <w:szCs w:val="32"/>
         </w:rPr>
       </w:pPr>
     </w:p>
-    <w:p>
-      <w:pPr>
-        <w:ind w:right="-1"/>
-        <w:rPr>
-          <w:rFonts w:ascii="TH SarabunIT๙" w:hAnsi="TH SarabunIT๙" w:cs="TH SarabunIT๙"/>
-          <w:sz w:val="32"/>
-          <w:szCs w:val="32"/>
-        </w:rPr>
-      </w:pPr>
-      <w:r>
-        <w:rPr>
-          <w:rFonts w:ascii="TH SarabunIT๙" w:hAnsi="TH SarabunIT๙" w:cs="TH SarabunIT๙"/>
-          <w:sz w:val="32"/>
-          <w:szCs w:val="32"/>
-          <w:cs/>
-        </w:rPr>
-        <w:tab/>
-      </w:r>
-      <w:r>
-        <w:rPr>
-          <w:rFonts w:ascii="TH SarabunIT๙" w:hAnsi="TH SarabunIT๙" w:cs="TH SarabunIT๙"/>
-          <w:sz w:val="32"/>
-          <w:szCs w:val="32"/>
-          <w:cs/>
-        </w:rPr>
-        <w:tab/>
-      </w:r>
-      <w:r>
-        <w:rPr>
-          <w:rFonts w:ascii="TH SarabunIT๙" w:hAnsi="TH SarabunIT๙" w:cs="TH SarabunIT๙"/>
-          <w:sz w:val="32"/>
-          <w:szCs w:val="32"/>
-          <w:cs/>
-        </w:rPr>
-        <w:tab/>
-      </w:r>
-      <w:r>
-        <w:rPr>
-          <w:rFonts w:ascii="TH SarabunIT๙" w:hAnsi="TH SarabunIT๙" w:cs="TH SarabunIT๙"/>
-          <w:sz w:val="32"/>
-          <w:szCs w:val="32"/>
-          <w:cs/>
-        </w:rPr>
-        <w:tab/>
-      </w:r>
-      <w:r>
-        <w:rPr>
-          <w:rFonts w:ascii="TH SarabunIT๙" w:hAnsi="TH SarabunIT๙" w:cs="TH SarabunIT๙"/>
-          <w:sz w:val="32"/>
-          <w:szCs w:val="32"/>
-          <w:cs/>
-        </w:rPr>
-        <w:tab/>
-      </w:r>
-      <w:r>
-        <w:rPr>
-          <w:rFonts w:ascii="TH SarabunIT๙" w:hAnsi="TH SarabunIT๙" w:cs="TH SarabunIT๙" w:hint="cs"/>
-          <w:sz w:val="32"/>
-          <w:szCs w:val="32"/>
-          <w:cs/>
-        </w:rPr>
-        <w:t>ว่าที่</w:t>
-      </w:r>
-      <w:r>
-        <w:rPr>
-          <w:rFonts w:ascii="TH SarabunIT๙" w:hAnsi="TH SarabunIT๙" w:cs="TH SarabunIT๙"/>
-          <w:sz w:val="32"/>
-          <w:szCs w:val="32"/>
-          <w:cs/>
-        </w:rPr>
-        <w:t xml:space="preserve"> </w:t>
-      </w:r>
-      <w:r>
-        <w:rPr>
-          <w:rFonts w:ascii="TH SarabunIT๙" w:hAnsi="TH SarabunIT๙" w:cs="TH SarabunIT๙" w:hint="cs"/>
-          <w:sz w:val="32"/>
-          <w:szCs w:val="32"/>
-          <w:cs/>
-        </w:rPr>
-        <w:t>ร</w:t>
-      </w:r>
-      <w:r>
-        <w:rPr>
-          <w:rFonts w:ascii="TH SarabunIT๙" w:hAnsi="TH SarabunIT๙" w:cs="TH SarabunIT๙"/>
-          <w:sz w:val="32"/>
-          <w:szCs w:val="32"/>
-          <w:cs/>
-        </w:rPr>
-        <w:t>.</w:t>
-      </w:r>
-      <w:r>
-        <w:rPr>
-          <w:rFonts w:ascii="TH SarabunIT๙" w:hAnsi="TH SarabunIT๙" w:cs="TH SarabunIT๙" w:hint="cs"/>
-          <w:sz w:val="32"/>
-          <w:szCs w:val="32"/>
-          <w:cs/>
-        </w:rPr>
-        <w:t>ต</w:t>
-      </w:r>
-      <w:r>
-        <w:rPr>
-          <w:rFonts w:ascii="TH SarabunIT๙" w:hAnsi="TH SarabunIT๙" w:cs="TH SarabunIT๙"/>
-          <w:sz w:val="32"/>
-          <w:szCs w:val="32"/>
-          <w:cs/>
-        </w:rPr>
-        <w:t>.</w:t>
-      </w:r>
-    </w:p>
-    <w:p>
-      <w:pPr>
-        <w:tabs>
-          <w:tab w:val="left" w:pos="4536"/>
-        </w:tabs>
-        <w:ind w:right="-1"/>
-        <w:rPr>
-          <w:rFonts w:ascii="TH SarabunIT๙" w:hAnsi="TH SarabunIT๙" w:cs="TH SarabunIT๙"/>
-          <w:sz w:val="32"/>
-          <w:szCs w:val="32"/>
-        </w:rPr>
-      </w:pPr>
-      <w:r>
-        <w:rPr>
-          <w:rFonts w:ascii="TH SarabunIT๙" w:hAnsi="TH SarabunIT๙" w:cs="TH SarabunIT๙"/>
-          <w:sz w:val="32"/>
-          <w:szCs w:val="32"/>
-          <w:cs/>
-        </w:rPr>
-        <w:tab/>
-      </w:r>
-      <w:r>
-        <w:rPr>
-          <w:rFonts w:ascii="TH SarabunIT๙" w:hAnsi="TH SarabunIT๙" w:cs="TH SarabunIT๙"/>
-          <w:sz w:val="32"/>
-          <w:szCs w:val="32"/>
-          <w:cs/>
-        </w:rPr>
-        <w:t>(</w:t>
-      </w:r>
-      <w:r>
-        <w:rPr>
-          <w:rFonts w:ascii="TH SarabunIT๙" w:hAnsi="TH SarabunIT๙" w:cs="TH SarabunIT๙" w:hint="cs"/>
-          <w:sz w:val="32"/>
-          <w:szCs w:val="32"/>
-          <w:cs/>
-        </w:rPr>
-        <w:t>คมสรร</w:t>
-      </w:r>
-      <w:r>
-        <w:rPr>
-          <w:rFonts w:ascii="TH SarabunIT๙" w:hAnsi="TH SarabunIT๙" w:cs="TH SarabunIT๙"/>
-          <w:sz w:val="32"/>
-          <w:szCs w:val="32"/>
-          <w:cs/>
-        </w:rPr>
-        <w:t xml:space="preserve">   </w:t>
-      </w:r>
-      <w:r>
-        <w:rPr>
-          <w:rFonts w:ascii="TH SarabunIT๙" w:hAnsi="TH SarabunIT๙" w:cs="TH SarabunIT๙" w:hint="cs"/>
-          <w:sz w:val="32"/>
-          <w:szCs w:val="32"/>
-          <w:cs/>
-        </w:rPr>
-        <w:t>เครือศรี</w:t>
-      </w:r>
-      <w:r>
-        <w:rPr>
-          <w:rFonts w:ascii="TH SarabunIT๙" w:hAnsi="TH SarabunIT๙" w:cs="TH SarabunIT๙"/>
-          <w:sz w:val="32"/>
-          <w:szCs w:val="32"/>
-          <w:cs/>
-        </w:rPr>
-        <w:t>)</w:t>
-      </w:r>
-    </w:p>
-    <w:p>
-      <w:pPr>
-        <w:ind w:right="-1"/>
-        <w:rPr>
-          <w:rFonts w:ascii="TH SarabunIT๙" w:hAnsi="TH SarabunIT๙" w:cs="TH SarabunIT๙"/>
-          <w:sz w:val="32"/>
-          <w:szCs w:val="32"/>
-        </w:rPr>
-      </w:pPr>
-      <w:r>
-        <w:rPr>
-          <w:rFonts w:ascii="TH SarabunIT๙" w:hAnsi="TH SarabunIT๙" w:cs="TH SarabunIT๙"/>
-          <w:sz w:val="32"/>
-          <w:szCs w:val="32"/>
-          <w:cs/>
-        </w:rPr>
-        <w:tab/>
-      </w:r>
-      <w:r>
-        <w:rPr>
-          <w:rFonts w:ascii="TH SarabunIT๙" w:hAnsi="TH SarabunIT๙" w:cs="TH SarabunIT๙"/>
-          <w:sz w:val="32"/>
-          <w:szCs w:val="32"/>
-          <w:cs/>
-        </w:rPr>
-        <w:tab/>
-      </w:r>
-      <w:r>
-        <w:rPr>
-          <w:rFonts w:ascii="TH SarabunIT๙" w:hAnsi="TH SarabunIT๙" w:cs="TH SarabunIT๙"/>
-          <w:sz w:val="32"/>
-          <w:szCs w:val="32"/>
-          <w:cs/>
-        </w:rPr>
-        <w:tab/>
-      </w:r>
-      <w:r>
-        <w:rPr>
-          <w:rFonts w:ascii="TH SarabunIT๙" w:hAnsi="TH SarabunIT๙" w:cs="TH SarabunIT๙"/>
-          <w:sz w:val="32"/>
-          <w:szCs w:val="32"/>
-          <w:cs/>
-        </w:rPr>
-        <w:tab/>
-      </w:r>
-      <w:r>
-        <w:rPr>
-          <w:rFonts w:ascii="TH SarabunIT๙" w:hAnsi="TH SarabunIT๙" w:cs="TH SarabunIT๙" w:hint="cs"/>
-          <w:sz w:val="32"/>
-          <w:szCs w:val="32"/>
-          <w:cs/>
-        </w:rPr>
-        <w:t>ผู้อำนวยการกองช่าง</w:t>
-      </w:r>
-      <w:r>
-        <w:rPr>
-          <w:rFonts w:ascii="TH SarabunPSK" w:hAnsi="TH SarabunPSK" w:cs="TH SarabunPSK" w:hint="cs"/>
-          <w:snapToGrid w:val="0"/>
-          <w:sz w:val="32"/>
-          <w:szCs w:val="32"/>
-          <w:cs/>
-          <w:lang w:eastAsia="th-TH"/>
-        </w:rPr>
-        <w:t>องค์การบริหารส่วนตำบลคลองด่าน</w:t>
-      </w:r>
-    </w:p>
+    <w:tbl>
+      <w:tblPr>
+        <w:tblStyle w:val="TableGrid"/>
+        <w:tblW w:w="0" w:type="auto"/>
+        <w:tblBorders>
+          <w:top w:val="none" w:sz="0" w:space="0" w:color="auto"/>
+          <w:left w:val="none" w:sz="0" w:space="0" w:color="auto"/>
+          <w:bottom w:val="none" w:sz="0" w:space="0" w:color="auto"/>
+          <w:right w:val="none" w:sz="0" w:space="0" w:color="auto"/>
+          <w:insideH w:val="none" w:sz="0" w:space="0" w:color="auto"/>
+          <w:insideV w:val="none" w:sz="0" w:space="0" w:color="auto"/>
+        </w:tblBorders>
+        <w:tblLook w:val="04A0" w:firstRow="1" w:lastRow="0" w:firstColumn="1" w:lastColumn="0" w:noHBand="0" w:noVBand="1"/>
+      </w:tblPr>
+      <w:tblGrid>
+        <w:gridCol w:w="1035"/>
+        <w:gridCol w:w="2929"/>
+        <w:gridCol w:w="5097"/>
+      </w:tblGrid>
+      <w:tr>
+        <w:tc>
+          <w:tcPr>
+            <w:tcW w:w="1035" w:type="dxa"/>
+          </w:tcPr>
+          <w:p>
+            <w:pPr>
+              <w:ind w:right="-1"/>
+              <w:jc w:val="right"/>
+              <w:rPr>
+                <w:rFonts w:ascii="TH SarabunIT๙" w:hAnsi="TH SarabunIT๙" w:cs="TH SarabunIT๙"/>
+                <w:sz w:val="32"/>
+                <w:szCs w:val="32"/>
+              </w:rPr>
+            </w:pPr>
+          </w:p>
+        </w:tc>
+        <w:tc>
+          <w:tcPr>
+            <w:tcW w:w="2929" w:type="dxa"/>
+          </w:tcPr>
+          <w:p>
+            <w:pPr>
+              <w:ind w:right="-1"/>
+              <w:jc w:val="right"/>
+              <w:rPr>
+                <w:rFonts w:ascii="TH SarabunIT๙" w:hAnsi="TH SarabunIT๙" w:cs="TH SarabunIT๙"/>
+                <w:sz w:val="32"/>
+                <w:szCs w:val="32"/>
+              </w:rPr>
+            </w:pPr>
+            <w:r>
+              <w:rPr>
+                <w:rFonts w:ascii="TH SarabunIT๙" w:hAnsi="TH SarabunIT๙" w:cs="TH SarabunIT๙" w:hint="cs"/>
+                <w:sz w:val="32"/>
+                <w:szCs w:val="32"/>
+                <w:cs/>
+              </w:rPr>
+              <w:t>ว่าที่</w:t>
+            </w:r>
+            <w:r>
+              <w:rPr>
+                <w:rFonts w:ascii="TH SarabunIT๙" w:hAnsi="TH SarabunIT๙" w:cs="TH SarabunIT๙"/>
+                <w:sz w:val="32"/>
+                <w:szCs w:val="32"/>
+                <w:cs/>
+              </w:rPr>
+              <w:t xml:space="preserve"> </w:t>
+            </w:r>
+            <w:r>
+              <w:rPr>
+                <w:rFonts w:ascii="TH SarabunIT๙" w:hAnsi="TH SarabunIT๙" w:cs="TH SarabunIT๙" w:hint="cs"/>
+                <w:sz w:val="32"/>
+                <w:szCs w:val="32"/>
+                <w:cs/>
+              </w:rPr>
+              <w:t>ร</w:t>
+            </w:r>
+            <w:r>
+              <w:rPr>
+                <w:rFonts w:ascii="TH SarabunIT๙" w:hAnsi="TH SarabunIT๙" w:cs="TH SarabunIT๙"/>
+                <w:sz w:val="32"/>
+                <w:szCs w:val="32"/>
+                <w:cs/>
+              </w:rPr>
+              <w:t>.</w:t>
+            </w:r>
+            <w:r>
+              <w:rPr>
+                <w:rFonts w:ascii="TH SarabunIT๙" w:hAnsi="TH SarabunIT๙" w:cs="TH SarabunIT๙" w:hint="cs"/>
+                <w:sz w:val="32"/>
+                <w:szCs w:val="32"/>
+                <w:cs/>
+              </w:rPr>
+              <w:t>ต</w:t>
+            </w:r>
+            <w:r>
+              <w:rPr>
+                <w:rFonts w:ascii="TH SarabunIT๙" w:hAnsi="TH SarabunIT๙" w:cs="TH SarabunIT๙"/>
+                <w:sz w:val="32"/>
+                <w:szCs w:val="32"/>
+                <w:cs/>
+              </w:rPr>
+              <w:t>.</w:t>
+            </w:r>
+          </w:p>
+        </w:tc>
+        <w:tc>
+          <w:tcPr>
+            <w:tcW w:w="5097" w:type="dxa"/>
+          </w:tcPr>
+          <w:p>
+            <w:pPr>
+              <w:ind w:right="-1"/>
+              <w:jc w:val="center"/>
+              <w:rPr>
+                <w:rFonts w:ascii="TH SarabunIT๙" w:hAnsi="TH SarabunIT๙" w:cs="TH SarabunIT๙"/>
+                <w:sz w:val="32"/>
+                <w:szCs w:val="32"/>
+              </w:rPr>
+            </w:pPr>
+          </w:p>
+        </w:tc>
+      </w:tr>
+      <w:tr>
+        <w:tc>
+          <w:tcPr>
+            <w:tcW w:w="1035" w:type="dxa"/>
+          </w:tcPr>
+          <w:p>
+            <w:pPr>
+              <w:ind w:right="-1"/>
+              <w:jc w:val="center"/>
+              <w:rPr>
+                <w:rFonts w:ascii="TH SarabunIT๙" w:hAnsi="TH SarabunIT๙" w:cs="TH SarabunIT๙"/>
+                <w:sz w:val="32"/>
+                <w:szCs w:val="32"/>
+              </w:rPr>
+            </w:pPr>
+          </w:p>
+        </w:tc>
+        <w:tc>
+          <w:tcPr>
+            <w:tcW w:w="8026" w:type="dxa"/>
+            <w:gridSpan w:val="2"/>
+          </w:tcPr>
+          <w:p>
+            <w:pPr>
+              <w:ind w:right="-1"/>
+              <w:jc w:val="center"/>
+              <w:rPr>
+                <w:rFonts w:ascii="TH SarabunIT๙" w:hAnsi="TH SarabunIT๙" w:cs="TH SarabunIT๙"/>
+                <w:sz w:val="32"/>
+                <w:szCs w:val="32"/>
+                <w:cs/>
+              </w:rPr>
+            </w:pPr>
+            <w:r>
+              <w:rPr>
+                <w:rFonts w:ascii="TH SarabunIT๙" w:hAnsi="TH SarabunIT๙" w:cs="TH SarabunIT๙"/>
+                <w:sz w:val="32"/>
+                <w:szCs w:val="32"/>
+                <w:cs/>
+              </w:rPr>
+              <w:t>(</w:t>
+            </w:r>
+            <w:r>
+              <w:rPr>
+                <w:rFonts w:ascii="TH SarabunIT๙" w:hAnsi="TH SarabunIT๙" w:cs="TH SarabunIT๙" w:hint="cs"/>
+                <w:sz w:val="32"/>
+                <w:szCs w:val="32"/>
+                <w:cs/>
+              </w:rPr>
+              <w:t>คมสรร</w:t>
+            </w:r>
+            <w:r>
+              <w:rPr>
+                <w:rFonts w:ascii="TH SarabunIT๙" w:hAnsi="TH SarabunIT๙" w:cs="TH SarabunIT๙"/>
+                <w:sz w:val="32"/>
+                <w:szCs w:val="32"/>
+                <w:cs/>
+              </w:rPr>
+              <w:t xml:space="preserve">  </w:t>
+            </w:r>
+            <w:r>
+              <w:rPr>
+                <w:rFonts w:ascii="TH SarabunIT๙" w:hAnsi="TH SarabunIT๙" w:cs="TH SarabunIT๙" w:hint="cs"/>
+                <w:sz w:val="32"/>
+                <w:szCs w:val="32"/>
+                <w:cs/>
+              </w:rPr>
+              <w:t>เครือศรี</w:t>
+            </w:r>
+            <w:r>
+              <w:rPr>
+                <w:rFonts w:ascii="TH SarabunIT๙" w:hAnsi="TH SarabunIT๙" w:cs="TH SarabunIT๙"/>
+                <w:sz w:val="32"/>
+                <w:szCs w:val="32"/>
+                <w:cs/>
+              </w:rPr>
+              <w:t>)</w:t>
+            </w:r>
+          </w:p>
+        </w:tc>
+      </w:tr>
+      <w:tr>
+        <w:tc>
+          <w:tcPr>
+            <w:tcW w:w="1035" w:type="dxa"/>
+          </w:tcPr>
+          <w:p>
+            <w:pPr>
+              <w:ind w:right="-1"/>
+              <w:jc w:val="center"/>
+              <w:rPr>
+                <w:rFonts w:ascii="TH SarabunIT๙" w:hAnsi="TH SarabunIT๙" w:cs="TH SarabunIT๙"/>
+                <w:sz w:val="32"/>
+                <w:szCs w:val="32"/>
+              </w:rPr>
+            </w:pPr>
+          </w:p>
+        </w:tc>
+        <w:tc>
+          <w:tcPr>
+            <w:tcW w:w="8026" w:type="dxa"/>
+            <w:gridSpan w:val="2"/>
+          </w:tcPr>
+          <w:p>
+            <w:pPr>
+              <w:ind w:right="-1"/>
+              <w:jc w:val="center"/>
+              <w:rPr>
+                <w:rFonts w:ascii="TH SarabunIT๙" w:hAnsi="TH SarabunIT๙" w:cs="TH SarabunIT๙"/>
+                <w:sz w:val="32"/>
+                <w:szCs w:val="32"/>
+                <w:cs/>
+              </w:rPr>
+            </w:pPr>
+            <w:r>
+              <w:rPr>
+                <w:rFonts w:ascii="TH SarabunIT๙" w:hAnsi="TH SarabunIT๙" w:cs="TH SarabunIT๙" w:hint="cs"/>
+                <w:sz w:val="32"/>
+                <w:szCs w:val="32"/>
+                <w:cs/>
+              </w:rPr>
+              <w:t>ผู้อำนวยการกองช่าง</w:t>
+            </w:r>
+            <w:r>
+              <w:rPr>
+                <w:rFonts w:ascii="TH SarabunPSK" w:hAnsi="TH SarabunPSK" w:cs="TH SarabunPSK" w:hint="cs"/>
+                <w:snapToGrid w:val="0"/>
+                <w:sz w:val="32"/>
+                <w:szCs w:val="32"/>
+                <w:cs/>
+                <w:lang w:eastAsia="th-TH"/>
+              </w:rPr>
+              <w:t>องค์การบริหารส่วนตำบลคลองด่าน</w:t>
+            </w:r>
+          </w:p>
+        </w:tc>
+      </w:tr>
+    </w:tbl>
     <w:p>
       <w:pPr>
         <w:ind w:right="-1"/>
@@ -7244,6 +7263,21 @@
       <w:lang w:eastAsia="zh-CN"/>
     </w:rPr>
   </w:style>
+  <w:style w:type="table" w:styleId="TableGrid">
+    <w:name w:val="Table Grid"/>
+    <w:basedOn w:val="TableNormal"/>
+    <w:rsid w:val="002010DA"/>
+    <w:tblPr>
+      <w:tblBorders>
+        <w:top w:val="single" w:sz="4" w:space="0" w:color="auto"/>
+        <w:left w:val="single" w:sz="4" w:space="0" w:color="auto"/>
+        <w:bottom w:val="single" w:sz="4" w:space="0" w:color="auto"/>
+        <w:right w:val="single" w:sz="4" w:space="0" w:color="auto"/>
+        <w:insideH w:val="single" w:sz="4" w:space="0" w:color="auto"/>
+        <w:insideV w:val="single" w:sz="4" w:space="0" w:color="auto"/>
+      </w:tblBorders>
+    </w:tblPr>
+  </w:style>
 </w:styles>
 </file>
 
